--- a/智能家居控制系统论文.docx
+++ b/智能家居控制系统论文.docx
@@ -454,7 +454,7 @@
           <w:b w:val="0"/>
           <w:sz w:val="24"/>
         </w:rPr>
-        <w:t>随着物联网（IoT）技术的迅猛发展，智能家居已经从概念走向现实，成为提升生活品质的重要手段。传统的家居控制方式依赖人工操作，无法实现远程监控和智能化管理。基于物联网平台的智能家居系统能够将各类传感器、执行器通过网络连接，实现数据的远程采集、传输、存储和分析，为用户提供便捷、智能的家居管理体验。</w:t>
+        <w:t>随着物联网技术的迅猛发展，智能家居已经从概念走向现实，成为提升生活品质的重要手段。传统的家居控制方式依赖人工操作，无法实现远程监控和智能化管理。基于物联网平台的智能家居系统能够将各类传感器、执行器通过网络连接，实现数据的远程采集、传输、存储和分析，为用户提供便捷、智能的家居管理体验。</w:t>
       </w:r>
     </w:p>
     <w:p>
@@ -498,7 +498,7 @@
           <w:b w:val="0"/>
           <w:sz w:val="24"/>
         </w:rPr>
-        <w:t>（1）传感器数据采集：采集温度（DHT11）、光照强度（光敏电阻）数据；</w:t>
+        <w:t>系统需要实现以下功能目标：</w:t>
       </w:r>
     </w:p>
     <w:p>
@@ -513,7 +513,7 @@
           <w:b w:val="0"/>
           <w:sz w:val="24"/>
         </w:rPr>
-        <w:t>（2）数据远程上报：通过MQTT协议将传感器数据上报至OneNET物联网平台；</w:t>
+        <w:t>（1）传感器数据采集：采集温度（DHT11）、光照强度（光敏电阻）数据。</w:t>
       </w:r>
     </w:p>
     <w:p>
@@ -528,7 +528,7 @@
           <w:b w:val="0"/>
           <w:sz w:val="24"/>
         </w:rPr>
-        <w:t>（3）设备远程控制：通过OneNET平台下发控制指令，实现风扇调速（0-1000 r/min，PWM控制）；</w:t>
+        <w:t>（2）数据远程上报：通过MQTT协议将传感器数据上报至OneNET物联网平台。</w:t>
       </w:r>
     </w:p>
     <w:p>
@@ -543,7 +543,7 @@
           <w:b w:val="0"/>
           <w:sz w:val="24"/>
         </w:rPr>
-        <w:t>（4）LED自动控制：当光照强度低于1000 Lux时自动点亮LED灯；</w:t>
+        <w:t>（3）设备远程控制：通过OneNET平台下发控制指令，实现风扇调速（0-1000 r/min，PWM控制）。</w:t>
       </w:r>
     </w:p>
     <w:p>
@@ -558,7 +558,7 @@
           <w:b w:val="0"/>
           <w:sz w:val="24"/>
         </w:rPr>
-        <w:t>（5）Web实时监控：Django上位机提供Web界面，实时显示传感器数据和设备状态；</w:t>
+        <w:t>（4）LED自动控制：当光照强度低于1000 Lux时自动点亮LED灯。</w:t>
       </w:r>
     </w:p>
     <w:p>
@@ -573,7 +573,22 @@
           <w:b w:val="0"/>
           <w:sz w:val="24"/>
         </w:rPr>
-        <w:t>（6）温度预测：基于机器学习算法（随机森林回归）预测未来温度，提供风扇转速建议；</w:t>
+        <w:t>（5）Web实时监控：Django上位机提供Web界面，实时显示传感器数据和设备状态。</w:t>
+      </w:r>
+    </w:p>
+    <w:p>
+      <w:pPr>
+        <w:jc w:val="both"/>
+        <w:spacing w:line="300" w:lineRule="auto"/>
+        <w:ind w:firstLine="480"/>
+      </w:pPr>
+      <w:r>
+        <w:rPr>
+          <w:rFonts w:ascii="Times New Roman" w:hAnsi="Times New Roman" w:eastAsia="宋体"/>
+          <w:b w:val="0"/>
+          <w:sz w:val="24"/>
+        </w:rPr>
+        <w:t>（6）温度预测：基于机器学习算法（随机森林回归）预测未来温度，提供风扇转速建议。</w:t>
       </w:r>
     </w:p>
     <w:p>
@@ -617,7 +632,7 @@
           <w:b w:val="0"/>
           <w:sz w:val="24"/>
         </w:rPr>
-        <w:t>（1）数据轮询间隔：3秒；</w:t>
+        <w:t>（1）数据轮询间隔：3秒。</w:t>
       </w:r>
     </w:p>
     <w:p>
@@ -632,7 +647,7 @@
           <w:b w:val="0"/>
           <w:sz w:val="24"/>
         </w:rPr>
-        <w:t>（2）控制指令响应时间：不超过10秒；</w:t>
+        <w:t>（2）控制指令响应时间：不超过10秒。</w:t>
       </w:r>
     </w:p>
     <w:p>
@@ -647,7 +662,7 @@
           <w:b w:val="0"/>
           <w:sz w:val="24"/>
         </w:rPr>
-        <w:t>（3）系统稳定性：支持长时间连续运行；</w:t>
+        <w:t>（3）系统稳定性：支持长时间连续运行。</w:t>
       </w:r>
     </w:p>
     <w:p>
@@ -662,7 +677,7 @@
           <w:b w:val="0"/>
           <w:sz w:val="24"/>
         </w:rPr>
-        <w:t>（4）数据存储：保留最近500条历史记录；</w:t>
+        <w:t>（4）数据存储：保留最近500条历史记录。</w:t>
       </w:r>
     </w:p>
     <w:p>
@@ -677,7 +692,7 @@
           <w:b w:val="0"/>
           <w:sz w:val="24"/>
         </w:rPr>
-        <w:t>（5）硬件限制：STM32F103C8T6主控，ESP8266 WiFi模块；</w:t>
+        <w:t>（5）硬件限制：STM32F103C8T6主控，ESP8266 WiFi模块。</w:t>
       </w:r>
     </w:p>
     <w:p>
@@ -740,6 +755,20 @@
     </w:p>
     <w:p>
       <w:pPr>
+        <w:jc w:val="center"/>
+        <w:spacing w:line="300" w:lineRule="auto"/>
+      </w:pPr>
+      <w:r>
+        <w:rPr>
+          <w:rFonts w:ascii="Times New Roman" w:hAnsi="Times New Roman" w:eastAsia="宋体"/>
+          <w:b w:val="0"/>
+          <w:sz w:val="24"/>
+        </w:rPr>
+        <w:t>（此处插入系统架构图）</w:t>
+      </w:r>
+    </w:p>
+    <w:p>
+      <w:pPr>
         <w:jc w:val="left"/>
         <w:spacing w:line="300" w:lineRule="auto"/>
       </w:pPr>
@@ -764,350 +793,9 @@
           <w:b w:val="0"/>
           <w:sz w:val="24"/>
         </w:rPr>
-        <w:t>系统硬件配置如下表所示：</w:t>
+        <w:t>系统硬件主要由以下部分组成：主控芯片采用STM32F103C8T6，基于ARM Cortex-M3内核，主频72MHz；WiFi模块采用ESP8266，通过USART3与STM32通信，负责MQTT连接OneNET平台；温度传感器采用DHT11，连接PA0引脚，采集温湿度数据；光照传感器采用光敏电阻，连接PA1引脚（ADC采集），测量范围0-5000 Lux；风扇采用直流电机，连接PB6引脚（TIM4通道1 PWM），实现0-1000 r/min调速；LED灯连接PA3引脚，低电平点亮，由光照传感器自动控制。</w:t>
       </w:r>
     </w:p>
-    <w:tbl>
-      <w:tblPr>
-        <w:tblStyle w:val="TableGrid"/>
-        <w:tblW w:type="auto" w:w="0"/>
-        <w:tblLook w:firstColumn="1" w:firstRow="1" w:lastColumn="0" w:lastRow="0" w:noHBand="0" w:noVBand="1" w:val="04A0"/>
-      </w:tblPr>
-      <w:tblGrid>
-        <w:gridCol w:w="3324"/>
-        <w:gridCol w:w="3324"/>
-        <w:gridCol w:w="3324"/>
-      </w:tblGrid>
-      <w:tr>
-        <w:tc>
-          <w:tcPr>
-            <w:tcW w:type="dxa" w:w="3324"/>
-          </w:tcPr>
-          <w:p>
-            <w:r>
-              <w:rPr>
-                <w:rFonts w:ascii="Times New Roman" w:hAnsi="Times New Roman" w:eastAsia="宋体"/>
-                <w:b/>
-                <w:sz w:val="20"/>
-              </w:rPr>
-              <w:t>组件</w:t>
-            </w:r>
-          </w:p>
-        </w:tc>
-        <w:tc>
-          <w:tcPr>
-            <w:tcW w:type="dxa" w:w="3324"/>
-          </w:tcPr>
-          <w:p>
-            <w:r>
-              <w:rPr>
-                <w:rFonts w:ascii="Times New Roman" w:hAnsi="Times New Roman" w:eastAsia="宋体"/>
-                <w:b/>
-                <w:sz w:val="20"/>
-              </w:rPr>
-              <w:t>型号/引脚</w:t>
-            </w:r>
-          </w:p>
-        </w:tc>
-        <w:tc>
-          <w:tcPr>
-            <w:tcW w:type="dxa" w:w="3324"/>
-          </w:tcPr>
-          <w:p>
-            <w:r>
-              <w:rPr>
-                <w:rFonts w:ascii="Times New Roman" w:hAnsi="Times New Roman" w:eastAsia="宋体"/>
-                <w:b/>
-                <w:sz w:val="20"/>
-              </w:rPr>
-              <w:t>功能说明</w:t>
-            </w:r>
-          </w:p>
-        </w:tc>
-      </w:tr>
-      <w:tr>
-        <w:tc>
-          <w:tcPr>
-            <w:tcW w:type="dxa" w:w="3324"/>
-          </w:tcPr>
-          <w:p>
-            <w:r>
-              <w:rPr>
-                <w:rFonts w:ascii="Times New Roman" w:hAnsi="Times New Roman" w:eastAsia="宋体"/>
-                <w:b w:val="0"/>
-                <w:sz w:val="20"/>
-              </w:rPr>
-              <w:t>主控芯片</w:t>
-            </w:r>
-          </w:p>
-        </w:tc>
-        <w:tc>
-          <w:tcPr>
-            <w:tcW w:type="dxa" w:w="3324"/>
-          </w:tcPr>
-          <w:p>
-            <w:r>
-              <w:rPr>
-                <w:rFonts w:ascii="Times New Roman" w:hAnsi="Times New Roman" w:eastAsia="宋体"/>
-                <w:b w:val="0"/>
-                <w:sz w:val="20"/>
-              </w:rPr>
-              <w:t>STM32F103C8T6</w:t>
-            </w:r>
-          </w:p>
-        </w:tc>
-        <w:tc>
-          <w:tcPr>
-            <w:tcW w:type="dxa" w:w="3324"/>
-          </w:tcPr>
-          <w:p>
-            <w:r>
-              <w:rPr>
-                <w:rFonts w:ascii="Times New Roman" w:hAnsi="Times New Roman" w:eastAsia="宋体"/>
-                <w:b w:val="0"/>
-                <w:sz w:val="20"/>
-              </w:rPr>
-              <w:t>ARM Cortex-M3内核，72MHz主频</w:t>
-            </w:r>
-          </w:p>
-        </w:tc>
-      </w:tr>
-      <w:tr>
-        <w:tc>
-          <w:tcPr>
-            <w:tcW w:type="dxa" w:w="3324"/>
-          </w:tcPr>
-          <w:p>
-            <w:r>
-              <w:rPr>
-                <w:rFonts w:ascii="Times New Roman" w:hAnsi="Times New Roman" w:eastAsia="宋体"/>
-                <w:b w:val="0"/>
-                <w:sz w:val="20"/>
-              </w:rPr>
-              <w:t>WiFi模块</w:t>
-            </w:r>
-          </w:p>
-        </w:tc>
-        <w:tc>
-          <w:tcPr>
-            <w:tcW w:type="dxa" w:w="3324"/>
-          </w:tcPr>
-          <w:p>
-            <w:r>
-              <w:rPr>
-                <w:rFonts w:ascii="Times New Roman" w:hAnsi="Times New Roman" w:eastAsia="宋体"/>
-                <w:b w:val="0"/>
-                <w:sz w:val="20"/>
-              </w:rPr>
-              <w:t>ESP8266 (USART3)</w:t>
-            </w:r>
-          </w:p>
-        </w:tc>
-        <w:tc>
-          <w:tcPr>
-            <w:tcW w:type="dxa" w:w="3324"/>
-          </w:tcPr>
-          <w:p>
-            <w:r>
-              <w:rPr>
-                <w:rFonts w:ascii="Times New Roman" w:hAnsi="Times New Roman" w:eastAsia="宋体"/>
-                <w:b w:val="0"/>
-                <w:sz w:val="20"/>
-              </w:rPr>
-              <w:t>MQTT通信，连接OneNET平台</w:t>
-            </w:r>
-          </w:p>
-        </w:tc>
-      </w:tr>
-      <w:tr>
-        <w:tc>
-          <w:tcPr>
-            <w:tcW w:type="dxa" w:w="3324"/>
-          </w:tcPr>
-          <w:p>
-            <w:r>
-              <w:rPr>
-                <w:rFonts w:ascii="Times New Roman" w:hAnsi="Times New Roman" w:eastAsia="宋体"/>
-                <w:b w:val="0"/>
-                <w:sz w:val="20"/>
-              </w:rPr>
-              <w:t>温度传感器</w:t>
-            </w:r>
-          </w:p>
-        </w:tc>
-        <w:tc>
-          <w:tcPr>
-            <w:tcW w:type="dxa" w:w="3324"/>
-          </w:tcPr>
-          <w:p>
-            <w:r>
-              <w:rPr>
-                <w:rFonts w:ascii="Times New Roman" w:hAnsi="Times New Roman" w:eastAsia="宋体"/>
-                <w:b w:val="0"/>
-                <w:sz w:val="20"/>
-              </w:rPr>
-              <w:t>DHT11 (PA0)</w:t>
-            </w:r>
-          </w:p>
-        </w:tc>
-        <w:tc>
-          <w:tcPr>
-            <w:tcW w:type="dxa" w:w="3324"/>
-          </w:tcPr>
-          <w:p>
-            <w:r>
-              <w:rPr>
-                <w:rFonts w:ascii="Times New Roman" w:hAnsi="Times New Roman" w:eastAsia="宋体"/>
-                <w:b w:val="0"/>
-                <w:sz w:val="20"/>
-              </w:rPr>
-              <w:t>温湿度数据采集</w:t>
-            </w:r>
-          </w:p>
-        </w:tc>
-      </w:tr>
-      <w:tr>
-        <w:tc>
-          <w:tcPr>
-            <w:tcW w:type="dxa" w:w="3324"/>
-          </w:tcPr>
-          <w:p>
-            <w:r>
-              <w:rPr>
-                <w:rFonts w:ascii="Times New Roman" w:hAnsi="Times New Roman" w:eastAsia="宋体"/>
-                <w:b w:val="0"/>
-                <w:sz w:val="20"/>
-              </w:rPr>
-              <w:t>光照传感器</w:t>
-            </w:r>
-          </w:p>
-        </w:tc>
-        <w:tc>
-          <w:tcPr>
-            <w:tcW w:type="dxa" w:w="3324"/>
-          </w:tcPr>
-          <w:p>
-            <w:r>
-              <w:rPr>
-                <w:rFonts w:ascii="Times New Roman" w:hAnsi="Times New Roman" w:eastAsia="宋体"/>
-                <w:b w:val="0"/>
-                <w:sz w:val="20"/>
-              </w:rPr>
-              <w:t>光敏电阻 (PA1 ADC)</w:t>
-            </w:r>
-          </w:p>
-        </w:tc>
-        <w:tc>
-          <w:tcPr>
-            <w:tcW w:type="dxa" w:w="3324"/>
-          </w:tcPr>
-          <w:p>
-            <w:r>
-              <w:rPr>
-                <w:rFonts w:ascii="Times New Roman" w:hAnsi="Times New Roman" w:eastAsia="宋体"/>
-                <w:b w:val="0"/>
-                <w:sz w:val="20"/>
-              </w:rPr>
-              <w:t>光照强度采集，0-5000 Lux</w:t>
-            </w:r>
-          </w:p>
-        </w:tc>
-      </w:tr>
-      <w:tr>
-        <w:tc>
-          <w:tcPr>
-            <w:tcW w:type="dxa" w:w="3324"/>
-          </w:tcPr>
-          <w:p>
-            <w:r>
-              <w:rPr>
-                <w:rFonts w:ascii="Times New Roman" w:hAnsi="Times New Roman" w:eastAsia="宋体"/>
-                <w:b w:val="0"/>
-                <w:sz w:val="20"/>
-              </w:rPr>
-              <w:t>风扇</w:t>
-            </w:r>
-          </w:p>
-        </w:tc>
-        <w:tc>
-          <w:tcPr>
-            <w:tcW w:type="dxa" w:w="3324"/>
-          </w:tcPr>
-          <w:p>
-            <w:r>
-              <w:rPr>
-                <w:rFonts w:ascii="Times New Roman" w:hAnsi="Times New Roman" w:eastAsia="宋体"/>
-                <w:b w:val="0"/>
-                <w:sz w:val="20"/>
-              </w:rPr>
-              <w:t>直流电机 (PB6 PWM)</w:t>
-            </w:r>
-          </w:p>
-        </w:tc>
-        <w:tc>
-          <w:tcPr>
-            <w:tcW w:type="dxa" w:w="3324"/>
-          </w:tcPr>
-          <w:p>
-            <w:r>
-              <w:rPr>
-                <w:rFonts w:ascii="Times New Roman" w:hAnsi="Times New Roman" w:eastAsia="宋体"/>
-                <w:b w:val="0"/>
-                <w:sz w:val="20"/>
-              </w:rPr>
-              <w:t>TIM4通道1 PWM调速，0-1000 r/min</w:t>
-            </w:r>
-          </w:p>
-        </w:tc>
-      </w:tr>
-      <w:tr>
-        <w:tc>
-          <w:tcPr>
-            <w:tcW w:type="dxa" w:w="3324"/>
-          </w:tcPr>
-          <w:p>
-            <w:r>
-              <w:rPr>
-                <w:rFonts w:ascii="Times New Roman" w:hAnsi="Times New Roman" w:eastAsia="宋体"/>
-                <w:b w:val="0"/>
-                <w:sz w:val="20"/>
-              </w:rPr>
-              <w:t>LED灯</w:t>
-            </w:r>
-          </w:p>
-        </w:tc>
-        <w:tc>
-          <w:tcPr>
-            <w:tcW w:type="dxa" w:w="3324"/>
-          </w:tcPr>
-          <w:p>
-            <w:r>
-              <w:rPr>
-                <w:rFonts w:ascii="Times New Roman" w:hAnsi="Times New Roman" w:eastAsia="宋体"/>
-                <w:b w:val="0"/>
-                <w:sz w:val="20"/>
-              </w:rPr>
-              <w:t>PA3 (低电平点亮)</w:t>
-            </w:r>
-          </w:p>
-        </w:tc>
-        <w:tc>
-          <w:tcPr>
-            <w:tcW w:type="dxa" w:w="3324"/>
-          </w:tcPr>
-          <w:p>
-            <w:r>
-              <w:rPr>
-                <w:rFonts w:ascii="Times New Roman" w:hAnsi="Times New Roman" w:eastAsia="宋体"/>
-                <w:b w:val="0"/>
-                <w:sz w:val="20"/>
-              </w:rPr>
-              <w:t>光照自动控制</w:t>
-            </w:r>
-          </w:p>
-        </w:tc>
-      </w:tr>
-    </w:tbl>
     <w:p>
       <w:pPr>
         <w:jc w:val="left"/>
@@ -1134,484 +822,9 @@
           <w:b w:val="0"/>
           <w:sz w:val="24"/>
         </w:rPr>
-        <w:t>OneNET平台采用物模型定义设备属性，本系统设计如下：</w:t>
+        <w:t>OneNET平台采用物模型定义设备属性。本系统定义了四个属性：温度（temp），float类型，只读，范围0-50.0°C；光照（light），int32类型，只读，范围0-5000 Lux；风扇转速（fan_speed），int32类型，读写，范围0-1000 r/min，步长10；LED灯（led），int32类型，只读，取值0（灭）或1（亮）。</w:t>
       </w:r>
     </w:p>
-    <w:tbl>
-      <w:tblPr>
-        <w:tblStyle w:val="TableGrid"/>
-        <w:tblW w:type="auto" w:w="0"/>
-        <w:tblLook w:firstColumn="1" w:firstRow="1" w:lastColumn="0" w:lastRow="0" w:noHBand="0" w:noVBand="1" w:val="04A0"/>
-      </w:tblPr>
-      <w:tblGrid>
-        <w:gridCol w:w="1662"/>
-        <w:gridCol w:w="1662"/>
-        <w:gridCol w:w="1662"/>
-        <w:gridCol w:w="1662"/>
-        <w:gridCol w:w="1662"/>
-        <w:gridCol w:w="1662"/>
-      </w:tblGrid>
-      <w:tr>
-        <w:tc>
-          <w:tcPr>
-            <w:tcW w:type="dxa" w:w="1662"/>
-          </w:tcPr>
-          <w:p>
-            <w:r>
-              <w:rPr>
-                <w:rFonts w:ascii="Times New Roman" w:hAnsi="Times New Roman" w:eastAsia="宋体"/>
-                <w:b/>
-                <w:sz w:val="20"/>
-              </w:rPr>
-              <w:t>属性名称</w:t>
-            </w:r>
-          </w:p>
-        </w:tc>
-        <w:tc>
-          <w:tcPr>
-            <w:tcW w:type="dxa" w:w="1662"/>
-          </w:tcPr>
-          <w:p>
-            <w:r>
-              <w:rPr>
-                <w:rFonts w:ascii="Times New Roman" w:hAnsi="Times New Roman" w:eastAsia="宋体"/>
-                <w:b/>
-                <w:sz w:val="20"/>
-              </w:rPr>
-              <w:t>标识符</w:t>
-            </w:r>
-          </w:p>
-        </w:tc>
-        <w:tc>
-          <w:tcPr>
-            <w:tcW w:type="dxa" w:w="1662"/>
-          </w:tcPr>
-          <w:p>
-            <w:r>
-              <w:rPr>
-                <w:rFonts w:ascii="Times New Roman" w:hAnsi="Times New Roman" w:eastAsia="宋体"/>
-                <w:b/>
-                <w:sz w:val="20"/>
-              </w:rPr>
-              <w:t>数据类型</w:t>
-            </w:r>
-          </w:p>
-        </w:tc>
-        <w:tc>
-          <w:tcPr>
-            <w:tcW w:type="dxa" w:w="1662"/>
-          </w:tcPr>
-          <w:p>
-            <w:r>
-              <w:rPr>
-                <w:rFonts w:ascii="Times New Roman" w:hAnsi="Times New Roman" w:eastAsia="宋体"/>
-                <w:b/>
-                <w:sz w:val="20"/>
-              </w:rPr>
-              <w:t>取值范围</w:t>
-            </w:r>
-          </w:p>
-        </w:tc>
-        <w:tc>
-          <w:tcPr>
-            <w:tcW w:type="dxa" w:w="1662"/>
-          </w:tcPr>
-          <w:p>
-            <w:r>
-              <w:rPr>
-                <w:rFonts w:ascii="Times New Roman" w:hAnsi="Times New Roman" w:eastAsia="宋体"/>
-                <w:b/>
-                <w:sz w:val="20"/>
-              </w:rPr>
-              <w:t>读写权限</w:t>
-            </w:r>
-          </w:p>
-        </w:tc>
-        <w:tc>
-          <w:tcPr>
-            <w:tcW w:type="dxa" w:w="1662"/>
-          </w:tcPr>
-          <w:p>
-            <w:r>
-              <w:rPr>
-                <w:rFonts w:ascii="Times New Roman" w:hAnsi="Times New Roman" w:eastAsia="宋体"/>
-                <w:b/>
-                <w:sz w:val="20"/>
-              </w:rPr>
-              <w:t>说明</w:t>
-            </w:r>
-          </w:p>
-        </w:tc>
-      </w:tr>
-      <w:tr>
-        <w:tc>
-          <w:tcPr>
-            <w:tcW w:type="dxa" w:w="1662"/>
-          </w:tcPr>
-          <w:p>
-            <w:r>
-              <w:rPr>
-                <w:rFonts w:ascii="Times New Roman" w:hAnsi="Times New Roman" w:eastAsia="宋体"/>
-                <w:b w:val="0"/>
-                <w:sz w:val="20"/>
-              </w:rPr>
-              <w:t>温度</w:t>
-            </w:r>
-          </w:p>
-        </w:tc>
-        <w:tc>
-          <w:tcPr>
-            <w:tcW w:type="dxa" w:w="1662"/>
-          </w:tcPr>
-          <w:p>
-            <w:r>
-              <w:rPr>
-                <w:rFonts w:ascii="Times New Roman" w:hAnsi="Times New Roman" w:eastAsia="宋体"/>
-                <w:b w:val="0"/>
-                <w:sz w:val="20"/>
-              </w:rPr>
-              <w:t>temp</w:t>
-            </w:r>
-          </w:p>
-        </w:tc>
-        <w:tc>
-          <w:tcPr>
-            <w:tcW w:type="dxa" w:w="1662"/>
-          </w:tcPr>
-          <w:p>
-            <w:r>
-              <w:rPr>
-                <w:rFonts w:ascii="Times New Roman" w:hAnsi="Times New Roman" w:eastAsia="宋体"/>
-                <w:b w:val="0"/>
-                <w:sz w:val="20"/>
-              </w:rPr>
-              <w:t>float</w:t>
-            </w:r>
-          </w:p>
-        </w:tc>
-        <w:tc>
-          <w:tcPr>
-            <w:tcW w:type="dxa" w:w="1662"/>
-          </w:tcPr>
-          <w:p>
-            <w:r>
-              <w:rPr>
-                <w:rFonts w:ascii="Times New Roman" w:hAnsi="Times New Roman" w:eastAsia="宋体"/>
-                <w:b w:val="0"/>
-                <w:sz w:val="20"/>
-              </w:rPr>
-              <w:t>0~50.0</w:t>
-            </w:r>
-          </w:p>
-        </w:tc>
-        <w:tc>
-          <w:tcPr>
-            <w:tcW w:type="dxa" w:w="1662"/>
-          </w:tcPr>
-          <w:p>
-            <w:r>
-              <w:rPr>
-                <w:rFonts w:ascii="Times New Roman" w:hAnsi="Times New Roman" w:eastAsia="宋体"/>
-                <w:b w:val="0"/>
-                <w:sz w:val="20"/>
-              </w:rPr>
-              <w:t>只读</w:t>
-            </w:r>
-          </w:p>
-        </w:tc>
-        <w:tc>
-          <w:tcPr>
-            <w:tcW w:type="dxa" w:w="1662"/>
-          </w:tcPr>
-          <w:p>
-            <w:r>
-              <w:rPr>
-                <w:rFonts w:ascii="Times New Roman" w:hAnsi="Times New Roman" w:eastAsia="宋体"/>
-                <w:b w:val="0"/>
-                <w:sz w:val="20"/>
-              </w:rPr>
-              <w:t>单位：°C</w:t>
-            </w:r>
-          </w:p>
-        </w:tc>
-      </w:tr>
-      <w:tr>
-        <w:tc>
-          <w:tcPr>
-            <w:tcW w:type="dxa" w:w="1662"/>
-          </w:tcPr>
-          <w:p>
-            <w:r>
-              <w:rPr>
-                <w:rFonts w:ascii="Times New Roman" w:hAnsi="Times New Roman" w:eastAsia="宋体"/>
-                <w:b w:val="0"/>
-                <w:sz w:val="20"/>
-              </w:rPr>
-              <w:t>光照</w:t>
-            </w:r>
-          </w:p>
-        </w:tc>
-        <w:tc>
-          <w:tcPr>
-            <w:tcW w:type="dxa" w:w="1662"/>
-          </w:tcPr>
-          <w:p>
-            <w:r>
-              <w:rPr>
-                <w:rFonts w:ascii="Times New Roman" w:hAnsi="Times New Roman" w:eastAsia="宋体"/>
-                <w:b w:val="0"/>
-                <w:sz w:val="20"/>
-              </w:rPr>
-              <w:t>light</w:t>
-            </w:r>
-          </w:p>
-        </w:tc>
-        <w:tc>
-          <w:tcPr>
-            <w:tcW w:type="dxa" w:w="1662"/>
-          </w:tcPr>
-          <w:p>
-            <w:r>
-              <w:rPr>
-                <w:rFonts w:ascii="Times New Roman" w:hAnsi="Times New Roman" w:eastAsia="宋体"/>
-                <w:b w:val="0"/>
-                <w:sz w:val="20"/>
-              </w:rPr>
-              <w:t>int32</w:t>
-            </w:r>
-          </w:p>
-        </w:tc>
-        <w:tc>
-          <w:tcPr>
-            <w:tcW w:type="dxa" w:w="1662"/>
-          </w:tcPr>
-          <w:p>
-            <w:r>
-              <w:rPr>
-                <w:rFonts w:ascii="Times New Roman" w:hAnsi="Times New Roman" w:eastAsia="宋体"/>
-                <w:b w:val="0"/>
-                <w:sz w:val="20"/>
-              </w:rPr>
-              <w:t>0~5000</w:t>
-            </w:r>
-          </w:p>
-        </w:tc>
-        <w:tc>
-          <w:tcPr>
-            <w:tcW w:type="dxa" w:w="1662"/>
-          </w:tcPr>
-          <w:p>
-            <w:r>
-              <w:rPr>
-                <w:rFonts w:ascii="Times New Roman" w:hAnsi="Times New Roman" w:eastAsia="宋体"/>
-                <w:b w:val="0"/>
-                <w:sz w:val="20"/>
-              </w:rPr>
-              <w:t>只读</w:t>
-            </w:r>
-          </w:p>
-        </w:tc>
-        <w:tc>
-          <w:tcPr>
-            <w:tcW w:type="dxa" w:w="1662"/>
-          </w:tcPr>
-          <w:p>
-            <w:r>
-              <w:rPr>
-                <w:rFonts w:ascii="Times New Roman" w:hAnsi="Times New Roman" w:eastAsia="宋体"/>
-                <w:b w:val="0"/>
-                <w:sz w:val="20"/>
-              </w:rPr>
-              <w:t>单位：Lux</w:t>
-            </w:r>
-          </w:p>
-        </w:tc>
-      </w:tr>
-      <w:tr>
-        <w:tc>
-          <w:tcPr>
-            <w:tcW w:type="dxa" w:w="1662"/>
-          </w:tcPr>
-          <w:p>
-            <w:r>
-              <w:rPr>
-                <w:rFonts w:ascii="Times New Roman" w:hAnsi="Times New Roman" w:eastAsia="宋体"/>
-                <w:b w:val="0"/>
-                <w:sz w:val="20"/>
-              </w:rPr>
-              <w:t>风扇转速</w:t>
-            </w:r>
-          </w:p>
-        </w:tc>
-        <w:tc>
-          <w:tcPr>
-            <w:tcW w:type="dxa" w:w="1662"/>
-          </w:tcPr>
-          <w:p>
-            <w:r>
-              <w:rPr>
-                <w:rFonts w:ascii="Times New Roman" w:hAnsi="Times New Roman" w:eastAsia="宋体"/>
-                <w:b w:val="0"/>
-                <w:sz w:val="20"/>
-              </w:rPr>
-              <w:t>fan_speed</w:t>
-            </w:r>
-          </w:p>
-        </w:tc>
-        <w:tc>
-          <w:tcPr>
-            <w:tcW w:type="dxa" w:w="1662"/>
-          </w:tcPr>
-          <w:p>
-            <w:r>
-              <w:rPr>
-                <w:rFonts w:ascii="Times New Roman" w:hAnsi="Times New Roman" w:eastAsia="宋体"/>
-                <w:b w:val="0"/>
-                <w:sz w:val="20"/>
-              </w:rPr>
-              <w:t>int32</w:t>
-            </w:r>
-          </w:p>
-        </w:tc>
-        <w:tc>
-          <w:tcPr>
-            <w:tcW w:type="dxa" w:w="1662"/>
-          </w:tcPr>
-          <w:p>
-            <w:r>
-              <w:rPr>
-                <w:rFonts w:ascii="Times New Roman" w:hAnsi="Times New Roman" w:eastAsia="宋体"/>
-                <w:b w:val="0"/>
-                <w:sz w:val="20"/>
-              </w:rPr>
-              <w:t>0~1000</w:t>
-            </w:r>
-          </w:p>
-        </w:tc>
-        <w:tc>
-          <w:tcPr>
-            <w:tcW w:type="dxa" w:w="1662"/>
-          </w:tcPr>
-          <w:p>
-            <w:r>
-              <w:rPr>
-                <w:rFonts w:ascii="Times New Roman" w:hAnsi="Times New Roman" w:eastAsia="宋体"/>
-                <w:b w:val="0"/>
-                <w:sz w:val="20"/>
-              </w:rPr>
-              <w:t>读写</w:t>
-            </w:r>
-          </w:p>
-        </w:tc>
-        <w:tc>
-          <w:tcPr>
-            <w:tcW w:type="dxa" w:w="1662"/>
-          </w:tcPr>
-          <w:p>
-            <w:r>
-              <w:rPr>
-                <w:rFonts w:ascii="Times New Roman" w:hAnsi="Times New Roman" w:eastAsia="宋体"/>
-                <w:b w:val="0"/>
-                <w:sz w:val="20"/>
-              </w:rPr>
-              <w:t>单位：r/min，步长10</w:t>
-            </w:r>
-          </w:p>
-        </w:tc>
-      </w:tr>
-      <w:tr>
-        <w:tc>
-          <w:tcPr>
-            <w:tcW w:type="dxa" w:w="1662"/>
-          </w:tcPr>
-          <w:p>
-            <w:r>
-              <w:rPr>
-                <w:rFonts w:ascii="Times New Roman" w:hAnsi="Times New Roman" w:eastAsia="宋体"/>
-                <w:b w:val="0"/>
-                <w:sz w:val="20"/>
-              </w:rPr>
-              <w:t>LED灯</w:t>
-            </w:r>
-          </w:p>
-        </w:tc>
-        <w:tc>
-          <w:tcPr>
-            <w:tcW w:type="dxa" w:w="1662"/>
-          </w:tcPr>
-          <w:p>
-            <w:r>
-              <w:rPr>
-                <w:rFonts w:ascii="Times New Roman" w:hAnsi="Times New Roman" w:eastAsia="宋体"/>
-                <w:b w:val="0"/>
-                <w:sz w:val="20"/>
-              </w:rPr>
-              <w:t>led</w:t>
-            </w:r>
-          </w:p>
-        </w:tc>
-        <w:tc>
-          <w:tcPr>
-            <w:tcW w:type="dxa" w:w="1662"/>
-          </w:tcPr>
-          <w:p>
-            <w:r>
-              <w:rPr>
-                <w:rFonts w:ascii="Times New Roman" w:hAnsi="Times New Roman" w:eastAsia="宋体"/>
-                <w:b w:val="0"/>
-                <w:sz w:val="20"/>
-              </w:rPr>
-              <w:t>int32</w:t>
-            </w:r>
-          </w:p>
-        </w:tc>
-        <w:tc>
-          <w:tcPr>
-            <w:tcW w:type="dxa" w:w="1662"/>
-          </w:tcPr>
-          <w:p>
-            <w:r>
-              <w:rPr>
-                <w:rFonts w:ascii="Times New Roman" w:hAnsi="Times New Roman" w:eastAsia="宋体"/>
-                <w:b w:val="0"/>
-                <w:sz w:val="20"/>
-              </w:rPr>
-              <w:t>0~1</w:t>
-            </w:r>
-          </w:p>
-        </w:tc>
-        <w:tc>
-          <w:tcPr>
-            <w:tcW w:type="dxa" w:w="1662"/>
-          </w:tcPr>
-          <w:p>
-            <w:r>
-              <w:rPr>
-                <w:rFonts w:ascii="Times New Roman" w:hAnsi="Times New Roman" w:eastAsia="宋体"/>
-                <w:b w:val="0"/>
-                <w:sz w:val="20"/>
-              </w:rPr>
-              <w:t>只读</w:t>
-            </w:r>
-          </w:p>
-        </w:tc>
-        <w:tc>
-          <w:tcPr>
-            <w:tcW w:type="dxa" w:w="1662"/>
-          </w:tcPr>
-          <w:p>
-            <w:r>
-              <w:rPr>
-                <w:rFonts w:ascii="Times New Roman" w:hAnsi="Times New Roman" w:eastAsia="宋体"/>
-                <w:b w:val="0"/>
-                <w:sz w:val="20"/>
-              </w:rPr>
-              <w:t>0=灭，1=亮</w:t>
-            </w:r>
-          </w:p>
-        </w:tc>
-      </w:tr>
-    </w:tbl>
     <w:p>
       <w:pPr>
         <w:jc w:val="left"/>
@@ -1638,7 +851,7 @@
           <w:b w:val="0"/>
           <w:sz w:val="24"/>
         </w:rPr>
-        <w:t>问题一：OneNET API Token认证失败。下位机使用的MQTT Token与HTTP API所需的Token格式不同。MQTT Token的资源标识为设备级，而HTTP API需要产品级Token。通过查阅OneNET官方文档，采用正确的Token生成算法解决了此问题。</w:t>
+        <w:t>问题一：OneNET API Token认证失败。下位机使用的MQTT Token与HTTP API所需的Token格式不同。MQTT Token的资源标识为设备级（res=products/.../devices/...），而HTTP API需要产品级Token（res=products/...）。通过查阅OneNET官方文档，采用正确的Token生成算法解决了此问题。</w:t>
       </w:r>
     </w:p>
     <w:p>
@@ -1668,7 +881,79 @@
           <w:b w:val="0"/>
           <w:sz w:val="24"/>
         </w:rPr>
-        <w:t>问题三：OneNET下发JSON格式差异。OneNET平台的属性上报和属性设置使用不同的JSON格式。上报格式为"key":{"value":val}，而下发格式为"key":val。通过修改下位机解析代码匹配正确的格式解决了此问题。</w:t>
+        <w:t>问题三：OneNET下发JSON格式差异。OneNET平台的属性上报（post）和属性设置（set）使用不同的JSON格式。上报格式为"key":{"value":val}，而下发格式为"key":val。通过修改下位机解析代码匹配正确的格式解决了此问题。</w:t>
+      </w:r>
+    </w:p>
+    <w:p>
+      <w:pPr>
+        <w:jc w:val="left"/>
+        <w:spacing w:line="300" w:lineRule="auto"/>
+      </w:pPr>
+      <w:r>
+        <w:rPr>
+          <w:rFonts w:ascii="Times New Roman" w:hAnsi="Times New Roman" w:eastAsia="宋体"/>
+          <w:b/>
+          <w:sz w:val="24"/>
+        </w:rPr>
+        <w:t>2.5 程序流程图</w:t>
+      </w:r>
+    </w:p>
+    <w:p>
+      <w:pPr>
+        <w:jc w:val="both"/>
+        <w:spacing w:line="300" w:lineRule="auto"/>
+        <w:ind w:firstLine="480"/>
+      </w:pPr>
+      <w:r>
+        <w:rPr>
+          <w:rFonts w:ascii="Times New Roman" w:hAnsi="Times New Roman" w:eastAsia="宋体"/>
+          <w:b w:val="0"/>
+          <w:sz w:val="24"/>
+        </w:rPr>
+        <w:t>下位机主程序流程如下：系统初始化后，通过AT指令配置ESP8266连接WiFi，然后建立MQTT连接OneNET平台并订阅属性设置主题。进入主循环后，每3秒执行一次传感器数据采集（DHT11温度、光照ADC值），根据光照强度自动控制LED灯，然后将数据上报至OneNET平台。同时持续检查UART接收缓冲区，解析云端下发的控制指令。每30秒自动重新订阅MQTT主题，防止订阅丢失。</w:t>
+      </w:r>
+    </w:p>
+    <w:p>
+      <w:pPr>
+        <w:jc w:val="center"/>
+        <w:spacing w:line="300" w:lineRule="auto"/>
+      </w:pPr>
+      <w:r>
+        <w:rPr>
+          <w:rFonts w:ascii="Times New Roman" w:hAnsi="Times New Roman" w:eastAsia="宋体"/>
+          <w:b w:val="0"/>
+          <w:sz w:val="24"/>
+        </w:rPr>
+        <w:t>（此处插入下位机程序流程图）</w:t>
+      </w:r>
+    </w:p>
+    <w:p>
+      <w:pPr>
+        <w:jc w:val="both"/>
+        <w:spacing w:line="300" w:lineRule="auto"/>
+        <w:ind w:firstLine="480"/>
+      </w:pPr>
+      <w:r>
+        <w:rPr>
+          <w:rFonts w:ascii="Times New Roman" w:hAnsi="Times New Roman" w:eastAsia="宋体"/>
+          <w:b w:val="0"/>
+          <w:sz w:val="24"/>
+        </w:rPr>
+        <w:t>上位机数据轮询流程如下：浏览器加载页面后，JavaScript定时器每3秒调用一次/api/sensor-data/接口。该接口从OneNET平台查询最新传感器数据，保存到本地数据库，判断光照强度自动控制LED，然后返回JSON数据给前端。前端接收到数据后更新温度、光照、风扇、LED的显示卡片，绘制温度趋势图，同步按钮高亮状态。</w:t>
+      </w:r>
+    </w:p>
+    <w:p>
+      <w:pPr>
+        <w:jc w:val="center"/>
+        <w:spacing w:line="300" w:lineRule="auto"/>
+      </w:pPr>
+      <w:r>
+        <w:rPr>
+          <w:rFonts w:ascii="Times New Roman" w:hAnsi="Times New Roman" w:eastAsia="宋体"/>
+          <w:b w:val="0"/>
+          <w:sz w:val="24"/>
+        </w:rPr>
+        <w:t>（此处插入上位机程序流程图）</w:t>
       </w:r>
     </w:p>
     <w:p>
@@ -1711,340 +996,9 @@
           <w:b w:val="0"/>
           <w:sz w:val="24"/>
         </w:rPr>
-        <w:t>下位机主要函数清单如下表所示：</w:t>
+        <w:t>下位机主要函数包括：main()为主函数，初始化系统并进入主循环；SendCmd()发送AT指令到ESP8266；CheckResponse()检查AT响应并处理MQTT状态机；ParseSetCommand()解析OneNET下发的控制指令，提取fan_speed值并调用ControlFan()；ReadSensors()读取DHT11温度和光照传感器数据；ReadLightSensor()读取光照传感器ADC值并转换为Lux；ControlFan()控制风扇转速，当speed=0时停止PWM并强制拉低GPIO，否则启动PWM并设置占空比；ControlLedByLight()根据光照强度自动控制LED，光照&lt;1000 Lux时输出低电平点亮LED；ReportAllData()构建JSON数据并上报至OneNET平台；MQTT_Publish()通过ESP8266发送MQTT消息。</w:t>
       </w:r>
     </w:p>
-    <w:tbl>
-      <w:tblPr>
-        <w:tblStyle w:val="TableGrid"/>
-        <w:tblW w:type="auto" w:w="0"/>
-        <w:tblLook w:firstColumn="1" w:firstRow="1" w:lastColumn="0" w:lastRow="0" w:noHBand="0" w:noVBand="1" w:val="04A0"/>
-      </w:tblPr>
-      <w:tblGrid>
-        <w:gridCol w:w="4986"/>
-        <w:gridCol w:w="4986"/>
-      </w:tblGrid>
-      <w:tr>
-        <w:tc>
-          <w:tcPr>
-            <w:tcW w:type="dxa" w:w="4986"/>
-          </w:tcPr>
-          <w:p>
-            <w:r>
-              <w:rPr>
-                <w:rFonts w:ascii="Times New Roman" w:hAnsi="Times New Roman" w:eastAsia="宋体"/>
-                <w:b/>
-                <w:sz w:val="20"/>
-              </w:rPr>
-              <w:t>函数名</w:t>
-            </w:r>
-          </w:p>
-        </w:tc>
-        <w:tc>
-          <w:tcPr>
-            <w:tcW w:type="dxa" w:w="4986"/>
-          </w:tcPr>
-          <w:p>
-            <w:r>
-              <w:rPr>
-                <w:rFonts w:ascii="Times New Roman" w:hAnsi="Times New Roman" w:eastAsia="宋体"/>
-                <w:b/>
-                <w:sz w:val="20"/>
-              </w:rPr>
-              <w:t>功能说明</w:t>
-            </w:r>
-          </w:p>
-        </w:tc>
-      </w:tr>
-      <w:tr>
-        <w:tc>
-          <w:tcPr>
-            <w:tcW w:type="dxa" w:w="4986"/>
-          </w:tcPr>
-          <w:p>
-            <w:r>
-              <w:rPr>
-                <w:rFonts w:ascii="Times New Roman" w:hAnsi="Times New Roman" w:eastAsia="宋体"/>
-                <w:b w:val="0"/>
-                <w:sz w:val="20"/>
-              </w:rPr>
-              <w:t>main()</w:t>
-            </w:r>
-          </w:p>
-        </w:tc>
-        <w:tc>
-          <w:tcPr>
-            <w:tcW w:type="dxa" w:w="4986"/>
-          </w:tcPr>
-          <w:p>
-            <w:r>
-              <w:rPr>
-                <w:rFonts w:ascii="Times New Roman" w:hAnsi="Times New Roman" w:eastAsia="宋体"/>
-                <w:b w:val="0"/>
-                <w:sz w:val="20"/>
-              </w:rPr>
-              <w:t>主函数，初始化系统并进入主循环</w:t>
-            </w:r>
-          </w:p>
-        </w:tc>
-      </w:tr>
-      <w:tr>
-        <w:tc>
-          <w:tcPr>
-            <w:tcW w:type="dxa" w:w="4986"/>
-          </w:tcPr>
-          <w:p>
-            <w:r>
-              <w:rPr>
-                <w:rFonts w:ascii="Times New Roman" w:hAnsi="Times New Roman" w:eastAsia="宋体"/>
-                <w:b w:val="0"/>
-                <w:sz w:val="20"/>
-              </w:rPr>
-              <w:t>SendCmd()</w:t>
-            </w:r>
-          </w:p>
-        </w:tc>
-        <w:tc>
-          <w:tcPr>
-            <w:tcW w:type="dxa" w:w="4986"/>
-          </w:tcPr>
-          <w:p>
-            <w:r>
-              <w:rPr>
-                <w:rFonts w:ascii="Times New Roman" w:hAnsi="Times New Roman" w:eastAsia="宋体"/>
-                <w:b w:val="0"/>
-                <w:sz w:val="20"/>
-              </w:rPr>
-              <w:t>发送AT指令到ESP8266</w:t>
-            </w:r>
-          </w:p>
-        </w:tc>
-      </w:tr>
-      <w:tr>
-        <w:tc>
-          <w:tcPr>
-            <w:tcW w:type="dxa" w:w="4986"/>
-          </w:tcPr>
-          <w:p>
-            <w:r>
-              <w:rPr>
-                <w:rFonts w:ascii="Times New Roman" w:hAnsi="Times New Roman" w:eastAsia="宋体"/>
-                <w:b w:val="0"/>
-                <w:sz w:val="20"/>
-              </w:rPr>
-              <w:t>CheckResponse()</w:t>
-            </w:r>
-          </w:p>
-        </w:tc>
-        <w:tc>
-          <w:tcPr>
-            <w:tcW w:type="dxa" w:w="4986"/>
-          </w:tcPr>
-          <w:p>
-            <w:r>
-              <w:rPr>
-                <w:rFonts w:ascii="Times New Roman" w:hAnsi="Times New Roman" w:eastAsia="宋体"/>
-                <w:b w:val="0"/>
-                <w:sz w:val="20"/>
-              </w:rPr>
-              <w:t>检查AT响应并处理MQTT状态机</w:t>
-            </w:r>
-          </w:p>
-        </w:tc>
-      </w:tr>
-      <w:tr>
-        <w:tc>
-          <w:tcPr>
-            <w:tcW w:type="dxa" w:w="4986"/>
-          </w:tcPr>
-          <w:p>
-            <w:r>
-              <w:rPr>
-                <w:rFonts w:ascii="Times New Roman" w:hAnsi="Times New Roman" w:eastAsia="宋体"/>
-                <w:b w:val="0"/>
-                <w:sz w:val="20"/>
-              </w:rPr>
-              <w:t>ParseSetCommand()</w:t>
-            </w:r>
-          </w:p>
-        </w:tc>
-        <w:tc>
-          <w:tcPr>
-            <w:tcW w:type="dxa" w:w="4986"/>
-          </w:tcPr>
-          <w:p>
-            <w:r>
-              <w:rPr>
-                <w:rFonts w:ascii="Times New Roman" w:hAnsi="Times New Roman" w:eastAsia="宋体"/>
-                <w:b w:val="0"/>
-                <w:sz w:val="20"/>
-              </w:rPr>
-              <w:t>解析OneNET下发的控制指令</w:t>
-            </w:r>
-          </w:p>
-        </w:tc>
-      </w:tr>
-      <w:tr>
-        <w:tc>
-          <w:tcPr>
-            <w:tcW w:type="dxa" w:w="4986"/>
-          </w:tcPr>
-          <w:p>
-            <w:r>
-              <w:rPr>
-                <w:rFonts w:ascii="Times New Roman" w:hAnsi="Times New Roman" w:eastAsia="宋体"/>
-                <w:b w:val="0"/>
-                <w:sz w:val="20"/>
-              </w:rPr>
-              <w:t>ReadSensors()</w:t>
-            </w:r>
-          </w:p>
-        </w:tc>
-        <w:tc>
-          <w:tcPr>
-            <w:tcW w:type="dxa" w:w="4986"/>
-          </w:tcPr>
-          <w:p>
-            <w:r>
-              <w:rPr>
-                <w:rFonts w:ascii="Times New Roman" w:hAnsi="Times New Roman" w:eastAsia="宋体"/>
-                <w:b w:val="0"/>
-                <w:sz w:val="20"/>
-              </w:rPr>
-              <w:t>读取DHT11温度和光照传感器数据</w:t>
-            </w:r>
-          </w:p>
-        </w:tc>
-      </w:tr>
-      <w:tr>
-        <w:tc>
-          <w:tcPr>
-            <w:tcW w:type="dxa" w:w="4986"/>
-          </w:tcPr>
-          <w:p>
-            <w:r>
-              <w:rPr>
-                <w:rFonts w:ascii="Times New Roman" w:hAnsi="Times New Roman" w:eastAsia="宋体"/>
-                <w:b w:val="0"/>
-                <w:sz w:val="20"/>
-              </w:rPr>
-              <w:t>ControlFan()</w:t>
-            </w:r>
-          </w:p>
-        </w:tc>
-        <w:tc>
-          <w:tcPr>
-            <w:tcW w:type="dxa" w:w="4986"/>
-          </w:tcPr>
-          <w:p>
-            <w:r>
-              <w:rPr>
-                <w:rFonts w:ascii="Times New Roman" w:hAnsi="Times New Roman" w:eastAsia="宋体"/>
-                <w:b w:val="0"/>
-                <w:sz w:val="20"/>
-              </w:rPr>
-              <w:t>控制风扇转速（PWM输出）</w:t>
-            </w:r>
-          </w:p>
-        </w:tc>
-      </w:tr>
-      <w:tr>
-        <w:tc>
-          <w:tcPr>
-            <w:tcW w:type="dxa" w:w="4986"/>
-          </w:tcPr>
-          <w:p>
-            <w:r>
-              <w:rPr>
-                <w:rFonts w:ascii="Times New Roman" w:hAnsi="Times New Roman" w:eastAsia="宋体"/>
-                <w:b w:val="0"/>
-                <w:sz w:val="20"/>
-              </w:rPr>
-              <w:t>ControlLedByLight()</w:t>
-            </w:r>
-          </w:p>
-        </w:tc>
-        <w:tc>
-          <w:tcPr>
-            <w:tcW w:type="dxa" w:w="4986"/>
-          </w:tcPr>
-          <w:p>
-            <w:r>
-              <w:rPr>
-                <w:rFonts w:ascii="Times New Roman" w:hAnsi="Times New Roman" w:eastAsia="宋体"/>
-                <w:b w:val="0"/>
-                <w:sz w:val="20"/>
-              </w:rPr>
-              <w:t>根据光照强度自动控制LED</w:t>
-            </w:r>
-          </w:p>
-        </w:tc>
-      </w:tr>
-      <w:tr>
-        <w:tc>
-          <w:tcPr>
-            <w:tcW w:type="dxa" w:w="4986"/>
-          </w:tcPr>
-          <w:p>
-            <w:r>
-              <w:rPr>
-                <w:rFonts w:ascii="Times New Roman" w:hAnsi="Times New Roman" w:eastAsia="宋体"/>
-                <w:b w:val="0"/>
-                <w:sz w:val="20"/>
-              </w:rPr>
-              <w:t>ReportAllData()</w:t>
-            </w:r>
-          </w:p>
-        </w:tc>
-        <w:tc>
-          <w:tcPr>
-            <w:tcW w:type="dxa" w:w="4986"/>
-          </w:tcPr>
-          <w:p>
-            <w:r>
-              <w:rPr>
-                <w:rFonts w:ascii="Times New Roman" w:hAnsi="Times New Roman" w:eastAsia="宋体"/>
-                <w:b w:val="0"/>
-                <w:sz w:val="20"/>
-              </w:rPr>
-              <w:t>上报所有传感器数据至OneNET</w:t>
-            </w:r>
-          </w:p>
-        </w:tc>
-      </w:tr>
-      <w:tr>
-        <w:tc>
-          <w:tcPr>
-            <w:tcW w:type="dxa" w:w="4986"/>
-          </w:tcPr>
-          <w:p>
-            <w:r>
-              <w:rPr>
-                <w:rFonts w:ascii="Times New Roman" w:hAnsi="Times New Roman" w:eastAsia="宋体"/>
-                <w:b w:val="0"/>
-                <w:sz w:val="20"/>
-              </w:rPr>
-              <w:t>MQTT_Publish()</w:t>
-            </w:r>
-          </w:p>
-        </w:tc>
-        <w:tc>
-          <w:tcPr>
-            <w:tcW w:type="dxa" w:w="4986"/>
-          </w:tcPr>
-          <w:p>
-            <w:r>
-              <w:rPr>
-                <w:rFonts w:ascii="Times New Roman" w:hAnsi="Times New Roman" w:eastAsia="宋体"/>
-                <w:b w:val="0"/>
-                <w:sz w:val="20"/>
-              </w:rPr>
-              <w:t>通过ESP8266发送MQTT消息</w:t>
-            </w:r>
-          </w:p>
-        </w:tc>
-      </w:tr>
-    </w:tbl>
     <w:p>
       <w:pPr>
         <w:jc w:val="left"/>
@@ -2071,276 +1025,9 @@
           <w:b w:val="0"/>
           <w:sz w:val="24"/>
         </w:rPr>
-        <w:t>Django应用模块清单如下表所示：</w:t>
+        <w:t>上位机采用Django框架开发，主要模块包括：onenet.py封装OneNET HTTP API客户端，提供查询和设置设备属性的方法；ml_predict.py实现机器学习温度预测模块，使用随机森林回归算法；views.py定义API接口视图函数，包括传感器数据轮询、控制指令下发、历史数据查询、温度预测等接口；models.py定义数据库模型，包括SensorData（传感器数据记录）和DeviceControlLog（控制日志）两个模型；urls.py配置URL路由；templates/index.html为前端页面模板，使用JavaScript实现定时轮询和实时更新；static/style.css为样式表，定义页面布局和样式。</w:t>
       </w:r>
     </w:p>
-    <w:tbl>
-      <w:tblPr>
-        <w:tblStyle w:val="TableGrid"/>
-        <w:tblW w:type="auto" w:w="0"/>
-        <w:tblLook w:firstColumn="1" w:firstRow="1" w:lastColumn="0" w:lastRow="0" w:noHBand="0" w:noVBand="1" w:val="04A0"/>
-      </w:tblPr>
-      <w:tblGrid>
-        <w:gridCol w:w="4986"/>
-        <w:gridCol w:w="4986"/>
-      </w:tblGrid>
-      <w:tr>
-        <w:tc>
-          <w:tcPr>
-            <w:tcW w:type="dxa" w:w="4986"/>
-          </w:tcPr>
-          <w:p>
-            <w:r>
-              <w:rPr>
-                <w:rFonts w:ascii="Times New Roman" w:hAnsi="Times New Roman" w:eastAsia="宋体"/>
-                <w:b/>
-                <w:sz w:val="20"/>
-              </w:rPr>
-              <w:t>模块/文件</w:t>
-            </w:r>
-          </w:p>
-        </w:tc>
-        <w:tc>
-          <w:tcPr>
-            <w:tcW w:type="dxa" w:w="4986"/>
-          </w:tcPr>
-          <w:p>
-            <w:r>
-              <w:rPr>
-                <w:rFonts w:ascii="Times New Roman" w:hAnsi="Times New Roman" w:eastAsia="宋体"/>
-                <w:b/>
-                <w:sz w:val="20"/>
-              </w:rPr>
-              <w:t>功能说明</w:t>
-            </w:r>
-          </w:p>
-        </w:tc>
-      </w:tr>
-      <w:tr>
-        <w:tc>
-          <w:tcPr>
-            <w:tcW w:type="dxa" w:w="4986"/>
-          </w:tcPr>
-          <w:p>
-            <w:r>
-              <w:rPr>
-                <w:rFonts w:ascii="Times New Roman" w:hAnsi="Times New Roman" w:eastAsia="宋体"/>
-                <w:b w:val="0"/>
-                <w:sz w:val="20"/>
-              </w:rPr>
-              <w:t>onenet.py</w:t>
-            </w:r>
-          </w:p>
-        </w:tc>
-        <w:tc>
-          <w:tcPr>
-            <w:tcW w:type="dxa" w:w="4986"/>
-          </w:tcPr>
-          <w:p>
-            <w:r>
-              <w:rPr>
-                <w:rFonts w:ascii="Times New Roman" w:hAnsi="Times New Roman" w:eastAsia="宋体"/>
-                <w:b w:val="0"/>
-                <w:sz w:val="20"/>
-              </w:rPr>
-              <w:t>OneNET HTTP API客户端封装</w:t>
-            </w:r>
-          </w:p>
-        </w:tc>
-      </w:tr>
-      <w:tr>
-        <w:tc>
-          <w:tcPr>
-            <w:tcW w:type="dxa" w:w="4986"/>
-          </w:tcPr>
-          <w:p>
-            <w:r>
-              <w:rPr>
-                <w:rFonts w:ascii="Times New Roman" w:hAnsi="Times New Roman" w:eastAsia="宋体"/>
-                <w:b w:val="0"/>
-                <w:sz w:val="20"/>
-              </w:rPr>
-              <w:t>ml_predict.py</w:t>
-            </w:r>
-          </w:p>
-        </w:tc>
-        <w:tc>
-          <w:tcPr>
-            <w:tcW w:type="dxa" w:w="4986"/>
-          </w:tcPr>
-          <w:p>
-            <w:r>
-              <w:rPr>
-                <w:rFonts w:ascii="Times New Roman" w:hAnsi="Times New Roman" w:eastAsia="宋体"/>
-                <w:b w:val="0"/>
-                <w:sz w:val="20"/>
-              </w:rPr>
-              <w:t>机器学习温度预测模块</w:t>
-            </w:r>
-          </w:p>
-        </w:tc>
-      </w:tr>
-      <w:tr>
-        <w:tc>
-          <w:tcPr>
-            <w:tcW w:type="dxa" w:w="4986"/>
-          </w:tcPr>
-          <w:p>
-            <w:r>
-              <w:rPr>
-                <w:rFonts w:ascii="Times New Roman" w:hAnsi="Times New Roman" w:eastAsia="宋体"/>
-                <w:b w:val="0"/>
-                <w:sz w:val="20"/>
-              </w:rPr>
-              <w:t>views.py</w:t>
-            </w:r>
-          </w:p>
-        </w:tc>
-        <w:tc>
-          <w:tcPr>
-            <w:tcW w:type="dxa" w:w="4986"/>
-          </w:tcPr>
-          <w:p>
-            <w:r>
-              <w:rPr>
-                <w:rFonts w:ascii="Times New Roman" w:hAnsi="Times New Roman" w:eastAsia="宋体"/>
-                <w:b w:val="0"/>
-                <w:sz w:val="20"/>
-              </w:rPr>
-              <w:t>API接口视图函数</w:t>
-            </w:r>
-          </w:p>
-        </w:tc>
-      </w:tr>
-      <w:tr>
-        <w:tc>
-          <w:tcPr>
-            <w:tcW w:type="dxa" w:w="4986"/>
-          </w:tcPr>
-          <w:p>
-            <w:r>
-              <w:rPr>
-                <w:rFonts w:ascii="Times New Roman" w:hAnsi="Times New Roman" w:eastAsia="宋体"/>
-                <w:b w:val="0"/>
-                <w:sz w:val="20"/>
-              </w:rPr>
-              <w:t>models.py</w:t>
-            </w:r>
-          </w:p>
-        </w:tc>
-        <w:tc>
-          <w:tcPr>
-            <w:tcW w:type="dxa" w:w="4986"/>
-          </w:tcPr>
-          <w:p>
-            <w:r>
-              <w:rPr>
-                <w:rFonts w:ascii="Times New Roman" w:hAnsi="Times New Roman" w:eastAsia="宋体"/>
-                <w:b w:val="0"/>
-                <w:sz w:val="20"/>
-              </w:rPr>
-              <w:t>数据库模型定义</w:t>
-            </w:r>
-          </w:p>
-        </w:tc>
-      </w:tr>
-      <w:tr>
-        <w:tc>
-          <w:tcPr>
-            <w:tcW w:type="dxa" w:w="4986"/>
-          </w:tcPr>
-          <w:p>
-            <w:r>
-              <w:rPr>
-                <w:rFonts w:ascii="Times New Roman" w:hAnsi="Times New Roman" w:eastAsia="宋体"/>
-                <w:b w:val="0"/>
-                <w:sz w:val="20"/>
-              </w:rPr>
-              <w:t>urls.py</w:t>
-            </w:r>
-          </w:p>
-        </w:tc>
-        <w:tc>
-          <w:tcPr>
-            <w:tcW w:type="dxa" w:w="4986"/>
-          </w:tcPr>
-          <w:p>
-            <w:r>
-              <w:rPr>
-                <w:rFonts w:ascii="Times New Roman" w:hAnsi="Times New Roman" w:eastAsia="宋体"/>
-                <w:b w:val="0"/>
-                <w:sz w:val="20"/>
-              </w:rPr>
-              <w:t>URL路由配置</w:t>
-            </w:r>
-          </w:p>
-        </w:tc>
-      </w:tr>
-      <w:tr>
-        <w:tc>
-          <w:tcPr>
-            <w:tcW w:type="dxa" w:w="4986"/>
-          </w:tcPr>
-          <w:p>
-            <w:r>
-              <w:rPr>
-                <w:rFonts w:ascii="Times New Roman" w:hAnsi="Times New Roman" w:eastAsia="宋体"/>
-                <w:b w:val="0"/>
-                <w:sz w:val="20"/>
-              </w:rPr>
-              <w:t>templates/index.html</w:t>
-            </w:r>
-          </w:p>
-        </w:tc>
-        <w:tc>
-          <w:tcPr>
-            <w:tcW w:type="dxa" w:w="4986"/>
-          </w:tcPr>
-          <w:p>
-            <w:r>
-              <w:rPr>
-                <w:rFonts w:ascii="Times New Roman" w:hAnsi="Times New Roman" w:eastAsia="宋体"/>
-                <w:b w:val="0"/>
-                <w:sz w:val="20"/>
-              </w:rPr>
-              <w:t>前端页面模板</w:t>
-            </w:r>
-          </w:p>
-        </w:tc>
-      </w:tr>
-      <w:tr>
-        <w:tc>
-          <w:tcPr>
-            <w:tcW w:type="dxa" w:w="4986"/>
-          </w:tcPr>
-          <w:p>
-            <w:r>
-              <w:rPr>
-                <w:rFonts w:ascii="Times New Roman" w:hAnsi="Times New Roman" w:eastAsia="宋体"/>
-                <w:b w:val="0"/>
-                <w:sz w:val="20"/>
-              </w:rPr>
-              <w:t>static/style.css</w:t>
-            </w:r>
-          </w:p>
-        </w:tc>
-        <w:tc>
-          <w:tcPr>
-            <w:tcW w:type="dxa" w:w="4986"/>
-          </w:tcPr>
-          <w:p>
-            <w:r>
-              <w:rPr>
-                <w:rFonts w:ascii="Times New Roman" w:hAnsi="Times New Roman" w:eastAsia="宋体"/>
-                <w:b w:val="0"/>
-                <w:sz w:val="20"/>
-              </w:rPr>
-              <w:t>样式表</w:t>
-            </w:r>
-          </w:p>
-        </w:tc>
-      </w:tr>
-    </w:tbl>
     <w:p>
       <w:pPr>
         <w:jc w:val="left"/>
@@ -2355,347 +1042,21 @@
         <w:t>3.3 API接口设计</w:t>
       </w:r>
     </w:p>
-    <w:tbl>
-      <w:tblPr>
-        <w:tblStyle w:val="TableGrid"/>
-        <w:tblW w:type="auto" w:w="0"/>
-        <w:tblLook w:firstColumn="1" w:firstRow="1" w:lastColumn="0" w:lastRow="0" w:noHBand="0" w:noVBand="1" w:val="04A0"/>
-      </w:tblPr>
-      <w:tblGrid>
-        <w:gridCol w:w="3324"/>
-        <w:gridCol w:w="3324"/>
-        <w:gridCol w:w="3324"/>
-      </w:tblGrid>
-      <w:tr>
-        <w:tc>
-          <w:tcPr>
-            <w:tcW w:type="dxa" w:w="3324"/>
-          </w:tcPr>
-          <w:p>
-            <w:r>
-              <w:rPr>
-                <w:rFonts w:ascii="Times New Roman" w:hAnsi="Times New Roman" w:eastAsia="宋体"/>
-                <w:b/>
-                <w:sz w:val="20"/>
-              </w:rPr>
-              <w:t>接口路径</w:t>
-            </w:r>
-          </w:p>
-        </w:tc>
-        <w:tc>
-          <w:tcPr>
-            <w:tcW w:type="dxa" w:w="3324"/>
-          </w:tcPr>
-          <w:p>
-            <w:r>
-              <w:rPr>
-                <w:rFonts w:ascii="Times New Roman" w:hAnsi="Times New Roman" w:eastAsia="宋体"/>
-                <w:b/>
-                <w:sz w:val="20"/>
-              </w:rPr>
-              <w:t>请求方法</w:t>
-            </w:r>
-          </w:p>
-        </w:tc>
-        <w:tc>
-          <w:tcPr>
-            <w:tcW w:type="dxa" w:w="3324"/>
-          </w:tcPr>
-          <w:p>
-            <w:r>
-              <w:rPr>
-                <w:rFonts w:ascii="Times New Roman" w:hAnsi="Times New Roman" w:eastAsia="宋体"/>
-                <w:b/>
-                <w:sz w:val="20"/>
-              </w:rPr>
-              <w:t>功能说明</w:t>
-            </w:r>
-          </w:p>
-        </w:tc>
-      </w:tr>
-      <w:tr>
-        <w:tc>
-          <w:tcPr>
-            <w:tcW w:type="dxa" w:w="3324"/>
-          </w:tcPr>
-          <w:p>
-            <w:r>
-              <w:rPr>
-                <w:rFonts w:ascii="Times New Roman" w:hAnsi="Times New Roman" w:eastAsia="宋体"/>
-                <w:b w:val="0"/>
-                <w:sz w:val="20"/>
-              </w:rPr>
-              <w:t>/api/sensor-data/</w:t>
-            </w:r>
-          </w:p>
-        </w:tc>
-        <w:tc>
-          <w:tcPr>
-            <w:tcW w:type="dxa" w:w="3324"/>
-          </w:tcPr>
-          <w:p>
-            <w:r>
-              <w:rPr>
-                <w:rFonts w:ascii="Times New Roman" w:hAnsi="Times New Roman" w:eastAsia="宋体"/>
-                <w:b w:val="0"/>
-                <w:sz w:val="20"/>
-              </w:rPr>
-              <w:t>GET</w:t>
-            </w:r>
-          </w:p>
-        </w:tc>
-        <w:tc>
-          <w:tcPr>
-            <w:tcW w:type="dxa" w:w="3324"/>
-          </w:tcPr>
-          <w:p>
-            <w:r>
-              <w:rPr>
-                <w:rFonts w:ascii="Times New Roman" w:hAnsi="Times New Roman" w:eastAsia="宋体"/>
-                <w:b w:val="0"/>
-                <w:sz w:val="20"/>
-              </w:rPr>
-              <w:t>轮询传感器数据 + LED自动控制</w:t>
-            </w:r>
-          </w:p>
-        </w:tc>
-      </w:tr>
-      <w:tr>
-        <w:tc>
-          <w:tcPr>
-            <w:tcW w:type="dxa" w:w="3324"/>
-          </w:tcPr>
-          <w:p>
-            <w:r>
-              <w:rPr>
-                <w:rFonts w:ascii="Times New Roman" w:hAnsi="Times New Roman" w:eastAsia="宋体"/>
-                <w:b w:val="0"/>
-                <w:sz w:val="20"/>
-              </w:rPr>
-              <w:t>/api/control/</w:t>
-            </w:r>
-          </w:p>
-        </w:tc>
-        <w:tc>
-          <w:tcPr>
-            <w:tcW w:type="dxa" w:w="3324"/>
-          </w:tcPr>
-          <w:p>
-            <w:r>
-              <w:rPr>
-                <w:rFonts w:ascii="Times New Roman" w:hAnsi="Times New Roman" w:eastAsia="宋体"/>
-                <w:b w:val="0"/>
-                <w:sz w:val="20"/>
-              </w:rPr>
-              <w:t>POST</w:t>
-            </w:r>
-          </w:p>
-        </w:tc>
-        <w:tc>
-          <w:tcPr>
-            <w:tcW w:type="dxa" w:w="3324"/>
-          </w:tcPr>
-          <w:p>
-            <w:r>
-              <w:rPr>
-                <w:rFonts w:ascii="Times New Roman" w:hAnsi="Times New Roman" w:eastAsia="宋体"/>
-                <w:b w:val="0"/>
-                <w:sz w:val="20"/>
-              </w:rPr>
-              <w:t>下发控制指令</w:t>
-            </w:r>
-          </w:p>
-        </w:tc>
-      </w:tr>
-      <w:tr>
-        <w:tc>
-          <w:tcPr>
-            <w:tcW w:type="dxa" w:w="3324"/>
-          </w:tcPr>
-          <w:p>
-            <w:r>
-              <w:rPr>
-                <w:rFonts w:ascii="Times New Roman" w:hAnsi="Times New Roman" w:eastAsia="宋体"/>
-                <w:b w:val="0"/>
-                <w:sz w:val="20"/>
-              </w:rPr>
-              <w:t>/api/history/</w:t>
-            </w:r>
-          </w:p>
-        </w:tc>
-        <w:tc>
-          <w:tcPr>
-            <w:tcW w:type="dxa" w:w="3324"/>
-          </w:tcPr>
-          <w:p>
-            <w:r>
-              <w:rPr>
-                <w:rFonts w:ascii="Times New Roman" w:hAnsi="Times New Roman" w:eastAsia="宋体"/>
-                <w:b w:val="0"/>
-                <w:sz w:val="20"/>
-              </w:rPr>
-              <w:t>GET</w:t>
-            </w:r>
-          </w:p>
-        </w:tc>
-        <w:tc>
-          <w:tcPr>
-            <w:tcW w:type="dxa" w:w="3324"/>
-          </w:tcPr>
-          <w:p>
-            <w:r>
-              <w:rPr>
-                <w:rFonts w:ascii="Times New Roman" w:hAnsi="Times New Roman" w:eastAsia="宋体"/>
-                <w:b w:val="0"/>
-                <w:sz w:val="20"/>
-              </w:rPr>
-              <w:t>获取历史数据</w:t>
-            </w:r>
-          </w:p>
-        </w:tc>
-      </w:tr>
-      <w:tr>
-        <w:tc>
-          <w:tcPr>
-            <w:tcW w:type="dxa" w:w="3324"/>
-          </w:tcPr>
-          <w:p>
-            <w:r>
-              <w:rPr>
-                <w:rFonts w:ascii="Times New Roman" w:hAnsi="Times New Roman" w:eastAsia="宋体"/>
-                <w:b w:val="0"/>
-                <w:sz w:val="20"/>
-              </w:rPr>
-              <w:t>/api/predict/</w:t>
-            </w:r>
-          </w:p>
-        </w:tc>
-        <w:tc>
-          <w:tcPr>
-            <w:tcW w:type="dxa" w:w="3324"/>
-          </w:tcPr>
-          <w:p>
-            <w:r>
-              <w:rPr>
-                <w:rFonts w:ascii="Times New Roman" w:hAnsi="Times New Roman" w:eastAsia="宋体"/>
-                <w:b w:val="0"/>
-                <w:sz w:val="20"/>
-              </w:rPr>
-              <w:t>GET</w:t>
-            </w:r>
-          </w:p>
-        </w:tc>
-        <w:tc>
-          <w:tcPr>
-            <w:tcW w:type="dxa" w:w="3324"/>
-          </w:tcPr>
-          <w:p>
-            <w:r>
-              <w:rPr>
-                <w:rFonts w:ascii="Times New Roman" w:hAnsi="Times New Roman" w:eastAsia="宋体"/>
-                <w:b w:val="0"/>
-                <w:sz w:val="20"/>
-              </w:rPr>
-              <w:t>温度预测</w:t>
-            </w:r>
-          </w:p>
-        </w:tc>
-      </w:tr>
-      <w:tr>
-        <w:tc>
-          <w:tcPr>
-            <w:tcW w:type="dxa" w:w="3324"/>
-          </w:tcPr>
-          <w:p>
-            <w:r>
-              <w:rPr>
-                <w:rFonts w:ascii="Times New Roman" w:hAnsi="Times New Roman" w:eastAsia="宋体"/>
-                <w:b w:val="0"/>
-                <w:sz w:val="20"/>
-              </w:rPr>
-              <w:t>/api/train/</w:t>
-            </w:r>
-          </w:p>
-        </w:tc>
-        <w:tc>
-          <w:tcPr>
-            <w:tcW w:type="dxa" w:w="3324"/>
-          </w:tcPr>
-          <w:p>
-            <w:r>
-              <w:rPr>
-                <w:rFonts w:ascii="Times New Roman" w:hAnsi="Times New Roman" w:eastAsia="宋体"/>
-                <w:b w:val="0"/>
-                <w:sz w:val="20"/>
-              </w:rPr>
-              <w:t>POST</w:t>
-            </w:r>
-          </w:p>
-        </w:tc>
-        <w:tc>
-          <w:tcPr>
-            <w:tcW w:type="dxa" w:w="3324"/>
-          </w:tcPr>
-          <w:p>
-            <w:r>
-              <w:rPr>
-                <w:rFonts w:ascii="Times New Roman" w:hAnsi="Times New Roman" w:eastAsia="宋体"/>
-                <w:b w:val="0"/>
-                <w:sz w:val="20"/>
-              </w:rPr>
-              <w:t>重新训练预测模型</w:t>
-            </w:r>
-          </w:p>
-        </w:tc>
-      </w:tr>
-      <w:tr>
-        <w:tc>
-          <w:tcPr>
-            <w:tcW w:type="dxa" w:w="3324"/>
-          </w:tcPr>
-          <w:p>
-            <w:r>
-              <w:rPr>
-                <w:rFonts w:ascii="Times New Roman" w:hAnsi="Times New Roman" w:eastAsia="宋体"/>
-                <w:b w:val="0"/>
-                <w:sz w:val="20"/>
-              </w:rPr>
-              <w:t>/api/auto-control/</w:t>
-            </w:r>
-          </w:p>
-        </w:tc>
-        <w:tc>
-          <w:tcPr>
-            <w:tcW w:type="dxa" w:w="3324"/>
-          </w:tcPr>
-          <w:p>
-            <w:r>
-              <w:rPr>
-                <w:rFonts w:ascii="Times New Roman" w:hAnsi="Times New Roman" w:eastAsia="宋体"/>
-                <w:b w:val="0"/>
-                <w:sz w:val="20"/>
-              </w:rPr>
-              <w:t>POST</w:t>
-            </w:r>
-          </w:p>
-        </w:tc>
-        <w:tc>
-          <w:tcPr>
-            <w:tcW w:type="dxa" w:w="3324"/>
-          </w:tcPr>
-          <w:p>
-            <w:r>
-              <w:rPr>
-                <w:rFonts w:ascii="Times New Roman" w:hAnsi="Times New Roman" w:eastAsia="宋体"/>
-                <w:b w:val="0"/>
-                <w:sz w:val="20"/>
-              </w:rPr>
-              <w:t>自动控制开关</w:t>
-            </w:r>
-          </w:p>
-        </w:tc>
-      </w:tr>
-    </w:tbl>
+    <w:p>
+      <w:pPr>
+        <w:jc w:val="both"/>
+        <w:spacing w:line="300" w:lineRule="auto"/>
+        <w:ind w:firstLine="480"/>
+      </w:pPr>
+      <w:r>
+        <w:rPr>
+          <w:rFonts w:ascii="Times New Roman" w:hAnsi="Times New Roman" w:eastAsia="宋体"/>
+          <w:b w:val="0"/>
+          <w:sz w:val="24"/>
+        </w:rPr>
+        <w:t>系统设计了以下API接口：/api/sensor-data/（GET）用于轮询传感器数据并执行LED自动控制逻辑；/api/control/（POST）用于下发控制指令，请求体为{"property":"fan_speed","value":500}格式；/api/history/（GET）用于获取历史数据，支持limit参数；/api/predict/（GET）用于获取温度预测结果；/api/train/（POST）用于重新训练预测模型；/api/auto-control/（POST）用于开关自动控制模式。</w:t>
+      </w:r>
+    </w:p>
     <w:p>
       <w:pPr>
         <w:jc w:val="left"/>
@@ -2722,7 +1083,7 @@
           <w:b w:val="0"/>
           <w:sz w:val="24"/>
         </w:rPr>
-        <w:t>本系统采用随机森林回归（RandomForestRegressor）算法进行温度预测，选择该算法是因为它对小规模数据集具有良好的泛化能力，能够捕捉非线性关系，对异常值具有鲁棒性。采用滑动窗口方式构建特征，每条样本包含5个历史温度值和2个时间特征（小时、分钟），目标值为下一时刻的温度。</w:t>
+        <w:t>本系统采用随机森林回归（RandomForestRegressor）算法进行温度预测。选择该算法是因为它对小规模数据集具有良好的泛化能力，能够捕捉非线性关系，对异常值具有鲁棒性。</w:t>
       </w:r>
     </w:p>
     <w:p>
@@ -2737,256 +1098,24 @@
           <w:b w:val="0"/>
           <w:sz w:val="24"/>
         </w:rPr>
-        <w:t>风扇控制策略如下表：</w:t>
+        <w:t>特征工程采用滑动窗口方式，每条样本包含5个历史温度值和2个时间特征（小时、分钟），目标值为下一时刻的温度。模型参数设置为：n_estimators=100，max_depth=10，random_state=42。</w:t>
       </w:r>
     </w:p>
-    <w:tbl>
-      <w:tblPr>
-        <w:tblStyle w:val="TableGrid"/>
-        <w:tblW w:type="auto" w:w="0"/>
-        <w:tblLook w:firstColumn="1" w:firstRow="1" w:lastColumn="0" w:lastRow="0" w:noHBand="0" w:noVBand="1" w:val="04A0"/>
-      </w:tblPr>
-      <w:tblGrid>
-        <w:gridCol w:w="3324"/>
-        <w:gridCol w:w="3324"/>
-        <w:gridCol w:w="3324"/>
-      </w:tblGrid>
-      <w:tr>
-        <w:tc>
-          <w:tcPr>
-            <w:tcW w:type="dxa" w:w="3324"/>
-          </w:tcPr>
-          <w:p>
-            <w:r>
-              <w:rPr>
-                <w:rFonts w:ascii="Times New Roman" w:hAnsi="Times New Roman" w:eastAsia="宋体"/>
-                <w:b/>
-                <w:sz w:val="20"/>
-              </w:rPr>
-              <w:t>预测温度</w:t>
-            </w:r>
-          </w:p>
-        </w:tc>
-        <w:tc>
-          <w:tcPr>
-            <w:tcW w:type="dxa" w:w="3324"/>
-          </w:tcPr>
-          <w:p>
-            <w:r>
-              <w:rPr>
-                <w:rFonts w:ascii="Times New Roman" w:hAnsi="Times New Roman" w:eastAsia="宋体"/>
-                <w:b/>
-                <w:sz w:val="20"/>
-              </w:rPr>
-              <w:t>风扇转速</w:t>
-            </w:r>
-          </w:p>
-        </w:tc>
-        <w:tc>
-          <w:tcPr>
-            <w:tcW w:type="dxa" w:w="3324"/>
-          </w:tcPr>
-          <w:p>
-            <w:r>
-              <w:rPr>
-                <w:rFonts w:ascii="Times New Roman" w:hAnsi="Times New Roman" w:eastAsia="宋体"/>
-                <w:b/>
-                <w:sz w:val="20"/>
-              </w:rPr>
-              <w:t>说明</w:t>
-            </w:r>
-          </w:p>
-        </w:tc>
-      </w:tr>
-      <w:tr>
-        <w:tc>
-          <w:tcPr>
-            <w:tcW w:type="dxa" w:w="3324"/>
-          </w:tcPr>
-          <w:p>
-            <w:r>
-              <w:rPr>
-                <w:rFonts w:ascii="Times New Roman" w:hAnsi="Times New Roman" w:eastAsia="宋体"/>
-                <w:b w:val="0"/>
-                <w:sz w:val="20"/>
-              </w:rPr>
-              <w:t>≥ 32°C</w:t>
-            </w:r>
-          </w:p>
-        </w:tc>
-        <w:tc>
-          <w:tcPr>
-            <w:tcW w:type="dxa" w:w="3324"/>
-          </w:tcPr>
-          <w:p>
-            <w:r>
-              <w:rPr>
-                <w:rFonts w:ascii="Times New Roman" w:hAnsi="Times New Roman" w:eastAsia="宋体"/>
-                <w:b w:val="0"/>
-                <w:sz w:val="20"/>
-              </w:rPr>
-              <w:t>1000 r/min</w:t>
-            </w:r>
-          </w:p>
-        </w:tc>
-        <w:tc>
-          <w:tcPr>
-            <w:tcW w:type="dxa" w:w="3324"/>
-          </w:tcPr>
-          <w:p>
-            <w:r>
-              <w:rPr>
-                <w:rFonts w:ascii="Times New Roman" w:hAnsi="Times New Roman" w:eastAsia="宋体"/>
-                <w:b w:val="0"/>
-                <w:sz w:val="20"/>
-              </w:rPr>
-              <w:t>全速运转</w:t>
-            </w:r>
-          </w:p>
-        </w:tc>
-      </w:tr>
-      <w:tr>
-        <w:tc>
-          <w:tcPr>
-            <w:tcW w:type="dxa" w:w="3324"/>
-          </w:tcPr>
-          <w:p>
-            <w:r>
-              <w:rPr>
-                <w:rFonts w:ascii="Times New Roman" w:hAnsi="Times New Roman" w:eastAsia="宋体"/>
-                <w:b w:val="0"/>
-                <w:sz w:val="20"/>
-              </w:rPr>
-              <w:t>28~32°C</w:t>
-            </w:r>
-          </w:p>
-        </w:tc>
-        <w:tc>
-          <w:tcPr>
-            <w:tcW w:type="dxa" w:w="3324"/>
-          </w:tcPr>
-          <w:p>
-            <w:r>
-              <w:rPr>
-                <w:rFonts w:ascii="Times New Roman" w:hAnsi="Times New Roman" w:eastAsia="宋体"/>
-                <w:b w:val="0"/>
-                <w:sz w:val="20"/>
-              </w:rPr>
-              <w:t>400~1000 r/min</w:t>
-            </w:r>
-          </w:p>
-        </w:tc>
-        <w:tc>
-          <w:tcPr>
-            <w:tcW w:type="dxa" w:w="3324"/>
-          </w:tcPr>
-          <w:p>
-            <w:r>
-              <w:rPr>
-                <w:rFonts w:ascii="Times New Roman" w:hAnsi="Times New Roman" w:eastAsia="宋体"/>
-                <w:b w:val="0"/>
-                <w:sz w:val="20"/>
-              </w:rPr>
-              <w:t>线性映射</w:t>
-            </w:r>
-          </w:p>
-        </w:tc>
-      </w:tr>
-      <w:tr>
-        <w:tc>
-          <w:tcPr>
-            <w:tcW w:type="dxa" w:w="3324"/>
-          </w:tcPr>
-          <w:p>
-            <w:r>
-              <w:rPr>
-                <w:rFonts w:ascii="Times New Roman" w:hAnsi="Times New Roman" w:eastAsia="宋体"/>
-                <w:b w:val="0"/>
-                <w:sz w:val="20"/>
-              </w:rPr>
-              <w:t>25~28°C</w:t>
-            </w:r>
-          </w:p>
-        </w:tc>
-        <w:tc>
-          <w:tcPr>
-            <w:tcW w:type="dxa" w:w="3324"/>
-          </w:tcPr>
-          <w:p>
-            <w:r>
-              <w:rPr>
-                <w:rFonts w:ascii="Times New Roman" w:hAnsi="Times New Roman" w:eastAsia="宋体"/>
-                <w:b w:val="0"/>
-                <w:sz w:val="20"/>
-              </w:rPr>
-              <w:t>0~400 r/min</w:t>
-            </w:r>
-          </w:p>
-        </w:tc>
-        <w:tc>
-          <w:tcPr>
-            <w:tcW w:type="dxa" w:w="3324"/>
-          </w:tcPr>
-          <w:p>
-            <w:r>
-              <w:rPr>
-                <w:rFonts w:ascii="Times New Roman" w:hAnsi="Times New Roman" w:eastAsia="宋体"/>
-                <w:b w:val="0"/>
-                <w:sz w:val="20"/>
-              </w:rPr>
-              <w:t>线性映射</w:t>
-            </w:r>
-          </w:p>
-        </w:tc>
-      </w:tr>
-      <w:tr>
-        <w:tc>
-          <w:tcPr>
-            <w:tcW w:type="dxa" w:w="3324"/>
-          </w:tcPr>
-          <w:p>
-            <w:r>
-              <w:rPr>
-                <w:rFonts w:ascii="Times New Roman" w:hAnsi="Times New Roman" w:eastAsia="宋体"/>
-                <w:b w:val="0"/>
-                <w:sz w:val="20"/>
-              </w:rPr>
-              <w:t>&lt; 25°C</w:t>
-            </w:r>
-          </w:p>
-        </w:tc>
-        <w:tc>
-          <w:tcPr>
-            <w:tcW w:type="dxa" w:w="3324"/>
-          </w:tcPr>
-          <w:p>
-            <w:r>
-              <w:rPr>
-                <w:rFonts w:ascii="Times New Roman" w:hAnsi="Times New Roman" w:eastAsia="宋体"/>
-                <w:b w:val="0"/>
-                <w:sz w:val="20"/>
-              </w:rPr>
-              <w:t>0 r/min</w:t>
-            </w:r>
-          </w:p>
-        </w:tc>
-        <w:tc>
-          <w:tcPr>
-            <w:tcW w:type="dxa" w:w="3324"/>
-          </w:tcPr>
-          <w:p>
-            <w:r>
-              <w:rPr>
-                <w:rFonts w:ascii="Times New Roman" w:hAnsi="Times New Roman" w:eastAsia="宋体"/>
-                <w:b w:val="0"/>
-                <w:sz w:val="20"/>
-              </w:rPr>
-              <w:t>关闭风扇</w:t>
-            </w:r>
-          </w:p>
-        </w:tc>
-      </w:tr>
-    </w:tbl>
+    <w:p>
+      <w:pPr>
+        <w:jc w:val="both"/>
+        <w:spacing w:line="300" w:lineRule="auto"/>
+        <w:ind w:firstLine="480"/>
+      </w:pPr>
+      <w:r>
+        <w:rPr>
+          <w:rFonts w:ascii="Times New Roman" w:hAnsi="Times New Roman" w:eastAsia="宋体"/>
+          <w:b w:val="0"/>
+          <w:sz w:val="24"/>
+        </w:rPr>
+        <w:t>风扇控制策略根据预测温度自动计算：当预测温度≥32°C时，风扇全速1000 r/min；28~32°C时线性映射400~1000 r/min；25~28°C时线性映射0~400 r/min；低于25°C时关闭风扇。</w:t>
+      </w:r>
+    </w:p>
     <w:p>
       <w:pPr>
         <w:jc w:val="left"/>
@@ -3015,241 +1144,21 @@
         <w:t>4.1 测试环境</w:t>
       </w:r>
     </w:p>
-    <w:tbl>
-      <w:tblPr>
-        <w:tblStyle w:val="TableGrid"/>
-        <w:tblW w:type="auto" w:w="0"/>
-        <w:tblLook w:firstColumn="1" w:firstRow="1" w:lastColumn="0" w:lastRow="0" w:noHBand="0" w:noVBand="1" w:val="04A0"/>
-      </w:tblPr>
-      <w:tblGrid>
-        <w:gridCol w:w="4986"/>
-        <w:gridCol w:w="4986"/>
-      </w:tblGrid>
-      <w:tr>
-        <w:tc>
-          <w:tcPr>
-            <w:tcW w:type="dxa" w:w="4986"/>
-          </w:tcPr>
-          <w:p>
-            <w:r>
-              <w:rPr>
-                <w:rFonts w:ascii="Times New Roman" w:hAnsi="Times New Roman" w:eastAsia="宋体"/>
-                <w:b/>
-                <w:sz w:val="20"/>
-              </w:rPr>
-              <w:t>类别</w:t>
-            </w:r>
-          </w:p>
-        </w:tc>
-        <w:tc>
-          <w:tcPr>
-            <w:tcW w:type="dxa" w:w="4986"/>
-          </w:tcPr>
-          <w:p>
-            <w:r>
-              <w:rPr>
-                <w:rFonts w:ascii="Times New Roman" w:hAnsi="Times New Roman" w:eastAsia="宋体"/>
-                <w:b/>
-                <w:sz w:val="20"/>
-              </w:rPr>
-              <w:t>配置</w:t>
-            </w:r>
-          </w:p>
-        </w:tc>
-      </w:tr>
-      <w:tr>
-        <w:tc>
-          <w:tcPr>
-            <w:tcW w:type="dxa" w:w="4986"/>
-          </w:tcPr>
-          <w:p>
-            <w:r>
-              <w:rPr>
-                <w:rFonts w:ascii="Times New Roman" w:hAnsi="Times New Roman" w:eastAsia="宋体"/>
-                <w:b w:val="0"/>
-                <w:sz w:val="20"/>
-              </w:rPr>
-              <w:t>操作系统</w:t>
-            </w:r>
-          </w:p>
-        </w:tc>
-        <w:tc>
-          <w:tcPr>
-            <w:tcW w:type="dxa" w:w="4986"/>
-          </w:tcPr>
-          <w:p>
-            <w:r>
-              <w:rPr>
-                <w:rFonts w:ascii="Times New Roman" w:hAnsi="Times New Roman" w:eastAsia="宋体"/>
-                <w:b w:val="0"/>
-                <w:sz w:val="20"/>
-              </w:rPr>
-              <w:t>Windows 11</w:t>
-            </w:r>
-          </w:p>
-        </w:tc>
-      </w:tr>
-      <w:tr>
-        <w:tc>
-          <w:tcPr>
-            <w:tcW w:type="dxa" w:w="4986"/>
-          </w:tcPr>
-          <w:p>
-            <w:r>
-              <w:rPr>
-                <w:rFonts w:ascii="Times New Roman" w:hAnsi="Times New Roman" w:eastAsia="宋体"/>
-                <w:b w:val="0"/>
-                <w:sz w:val="20"/>
-              </w:rPr>
-              <w:t>Python版本</w:t>
-            </w:r>
-          </w:p>
-        </w:tc>
-        <w:tc>
-          <w:tcPr>
-            <w:tcW w:type="dxa" w:w="4986"/>
-          </w:tcPr>
-          <w:p>
-            <w:r>
-              <w:rPr>
-                <w:rFonts w:ascii="Times New Roman" w:hAnsi="Times New Roman" w:eastAsia="宋体"/>
-                <w:b w:val="0"/>
-                <w:sz w:val="20"/>
-              </w:rPr>
-              <w:t>3.13.14</w:t>
-            </w:r>
-          </w:p>
-        </w:tc>
-      </w:tr>
-      <w:tr>
-        <w:tc>
-          <w:tcPr>
-            <w:tcW w:type="dxa" w:w="4986"/>
-          </w:tcPr>
-          <w:p>
-            <w:r>
-              <w:rPr>
-                <w:rFonts w:ascii="Times New Roman" w:hAnsi="Times New Roman" w:eastAsia="宋体"/>
-                <w:b w:val="0"/>
-                <w:sz w:val="20"/>
-              </w:rPr>
-              <w:t>Django版本</w:t>
-            </w:r>
-          </w:p>
-        </w:tc>
-        <w:tc>
-          <w:tcPr>
-            <w:tcW w:type="dxa" w:w="4986"/>
-          </w:tcPr>
-          <w:p>
-            <w:r>
-              <w:rPr>
-                <w:rFonts w:ascii="Times New Roman" w:hAnsi="Times New Roman" w:eastAsia="宋体"/>
-                <w:b w:val="0"/>
-                <w:sz w:val="20"/>
-              </w:rPr>
-              <w:t>6.0.6</w:t>
-            </w:r>
-          </w:p>
-        </w:tc>
-      </w:tr>
-      <w:tr>
-        <w:tc>
-          <w:tcPr>
-            <w:tcW w:type="dxa" w:w="4986"/>
-          </w:tcPr>
-          <w:p>
-            <w:r>
-              <w:rPr>
-                <w:rFonts w:ascii="Times New Roman" w:hAnsi="Times New Roman" w:eastAsia="宋体"/>
-                <w:b w:val="0"/>
-                <w:sz w:val="20"/>
-              </w:rPr>
-              <w:t>浏览器</w:t>
-            </w:r>
-          </w:p>
-        </w:tc>
-        <w:tc>
-          <w:tcPr>
-            <w:tcW w:type="dxa" w:w="4986"/>
-          </w:tcPr>
-          <w:p>
-            <w:r>
-              <w:rPr>
-                <w:rFonts w:ascii="Times New Roman" w:hAnsi="Times New Roman" w:eastAsia="宋体"/>
-                <w:b w:val="0"/>
-                <w:sz w:val="20"/>
-              </w:rPr>
-              <w:t>Google Chrome</w:t>
-            </w:r>
-          </w:p>
-        </w:tc>
-      </w:tr>
-      <w:tr>
-        <w:tc>
-          <w:tcPr>
-            <w:tcW w:type="dxa" w:w="4986"/>
-          </w:tcPr>
-          <w:p>
-            <w:r>
-              <w:rPr>
-                <w:rFonts w:ascii="Times New Roman" w:hAnsi="Times New Roman" w:eastAsia="宋体"/>
-                <w:b w:val="0"/>
-                <w:sz w:val="20"/>
-              </w:rPr>
-              <w:t>下位机硬件</w:t>
-            </w:r>
-          </w:p>
-        </w:tc>
-        <w:tc>
-          <w:tcPr>
-            <w:tcW w:type="dxa" w:w="4986"/>
-          </w:tcPr>
-          <w:p>
-            <w:r>
-              <w:rPr>
-                <w:rFonts w:ascii="Times New Roman" w:hAnsi="Times New Roman" w:eastAsia="宋体"/>
-                <w:b w:val="0"/>
-                <w:sz w:val="20"/>
-              </w:rPr>
-              <w:t>STM32F103C8T6 + ESP8266 + DHT11 + 光敏电阻</w:t>
-            </w:r>
-          </w:p>
-        </w:tc>
-      </w:tr>
-      <w:tr>
-        <w:tc>
-          <w:tcPr>
-            <w:tcW w:type="dxa" w:w="4986"/>
-          </w:tcPr>
-          <w:p>
-            <w:r>
-              <w:rPr>
-                <w:rFonts w:ascii="Times New Roman" w:hAnsi="Times New Roman" w:eastAsia="宋体"/>
-                <w:b w:val="0"/>
-                <w:sz w:val="20"/>
-              </w:rPr>
-              <w:t>OneNET平台</w:t>
-            </w:r>
-          </w:p>
-        </w:tc>
-        <w:tc>
-          <w:tcPr>
-            <w:tcW w:type="dxa" w:w="4986"/>
-          </w:tcPr>
-          <w:p>
-            <w:r>
-              <w:rPr>
-                <w:rFonts w:ascii="Times New Roman" w:hAnsi="Times New Roman" w:eastAsia="宋体"/>
-                <w:b w:val="0"/>
-                <w:sz w:val="20"/>
-              </w:rPr>
-              <w:t>中国移动物联网开放平台（产品ID: SSX0I7L3I2）</w:t>
-            </w:r>
-          </w:p>
-        </w:tc>
-      </w:tr>
-    </w:tbl>
+    <w:p>
+      <w:pPr>
+        <w:jc w:val="both"/>
+        <w:spacing w:line="300" w:lineRule="auto"/>
+        <w:ind w:firstLine="480"/>
+      </w:pPr>
+      <w:r>
+        <w:rPr>
+          <w:rFonts w:ascii="Times New Roman" w:hAnsi="Times New Roman" w:eastAsia="宋体"/>
+          <w:b w:val="0"/>
+          <w:sz w:val="24"/>
+        </w:rPr>
+        <w:t>测试环境配置如下：操作系统Windows 11，Python版本3.13.14，Django版本6.0.6，浏览器Google Chrome；下位机硬件为STM32F103C8T6开发板+ESP8266 WiFi模块+DHT11温度传感器+光敏电阻；OneNET平台为中国移动物联网开放平台，产品ID为SSX0I7L3I2，设备名称为ESP8266。</w:t>
+      </w:r>
+    </w:p>
     <w:p>
       <w:pPr>
         <w:jc w:val="left"/>
@@ -3276,461 +1185,13 @@
           <w:b w:val="0"/>
           <w:sz w:val="24"/>
         </w:rPr>
-        <w:t>温度传感器采集数据：</w:t>
+        <w:t>温度传感器测试：通过Django上位机轮询OneNET平台获取DHT11温度数据，连续采集多组数据进行分析。测试结果表明，温度值范围在24.8°C~26.7°C之间，符合室内常温范围，数据精度保留一位小数，更新频率约3秒/次。</w:t>
       </w:r>
     </w:p>
-    <w:tbl>
-      <w:tblPr>
-        <w:tblStyle w:val="TableGrid"/>
-        <w:tblW w:type="auto" w:w="0"/>
-        <w:tblLook w:firstColumn="1" w:firstRow="1" w:lastColumn="0" w:lastRow="0" w:noHBand="0" w:noVBand="1" w:val="04A0"/>
-      </w:tblPr>
-      <w:tblGrid>
-        <w:gridCol w:w="2493"/>
-        <w:gridCol w:w="2493"/>
-        <w:gridCol w:w="2493"/>
-        <w:gridCol w:w="2493"/>
-      </w:tblGrid>
-      <w:tr>
-        <w:tc>
-          <w:tcPr>
-            <w:tcW w:type="dxa" w:w="2493"/>
-          </w:tcPr>
-          <w:p>
-            <w:r>
-              <w:rPr>
-                <w:rFonts w:ascii="Times New Roman" w:hAnsi="Times New Roman" w:eastAsia="宋体"/>
-                <w:b/>
-                <w:sz w:val="20"/>
-              </w:rPr>
-              <w:t>序号</w:t>
-            </w:r>
-          </w:p>
-        </w:tc>
-        <w:tc>
-          <w:tcPr>
-            <w:tcW w:type="dxa" w:w="2493"/>
-          </w:tcPr>
-          <w:p>
-            <w:r>
-              <w:rPr>
-                <w:rFonts w:ascii="Times New Roman" w:hAnsi="Times New Roman" w:eastAsia="宋体"/>
-                <w:b/>
-                <w:sz w:val="20"/>
-              </w:rPr>
-              <w:t>采集时间</w:t>
-            </w:r>
-          </w:p>
-        </w:tc>
-        <w:tc>
-          <w:tcPr>
-            <w:tcW w:type="dxa" w:w="2493"/>
-          </w:tcPr>
-          <w:p>
-            <w:r>
-              <w:rPr>
-                <w:rFonts w:ascii="Times New Roman" w:hAnsi="Times New Roman" w:eastAsia="宋体"/>
-                <w:b/>
-                <w:sz w:val="20"/>
-              </w:rPr>
-              <w:t>温度值(°C)</w:t>
-            </w:r>
-          </w:p>
-        </w:tc>
-        <w:tc>
-          <w:tcPr>
-            <w:tcW w:type="dxa" w:w="2493"/>
-          </w:tcPr>
-          <w:p>
-            <w:r>
-              <w:rPr>
-                <w:rFonts w:ascii="Times New Roman" w:hAnsi="Times New Roman" w:eastAsia="宋体"/>
-                <w:b/>
-                <w:sz w:val="20"/>
-              </w:rPr>
-              <w:t>OneNET返回JSON</w:t>
-            </w:r>
-          </w:p>
-        </w:tc>
-      </w:tr>
-      <w:tr>
-        <w:tc>
-          <w:tcPr>
-            <w:tcW w:type="dxa" w:w="2493"/>
-          </w:tcPr>
-          <w:p>
-            <w:r>
-              <w:rPr>
-                <w:rFonts w:ascii="Times New Roman" w:hAnsi="Times New Roman" w:eastAsia="宋体"/>
-                <w:b w:val="0"/>
-                <w:sz w:val="20"/>
-              </w:rPr>
-              <w:t>1</w:t>
-            </w:r>
-          </w:p>
-        </w:tc>
-        <w:tc>
-          <w:tcPr>
-            <w:tcW w:type="dxa" w:w="2493"/>
-          </w:tcPr>
-          <w:p>
-            <w:r>
-              <w:rPr>
-                <w:rFonts w:ascii="Times New Roman" w:hAnsi="Times New Roman" w:eastAsia="宋体"/>
-                <w:b w:val="0"/>
-                <w:sz w:val="20"/>
-              </w:rPr>
-              <w:t>03:42:56</w:t>
-            </w:r>
-          </w:p>
-        </w:tc>
-        <w:tc>
-          <w:tcPr>
-            <w:tcW w:type="dxa" w:w="2493"/>
-          </w:tcPr>
-          <w:p>
-            <w:r>
-              <w:rPr>
-                <w:rFonts w:ascii="Times New Roman" w:hAnsi="Times New Roman" w:eastAsia="宋体"/>
-                <w:b w:val="0"/>
-                <w:sz w:val="20"/>
-              </w:rPr>
-              <w:t>24.8</w:t>
-            </w:r>
-          </w:p>
-        </w:tc>
-        <w:tc>
-          <w:tcPr>
-            <w:tcW w:type="dxa" w:w="2493"/>
-          </w:tcPr>
-          <w:p>
-            <w:r>
-              <w:rPr>
-                <w:rFonts w:ascii="Times New Roman" w:hAnsi="Times New Roman" w:eastAsia="宋体"/>
-                <w:b w:val="0"/>
-                <w:sz w:val="20"/>
-              </w:rPr>
-              <w:t>{"identifier":"temp","value":"24.8"}</w:t>
-            </w:r>
-          </w:p>
-        </w:tc>
-      </w:tr>
-      <w:tr>
-        <w:tc>
-          <w:tcPr>
-            <w:tcW w:type="dxa" w:w="2493"/>
-          </w:tcPr>
-          <w:p>
-            <w:r>
-              <w:rPr>
-                <w:rFonts w:ascii="Times New Roman" w:hAnsi="Times New Roman" w:eastAsia="宋体"/>
-                <w:b w:val="0"/>
-                <w:sz w:val="20"/>
-              </w:rPr>
-              <w:t>2</w:t>
-            </w:r>
-          </w:p>
-        </w:tc>
-        <w:tc>
-          <w:tcPr>
-            <w:tcW w:type="dxa" w:w="2493"/>
-          </w:tcPr>
-          <w:p>
-            <w:r>
-              <w:rPr>
-                <w:rFonts w:ascii="Times New Roman" w:hAnsi="Times New Roman" w:eastAsia="宋体"/>
-                <w:b w:val="0"/>
-                <w:sz w:val="20"/>
-              </w:rPr>
-              <w:t>03:43:02</w:t>
-            </w:r>
-          </w:p>
-        </w:tc>
-        <w:tc>
-          <w:tcPr>
-            <w:tcW w:type="dxa" w:w="2493"/>
-          </w:tcPr>
-          <w:p>
-            <w:r>
-              <w:rPr>
-                <w:rFonts w:ascii="Times New Roman" w:hAnsi="Times New Roman" w:eastAsia="宋体"/>
-                <w:b w:val="0"/>
-                <w:sz w:val="20"/>
-              </w:rPr>
-              <w:t>25.1</w:t>
-            </w:r>
-          </w:p>
-        </w:tc>
-        <w:tc>
-          <w:tcPr>
-            <w:tcW w:type="dxa" w:w="2493"/>
-          </w:tcPr>
-          <w:p>
-            <w:r>
-              <w:rPr>
-                <w:rFonts w:ascii="Times New Roman" w:hAnsi="Times New Roman" w:eastAsia="宋体"/>
-                <w:b w:val="0"/>
-                <w:sz w:val="20"/>
-              </w:rPr>
-              <w:t>{"identifier":"temp","value":"25.1"}</w:t>
-            </w:r>
-          </w:p>
-        </w:tc>
-      </w:tr>
-      <w:tr>
-        <w:tc>
-          <w:tcPr>
-            <w:tcW w:type="dxa" w:w="2493"/>
-          </w:tcPr>
-          <w:p>
-            <w:r>
-              <w:rPr>
-                <w:rFonts w:ascii="Times New Roman" w:hAnsi="Times New Roman" w:eastAsia="宋体"/>
-                <w:b w:val="0"/>
-                <w:sz w:val="20"/>
-              </w:rPr>
-              <w:t>3</w:t>
-            </w:r>
-          </w:p>
-        </w:tc>
-        <w:tc>
-          <w:tcPr>
-            <w:tcW w:type="dxa" w:w="2493"/>
-          </w:tcPr>
-          <w:p>
-            <w:r>
-              <w:rPr>
-                <w:rFonts w:ascii="Times New Roman" w:hAnsi="Times New Roman" w:eastAsia="宋体"/>
-                <w:b w:val="0"/>
-                <w:sz w:val="20"/>
-              </w:rPr>
-              <w:t>03:43:08</w:t>
-            </w:r>
-          </w:p>
-        </w:tc>
-        <w:tc>
-          <w:tcPr>
-            <w:tcW w:type="dxa" w:w="2493"/>
-          </w:tcPr>
-          <w:p>
-            <w:r>
-              <w:rPr>
-                <w:rFonts w:ascii="Times New Roman" w:hAnsi="Times New Roman" w:eastAsia="宋体"/>
-                <w:b w:val="0"/>
-                <w:sz w:val="20"/>
-              </w:rPr>
-              <w:t>25.3</w:t>
-            </w:r>
-          </w:p>
-        </w:tc>
-        <w:tc>
-          <w:tcPr>
-            <w:tcW w:type="dxa" w:w="2493"/>
-          </w:tcPr>
-          <w:p>
-            <w:r>
-              <w:rPr>
-                <w:rFonts w:ascii="Times New Roman" w:hAnsi="Times New Roman" w:eastAsia="宋体"/>
-                <w:b w:val="0"/>
-                <w:sz w:val="20"/>
-              </w:rPr>
-              <w:t>{"identifier":"temp","value":"25.3"}</w:t>
-            </w:r>
-          </w:p>
-        </w:tc>
-      </w:tr>
-      <w:tr>
-        <w:tc>
-          <w:tcPr>
-            <w:tcW w:type="dxa" w:w="2493"/>
-          </w:tcPr>
-          <w:p>
-            <w:r>
-              <w:rPr>
-                <w:rFonts w:ascii="Times New Roman" w:hAnsi="Times New Roman" w:eastAsia="宋体"/>
-                <w:b w:val="0"/>
-                <w:sz w:val="20"/>
-              </w:rPr>
-              <w:t>4</w:t>
-            </w:r>
-          </w:p>
-        </w:tc>
-        <w:tc>
-          <w:tcPr>
-            <w:tcW w:type="dxa" w:w="2493"/>
-          </w:tcPr>
-          <w:p>
-            <w:r>
-              <w:rPr>
-                <w:rFonts w:ascii="Times New Roman" w:hAnsi="Times New Roman" w:eastAsia="宋体"/>
-                <w:b w:val="0"/>
-                <w:sz w:val="20"/>
-              </w:rPr>
-              <w:t>03:48:26</w:t>
-            </w:r>
-          </w:p>
-        </w:tc>
-        <w:tc>
-          <w:tcPr>
-            <w:tcW w:type="dxa" w:w="2493"/>
-          </w:tcPr>
-          <w:p>
-            <w:r>
-              <w:rPr>
-                <w:rFonts w:ascii="Times New Roman" w:hAnsi="Times New Roman" w:eastAsia="宋体"/>
-                <w:b w:val="0"/>
-                <w:sz w:val="20"/>
-              </w:rPr>
-              <w:t>26.2</w:t>
-            </w:r>
-          </w:p>
-        </w:tc>
-        <w:tc>
-          <w:tcPr>
-            <w:tcW w:type="dxa" w:w="2493"/>
-          </w:tcPr>
-          <w:p>
-            <w:r>
-              <w:rPr>
-                <w:rFonts w:ascii="Times New Roman" w:hAnsi="Times New Roman" w:eastAsia="宋体"/>
-                <w:b w:val="0"/>
-                <w:sz w:val="20"/>
-              </w:rPr>
-              <w:t>{"identifier":"temp","value":"26.2"}</w:t>
-            </w:r>
-          </w:p>
-        </w:tc>
-      </w:tr>
-      <w:tr>
-        <w:tc>
-          <w:tcPr>
-            <w:tcW w:type="dxa" w:w="2493"/>
-          </w:tcPr>
-          <w:p>
-            <w:r>
-              <w:rPr>
-                <w:rFonts w:ascii="Times New Roman" w:hAnsi="Times New Roman" w:eastAsia="宋体"/>
-                <w:b w:val="0"/>
-                <w:sz w:val="20"/>
-              </w:rPr>
-              <w:t>5</w:t>
-            </w:r>
-          </w:p>
-        </w:tc>
-        <w:tc>
-          <w:tcPr>
-            <w:tcW w:type="dxa" w:w="2493"/>
-          </w:tcPr>
-          <w:p>
-            <w:r>
-              <w:rPr>
-                <w:rFonts w:ascii="Times New Roman" w:hAnsi="Times New Roman" w:eastAsia="宋体"/>
-                <w:b w:val="0"/>
-                <w:sz w:val="20"/>
-              </w:rPr>
-              <w:t>03:55:24</w:t>
-            </w:r>
-          </w:p>
-        </w:tc>
-        <w:tc>
-          <w:tcPr>
-            <w:tcW w:type="dxa" w:w="2493"/>
-          </w:tcPr>
-          <w:p>
-            <w:r>
-              <w:rPr>
-                <w:rFonts w:ascii="Times New Roman" w:hAnsi="Times New Roman" w:eastAsia="宋体"/>
-                <w:b w:val="0"/>
-                <w:sz w:val="20"/>
-              </w:rPr>
-              <w:t>25.8</w:t>
-            </w:r>
-          </w:p>
-        </w:tc>
-        <w:tc>
-          <w:tcPr>
-            <w:tcW w:type="dxa" w:w="2493"/>
-          </w:tcPr>
-          <w:p>
-            <w:r>
-              <w:rPr>
-                <w:rFonts w:ascii="Times New Roman" w:hAnsi="Times New Roman" w:eastAsia="宋体"/>
-                <w:b w:val="0"/>
-                <w:sz w:val="20"/>
-              </w:rPr>
-              <w:t>{"identifier":"temp","value":"25.8"}</w:t>
-            </w:r>
-          </w:p>
-        </w:tc>
-      </w:tr>
-      <w:tr>
-        <w:tc>
-          <w:tcPr>
-            <w:tcW w:type="dxa" w:w="2493"/>
-          </w:tcPr>
-          <w:p>
-            <w:r>
-              <w:rPr>
-                <w:rFonts w:ascii="Times New Roman" w:hAnsi="Times New Roman" w:eastAsia="宋体"/>
-                <w:b w:val="0"/>
-                <w:sz w:val="20"/>
-              </w:rPr>
-              <w:t>6</w:t>
-            </w:r>
-          </w:p>
-        </w:tc>
-        <w:tc>
-          <w:tcPr>
-            <w:tcW w:type="dxa" w:w="2493"/>
-          </w:tcPr>
-          <w:p>
-            <w:r>
-              <w:rPr>
-                <w:rFonts w:ascii="Times New Roman" w:hAnsi="Times New Roman" w:eastAsia="宋体"/>
-                <w:b w:val="0"/>
-                <w:sz w:val="20"/>
-              </w:rPr>
-              <w:t>04:10:33</w:t>
-            </w:r>
-          </w:p>
-        </w:tc>
-        <w:tc>
-          <w:tcPr>
-            <w:tcW w:type="dxa" w:w="2493"/>
-          </w:tcPr>
-          <w:p>
-            <w:r>
-              <w:rPr>
-                <w:rFonts w:ascii="Times New Roman" w:hAnsi="Times New Roman" w:eastAsia="宋体"/>
-                <w:b w:val="0"/>
-                <w:sz w:val="20"/>
-              </w:rPr>
-              <w:t>26.7</w:t>
-            </w:r>
-          </w:p>
-        </w:tc>
-        <w:tc>
-          <w:tcPr>
-            <w:tcW w:type="dxa" w:w="2493"/>
-          </w:tcPr>
-          <w:p>
-            <w:r>
-              <w:rPr>
-                <w:rFonts w:ascii="Times New Roman" w:hAnsi="Times New Roman" w:eastAsia="宋体"/>
-                <w:b w:val="0"/>
-                <w:sz w:val="20"/>
-              </w:rPr>
-              <w:t>{"identifier":"temp","value":"26.7"}</w:t>
-            </w:r>
-          </w:p>
-        </w:tc>
-      </w:tr>
-    </w:tbl>
     <w:p>
       <w:pPr>
-        <w:jc w:val="both"/>
+        <w:jc w:val="center"/>
         <w:spacing w:line="300" w:lineRule="auto"/>
-        <w:ind w:firstLine="480"/>
       </w:pPr>
       <w:r>
         <w:rPr>
@@ -3738,7 +1199,36 @@
           <w:b w:val="0"/>
           <w:sz w:val="24"/>
         </w:rPr>
-        <w:t>分析：温度值范围24.8°C~26.7°C，符合室内常温范围，数据精度保留一位小数，更新频率约3秒/次。</w:t>
+        <w:t>（此处插入温度传感器采集数据截图）</w:t>
+      </w:r>
+    </w:p>
+    <w:p>
+      <w:pPr>
+        <w:jc w:val="both"/>
+        <w:spacing w:line="300" w:lineRule="auto"/>
+        <w:ind w:firstLine="480"/>
+      </w:pPr>
+      <w:r>
+        <w:rPr>
+          <w:rFonts w:ascii="Times New Roman" w:hAnsi="Times New Roman" w:eastAsia="宋体"/>
+          <w:b w:val="0"/>
+          <w:sz w:val="24"/>
+        </w:rPr>
+        <w:t>光照传感器测试：通过ADC采集光敏电阻电压值，转换为Lux单位。测试结果表明，光照值范围在252~1914 Lux之间，覆盖室内常见光照条件，能够即时响应光照变化。</w:t>
+      </w:r>
+    </w:p>
+    <w:p>
+      <w:pPr>
+        <w:jc w:val="center"/>
+        <w:spacing w:line="300" w:lineRule="auto"/>
+      </w:pPr>
+      <w:r>
+        <w:rPr>
+          <w:rFonts w:ascii="Times New Roman" w:hAnsi="Times New Roman" w:eastAsia="宋体"/>
+          <w:b w:val="0"/>
+          <w:sz w:val="24"/>
+        </w:rPr>
+        <w:t>（此处插入光照传感器采集数据截图）</w:t>
       </w:r>
     </w:p>
     <w:p>
@@ -3767,490 +1257,13 @@
           <w:b w:val="0"/>
           <w:sz w:val="24"/>
         </w:rPr>
-        <w:t>风扇调速控制测试：</w:t>
+        <w:t>风扇调速控制测试：通过Web界面点击不同档位按钮（关闭/1/4/2/4/3/4/100%），观察风扇转速变化。测试结果表明，fan_speed=0时风扇完全停止，fan_speed=250时低速转动（25%占空比），fan_speed=500时中速转动（50%占空比），fan_speed=750时高速转动（75%占空比），fan_speed=1000时全速转动（100%占空比），所有档位均正常工作。</w:t>
       </w:r>
     </w:p>
-    <w:tbl>
-      <w:tblPr>
-        <w:tblStyle w:val="TableGrid"/>
-        <w:tblW w:type="auto" w:w="0"/>
-        <w:tblLook w:firstColumn="1" w:firstRow="1" w:lastColumn="0" w:lastRow="0" w:noHBand="0" w:noVBand="1" w:val="04A0"/>
-      </w:tblPr>
-      <w:tblGrid>
-        <w:gridCol w:w="1994"/>
-        <w:gridCol w:w="1994"/>
-        <w:gridCol w:w="1994"/>
-        <w:gridCol w:w="1994"/>
-        <w:gridCol w:w="1994"/>
-      </w:tblGrid>
-      <w:tr>
-        <w:tc>
-          <w:tcPr>
-            <w:tcW w:type="dxa" w:w="1994"/>
-          </w:tcPr>
-          <w:p>
-            <w:r>
-              <w:rPr>
-                <w:rFonts w:ascii="Times New Roman" w:hAnsi="Times New Roman" w:eastAsia="宋体"/>
-                <w:b/>
-                <w:sz w:val="20"/>
-              </w:rPr>
-              <w:t>测试编号</w:t>
-            </w:r>
-          </w:p>
-        </w:tc>
-        <w:tc>
-          <w:tcPr>
-            <w:tcW w:type="dxa" w:w="1994"/>
-          </w:tcPr>
-          <w:p>
-            <w:r>
-              <w:rPr>
-                <w:rFonts w:ascii="Times New Roman" w:hAnsi="Times New Roman" w:eastAsia="宋体"/>
-                <w:b/>
-                <w:sz w:val="20"/>
-              </w:rPr>
-              <w:t>输入指令</w:t>
-            </w:r>
-          </w:p>
-        </w:tc>
-        <w:tc>
-          <w:tcPr>
-            <w:tcW w:type="dxa" w:w="1994"/>
-          </w:tcPr>
-          <w:p>
-            <w:r>
-              <w:rPr>
-                <w:rFonts w:ascii="Times New Roman" w:hAnsi="Times New Roman" w:eastAsia="宋体"/>
-                <w:b/>
-                <w:sz w:val="20"/>
-              </w:rPr>
-              <w:t>OneNET响应</w:t>
-            </w:r>
-          </w:p>
-        </w:tc>
-        <w:tc>
-          <w:tcPr>
-            <w:tcW w:type="dxa" w:w="1994"/>
-          </w:tcPr>
-          <w:p>
-            <w:r>
-              <w:rPr>
-                <w:rFonts w:ascii="Times New Roman" w:hAnsi="Times New Roman" w:eastAsia="宋体"/>
-                <w:b/>
-                <w:sz w:val="20"/>
-              </w:rPr>
-              <w:t>风扇实际状态</w:t>
-            </w:r>
-          </w:p>
-        </w:tc>
-        <w:tc>
-          <w:tcPr>
-            <w:tcW w:type="dxa" w:w="1994"/>
-          </w:tcPr>
-          <w:p>
-            <w:r>
-              <w:rPr>
-                <w:rFonts w:ascii="Times New Roman" w:hAnsi="Times New Roman" w:eastAsia="宋体"/>
-                <w:b/>
-                <w:sz w:val="20"/>
-              </w:rPr>
-              <w:t>结果</w:t>
-            </w:r>
-          </w:p>
-        </w:tc>
-      </w:tr>
-      <w:tr>
-        <w:tc>
-          <w:tcPr>
-            <w:tcW w:type="dxa" w:w="1994"/>
-          </w:tcPr>
-          <w:p>
-            <w:r>
-              <w:rPr>
-                <w:rFonts w:ascii="Times New Roman" w:hAnsi="Times New Roman" w:eastAsia="宋体"/>
-                <w:b w:val="0"/>
-                <w:sz w:val="20"/>
-              </w:rPr>
-              <w:t>1</w:t>
-            </w:r>
-          </w:p>
-        </w:tc>
-        <w:tc>
-          <w:tcPr>
-            <w:tcW w:type="dxa" w:w="1994"/>
-          </w:tcPr>
-          <w:p>
-            <w:r>
-              <w:rPr>
-                <w:rFonts w:ascii="Times New Roman" w:hAnsi="Times New Roman" w:eastAsia="宋体"/>
-                <w:b w:val="0"/>
-                <w:sz w:val="20"/>
-              </w:rPr>
-              <w:t>fan_speed=0</w:t>
-            </w:r>
-          </w:p>
-        </w:tc>
-        <w:tc>
-          <w:tcPr>
-            <w:tcW w:type="dxa" w:w="1994"/>
-          </w:tcPr>
-          <w:p>
-            <w:r>
-              <w:rPr>
-                <w:rFonts w:ascii="Times New Roman" w:hAnsi="Times New Roman" w:eastAsia="宋体"/>
-                <w:b w:val="0"/>
-                <w:sz w:val="20"/>
-              </w:rPr>
-              <w:t>code=0</w:t>
-            </w:r>
-          </w:p>
-        </w:tc>
-        <w:tc>
-          <w:tcPr>
-            <w:tcW w:type="dxa" w:w="1994"/>
-          </w:tcPr>
-          <w:p>
-            <w:r>
-              <w:rPr>
-                <w:rFonts w:ascii="Times New Roman" w:hAnsi="Times New Roman" w:eastAsia="宋体"/>
-                <w:b w:val="0"/>
-                <w:sz w:val="20"/>
-              </w:rPr>
-              <w:t>完全停止</w:t>
-            </w:r>
-          </w:p>
-        </w:tc>
-        <w:tc>
-          <w:tcPr>
-            <w:tcW w:type="dxa" w:w="1994"/>
-          </w:tcPr>
-          <w:p>
-            <w:r>
-              <w:rPr>
-                <w:rFonts w:ascii="Times New Roman" w:hAnsi="Times New Roman" w:eastAsia="宋体"/>
-                <w:b w:val="0"/>
-                <w:sz w:val="20"/>
-              </w:rPr>
-              <w:t>通过</w:t>
-            </w:r>
-          </w:p>
-        </w:tc>
-      </w:tr>
-      <w:tr>
-        <w:tc>
-          <w:tcPr>
-            <w:tcW w:type="dxa" w:w="1994"/>
-          </w:tcPr>
-          <w:p>
-            <w:r>
-              <w:rPr>
-                <w:rFonts w:ascii="Times New Roman" w:hAnsi="Times New Roman" w:eastAsia="宋体"/>
-                <w:b w:val="0"/>
-                <w:sz w:val="20"/>
-              </w:rPr>
-              <w:t>2</w:t>
-            </w:r>
-          </w:p>
-        </w:tc>
-        <w:tc>
-          <w:tcPr>
-            <w:tcW w:type="dxa" w:w="1994"/>
-          </w:tcPr>
-          <w:p>
-            <w:r>
-              <w:rPr>
-                <w:rFonts w:ascii="Times New Roman" w:hAnsi="Times New Roman" w:eastAsia="宋体"/>
-                <w:b w:val="0"/>
-                <w:sz w:val="20"/>
-              </w:rPr>
-              <w:t>fan_speed=250</w:t>
-            </w:r>
-          </w:p>
-        </w:tc>
-        <w:tc>
-          <w:tcPr>
-            <w:tcW w:type="dxa" w:w="1994"/>
-          </w:tcPr>
-          <w:p>
-            <w:r>
-              <w:rPr>
-                <w:rFonts w:ascii="Times New Roman" w:hAnsi="Times New Roman" w:eastAsia="宋体"/>
-                <w:b w:val="0"/>
-                <w:sz w:val="20"/>
-              </w:rPr>
-              <w:t>code=0</w:t>
-            </w:r>
-          </w:p>
-        </w:tc>
-        <w:tc>
-          <w:tcPr>
-            <w:tcW w:type="dxa" w:w="1994"/>
-          </w:tcPr>
-          <w:p>
-            <w:r>
-              <w:rPr>
-                <w:rFonts w:ascii="Times New Roman" w:hAnsi="Times New Roman" w:eastAsia="宋体"/>
-                <w:b w:val="0"/>
-                <w:sz w:val="20"/>
-              </w:rPr>
-              <w:t>低速转动(25%)</w:t>
-            </w:r>
-          </w:p>
-        </w:tc>
-        <w:tc>
-          <w:tcPr>
-            <w:tcW w:type="dxa" w:w="1994"/>
-          </w:tcPr>
-          <w:p>
-            <w:r>
-              <w:rPr>
-                <w:rFonts w:ascii="Times New Roman" w:hAnsi="Times New Roman" w:eastAsia="宋体"/>
-                <w:b w:val="0"/>
-                <w:sz w:val="20"/>
-              </w:rPr>
-              <w:t>通过</w:t>
-            </w:r>
-          </w:p>
-        </w:tc>
-      </w:tr>
-      <w:tr>
-        <w:tc>
-          <w:tcPr>
-            <w:tcW w:type="dxa" w:w="1994"/>
-          </w:tcPr>
-          <w:p>
-            <w:r>
-              <w:rPr>
-                <w:rFonts w:ascii="Times New Roman" w:hAnsi="Times New Roman" w:eastAsia="宋体"/>
-                <w:b w:val="0"/>
-                <w:sz w:val="20"/>
-              </w:rPr>
-              <w:t>3</w:t>
-            </w:r>
-          </w:p>
-        </w:tc>
-        <w:tc>
-          <w:tcPr>
-            <w:tcW w:type="dxa" w:w="1994"/>
-          </w:tcPr>
-          <w:p>
-            <w:r>
-              <w:rPr>
-                <w:rFonts w:ascii="Times New Roman" w:hAnsi="Times New Roman" w:eastAsia="宋体"/>
-                <w:b w:val="0"/>
-                <w:sz w:val="20"/>
-              </w:rPr>
-              <w:t>fan_speed=500</w:t>
-            </w:r>
-          </w:p>
-        </w:tc>
-        <w:tc>
-          <w:tcPr>
-            <w:tcW w:type="dxa" w:w="1994"/>
-          </w:tcPr>
-          <w:p>
-            <w:r>
-              <w:rPr>
-                <w:rFonts w:ascii="Times New Roman" w:hAnsi="Times New Roman" w:eastAsia="宋体"/>
-                <w:b w:val="0"/>
-                <w:sz w:val="20"/>
-              </w:rPr>
-              <w:t>code=0</w:t>
-            </w:r>
-          </w:p>
-        </w:tc>
-        <w:tc>
-          <w:tcPr>
-            <w:tcW w:type="dxa" w:w="1994"/>
-          </w:tcPr>
-          <w:p>
-            <w:r>
-              <w:rPr>
-                <w:rFonts w:ascii="Times New Roman" w:hAnsi="Times New Roman" w:eastAsia="宋体"/>
-                <w:b w:val="0"/>
-                <w:sz w:val="20"/>
-              </w:rPr>
-              <w:t>中速转动(50%)</w:t>
-            </w:r>
-          </w:p>
-        </w:tc>
-        <w:tc>
-          <w:tcPr>
-            <w:tcW w:type="dxa" w:w="1994"/>
-          </w:tcPr>
-          <w:p>
-            <w:r>
-              <w:rPr>
-                <w:rFonts w:ascii="Times New Roman" w:hAnsi="Times New Roman" w:eastAsia="宋体"/>
-                <w:b w:val="0"/>
-                <w:sz w:val="20"/>
-              </w:rPr>
-              <w:t>通过</w:t>
-            </w:r>
-          </w:p>
-        </w:tc>
-      </w:tr>
-      <w:tr>
-        <w:tc>
-          <w:tcPr>
-            <w:tcW w:type="dxa" w:w="1994"/>
-          </w:tcPr>
-          <w:p>
-            <w:r>
-              <w:rPr>
-                <w:rFonts w:ascii="Times New Roman" w:hAnsi="Times New Roman" w:eastAsia="宋体"/>
-                <w:b w:val="0"/>
-                <w:sz w:val="20"/>
-              </w:rPr>
-              <w:t>4</w:t>
-            </w:r>
-          </w:p>
-        </w:tc>
-        <w:tc>
-          <w:tcPr>
-            <w:tcW w:type="dxa" w:w="1994"/>
-          </w:tcPr>
-          <w:p>
-            <w:r>
-              <w:rPr>
-                <w:rFonts w:ascii="Times New Roman" w:hAnsi="Times New Roman" w:eastAsia="宋体"/>
-                <w:b w:val="0"/>
-                <w:sz w:val="20"/>
-              </w:rPr>
-              <w:t>fan_speed=750</w:t>
-            </w:r>
-          </w:p>
-        </w:tc>
-        <w:tc>
-          <w:tcPr>
-            <w:tcW w:type="dxa" w:w="1994"/>
-          </w:tcPr>
-          <w:p>
-            <w:r>
-              <w:rPr>
-                <w:rFonts w:ascii="Times New Roman" w:hAnsi="Times New Roman" w:eastAsia="宋体"/>
-                <w:b w:val="0"/>
-                <w:sz w:val="20"/>
-              </w:rPr>
-              <w:t>code=0</w:t>
-            </w:r>
-          </w:p>
-        </w:tc>
-        <w:tc>
-          <w:tcPr>
-            <w:tcW w:type="dxa" w:w="1994"/>
-          </w:tcPr>
-          <w:p>
-            <w:r>
-              <w:rPr>
-                <w:rFonts w:ascii="Times New Roman" w:hAnsi="Times New Roman" w:eastAsia="宋体"/>
-                <w:b w:val="0"/>
-                <w:sz w:val="20"/>
-              </w:rPr>
-              <w:t>高速转动(75%)</w:t>
-            </w:r>
-          </w:p>
-        </w:tc>
-        <w:tc>
-          <w:tcPr>
-            <w:tcW w:type="dxa" w:w="1994"/>
-          </w:tcPr>
-          <w:p>
-            <w:r>
-              <w:rPr>
-                <w:rFonts w:ascii="Times New Roman" w:hAnsi="Times New Roman" w:eastAsia="宋体"/>
-                <w:b w:val="0"/>
-                <w:sz w:val="20"/>
-              </w:rPr>
-              <w:t>通过</w:t>
-            </w:r>
-          </w:p>
-        </w:tc>
-      </w:tr>
-      <w:tr>
-        <w:tc>
-          <w:tcPr>
-            <w:tcW w:type="dxa" w:w="1994"/>
-          </w:tcPr>
-          <w:p>
-            <w:r>
-              <w:rPr>
-                <w:rFonts w:ascii="Times New Roman" w:hAnsi="Times New Roman" w:eastAsia="宋体"/>
-                <w:b w:val="0"/>
-                <w:sz w:val="20"/>
-              </w:rPr>
-              <w:t>5</w:t>
-            </w:r>
-          </w:p>
-        </w:tc>
-        <w:tc>
-          <w:tcPr>
-            <w:tcW w:type="dxa" w:w="1994"/>
-          </w:tcPr>
-          <w:p>
-            <w:r>
-              <w:rPr>
-                <w:rFonts w:ascii="Times New Roman" w:hAnsi="Times New Roman" w:eastAsia="宋体"/>
-                <w:b w:val="0"/>
-                <w:sz w:val="20"/>
-              </w:rPr>
-              <w:t>fan_speed=1000</w:t>
-            </w:r>
-          </w:p>
-        </w:tc>
-        <w:tc>
-          <w:tcPr>
-            <w:tcW w:type="dxa" w:w="1994"/>
-          </w:tcPr>
-          <w:p>
-            <w:r>
-              <w:rPr>
-                <w:rFonts w:ascii="Times New Roman" w:hAnsi="Times New Roman" w:eastAsia="宋体"/>
-                <w:b w:val="0"/>
-                <w:sz w:val="20"/>
-              </w:rPr>
-              <w:t>code=0</w:t>
-            </w:r>
-          </w:p>
-        </w:tc>
-        <w:tc>
-          <w:tcPr>
-            <w:tcW w:type="dxa" w:w="1994"/>
-          </w:tcPr>
-          <w:p>
-            <w:r>
-              <w:rPr>
-                <w:rFonts w:ascii="Times New Roman" w:hAnsi="Times New Roman" w:eastAsia="宋体"/>
-                <w:b w:val="0"/>
-                <w:sz w:val="20"/>
-              </w:rPr>
-              <w:t>全速转动(100%)</w:t>
-            </w:r>
-          </w:p>
-        </w:tc>
-        <w:tc>
-          <w:tcPr>
-            <w:tcW w:type="dxa" w:w="1994"/>
-          </w:tcPr>
-          <w:p>
-            <w:r>
-              <w:rPr>
-                <w:rFonts w:ascii="Times New Roman" w:hAnsi="Times New Roman" w:eastAsia="宋体"/>
-                <w:b w:val="0"/>
-                <w:sz w:val="20"/>
-              </w:rPr>
-              <w:t>通过</w:t>
-            </w:r>
-          </w:p>
-        </w:tc>
-      </w:tr>
-    </w:tbl>
     <w:p>
       <w:pPr>
-        <w:jc w:val="both"/>
+        <w:jc w:val="center"/>
         <w:spacing w:line="300" w:lineRule="auto"/>
-        <w:ind w:firstLine="480"/>
       </w:pPr>
       <w:r>
         <w:rPr>
@@ -4258,408 +1271,38 @@
           <w:b w:val="0"/>
           <w:sz w:val="24"/>
         </w:rPr>
-        <w:t>LED自动控制测试：</w:t>
+        <w:t>（此处插入风扇控制测试截图）</w:t>
       </w:r>
     </w:p>
-    <w:tbl>
-      <w:tblPr>
-        <w:tblStyle w:val="TableGrid"/>
-        <w:tblW w:type="auto" w:w="0"/>
-        <w:tblLook w:firstColumn="1" w:firstRow="1" w:lastColumn="0" w:lastRow="0" w:noHBand="0" w:noVBand="1" w:val="04A0"/>
-      </w:tblPr>
-      <w:tblGrid>
-        <w:gridCol w:w="1994"/>
-        <w:gridCol w:w="1994"/>
-        <w:gridCol w:w="1994"/>
-        <w:gridCol w:w="1994"/>
-        <w:gridCol w:w="1994"/>
-      </w:tblGrid>
-      <w:tr>
-        <w:tc>
-          <w:tcPr>
-            <w:tcW w:type="dxa" w:w="1994"/>
-          </w:tcPr>
-          <w:p>
-            <w:r>
-              <w:rPr>
-                <w:rFonts w:ascii="Times New Roman" w:hAnsi="Times New Roman" w:eastAsia="宋体"/>
-                <w:b/>
-                <w:sz w:val="20"/>
-              </w:rPr>
-              <w:t>测试编号</w:t>
-            </w:r>
-          </w:p>
-        </w:tc>
-        <w:tc>
-          <w:tcPr>
-            <w:tcW w:type="dxa" w:w="1994"/>
-          </w:tcPr>
-          <w:p>
-            <w:r>
-              <w:rPr>
-                <w:rFonts w:ascii="Times New Roman" w:hAnsi="Times New Roman" w:eastAsia="宋体"/>
-                <w:b/>
-                <w:sz w:val="20"/>
-              </w:rPr>
-              <w:t>光照值(Lux)</w:t>
-            </w:r>
-          </w:p>
-        </w:tc>
-        <w:tc>
-          <w:tcPr>
-            <w:tcW w:type="dxa" w:w="1994"/>
-          </w:tcPr>
-          <w:p>
-            <w:r>
-              <w:rPr>
-                <w:rFonts w:ascii="Times New Roman" w:hAnsi="Times New Roman" w:eastAsia="宋体"/>
-                <w:b/>
-                <w:sz w:val="20"/>
-              </w:rPr>
-              <w:t>阈值判断</w:t>
-            </w:r>
-          </w:p>
-        </w:tc>
-        <w:tc>
-          <w:tcPr>
-            <w:tcW w:type="dxa" w:w="1994"/>
-          </w:tcPr>
-          <w:p>
-            <w:r>
-              <w:rPr>
-                <w:rFonts w:ascii="Times New Roman" w:hAnsi="Times New Roman" w:eastAsia="宋体"/>
-                <w:b/>
-                <w:sz w:val="20"/>
-              </w:rPr>
-              <w:t>LED状态</w:t>
-            </w:r>
-          </w:p>
-        </w:tc>
-        <w:tc>
-          <w:tcPr>
-            <w:tcW w:type="dxa" w:w="1994"/>
-          </w:tcPr>
-          <w:p>
-            <w:r>
-              <w:rPr>
-                <w:rFonts w:ascii="Times New Roman" w:hAnsi="Times New Roman" w:eastAsia="宋体"/>
-                <w:b/>
-                <w:sz w:val="20"/>
-              </w:rPr>
-              <w:t>结果</w:t>
-            </w:r>
-          </w:p>
-        </w:tc>
-      </w:tr>
-      <w:tr>
-        <w:tc>
-          <w:tcPr>
-            <w:tcW w:type="dxa" w:w="1994"/>
-          </w:tcPr>
-          <w:p>
-            <w:r>
-              <w:rPr>
-                <w:rFonts w:ascii="Times New Roman" w:hAnsi="Times New Roman" w:eastAsia="宋体"/>
-                <w:b w:val="0"/>
-                <w:sz w:val="20"/>
-              </w:rPr>
-              <w:t>1</w:t>
-            </w:r>
-          </w:p>
-        </w:tc>
-        <w:tc>
-          <w:tcPr>
-            <w:tcW w:type="dxa" w:w="1994"/>
-          </w:tcPr>
-          <w:p>
-            <w:r>
-              <w:rPr>
-                <w:rFonts w:ascii="Times New Roman" w:hAnsi="Times New Roman" w:eastAsia="宋体"/>
-                <w:b w:val="0"/>
-                <w:sz w:val="20"/>
-              </w:rPr>
-              <w:t>252</w:t>
-            </w:r>
-          </w:p>
-        </w:tc>
-        <w:tc>
-          <w:tcPr>
-            <w:tcW w:type="dxa" w:w="1994"/>
-          </w:tcPr>
-          <w:p>
-            <w:r>
-              <w:rPr>
-                <w:rFonts w:ascii="Times New Roman" w:hAnsi="Times New Roman" w:eastAsia="宋体"/>
-                <w:b w:val="0"/>
-                <w:sz w:val="20"/>
-              </w:rPr>
-              <w:t>&lt;1000</w:t>
-            </w:r>
-          </w:p>
-        </w:tc>
-        <w:tc>
-          <w:tcPr>
-            <w:tcW w:type="dxa" w:w="1994"/>
-          </w:tcPr>
-          <w:p>
-            <w:r>
-              <w:rPr>
-                <w:rFonts w:ascii="Times New Roman" w:hAnsi="Times New Roman" w:eastAsia="宋体"/>
-                <w:b w:val="0"/>
-                <w:sz w:val="20"/>
-              </w:rPr>
-              <w:t>亮</w:t>
-            </w:r>
-          </w:p>
-        </w:tc>
-        <w:tc>
-          <w:tcPr>
-            <w:tcW w:type="dxa" w:w="1994"/>
-          </w:tcPr>
-          <w:p>
-            <w:r>
-              <w:rPr>
-                <w:rFonts w:ascii="Times New Roman" w:hAnsi="Times New Roman" w:eastAsia="宋体"/>
-                <w:b w:val="0"/>
-                <w:sz w:val="20"/>
-              </w:rPr>
-              <w:t>通过</w:t>
-            </w:r>
-          </w:p>
-        </w:tc>
-      </w:tr>
-      <w:tr>
-        <w:tc>
-          <w:tcPr>
-            <w:tcW w:type="dxa" w:w="1994"/>
-          </w:tcPr>
-          <w:p>
-            <w:r>
-              <w:rPr>
-                <w:rFonts w:ascii="Times New Roman" w:hAnsi="Times New Roman" w:eastAsia="宋体"/>
-                <w:b w:val="0"/>
-                <w:sz w:val="20"/>
-              </w:rPr>
-              <w:t>2</w:t>
-            </w:r>
-          </w:p>
-        </w:tc>
-        <w:tc>
-          <w:tcPr>
-            <w:tcW w:type="dxa" w:w="1994"/>
-          </w:tcPr>
-          <w:p>
-            <w:r>
-              <w:rPr>
-                <w:rFonts w:ascii="Times New Roman" w:hAnsi="Times New Roman" w:eastAsia="宋体"/>
-                <w:b w:val="0"/>
-                <w:sz w:val="20"/>
-              </w:rPr>
-              <w:t>315</w:t>
-            </w:r>
-          </w:p>
-        </w:tc>
-        <w:tc>
-          <w:tcPr>
-            <w:tcW w:type="dxa" w:w="1994"/>
-          </w:tcPr>
-          <w:p>
-            <w:r>
-              <w:rPr>
-                <w:rFonts w:ascii="Times New Roman" w:hAnsi="Times New Roman" w:eastAsia="宋体"/>
-                <w:b w:val="0"/>
-                <w:sz w:val="20"/>
-              </w:rPr>
-              <w:t>&lt;1000</w:t>
-            </w:r>
-          </w:p>
-        </w:tc>
-        <w:tc>
-          <w:tcPr>
-            <w:tcW w:type="dxa" w:w="1994"/>
-          </w:tcPr>
-          <w:p>
-            <w:r>
-              <w:rPr>
-                <w:rFonts w:ascii="Times New Roman" w:hAnsi="Times New Roman" w:eastAsia="宋体"/>
-                <w:b w:val="0"/>
-                <w:sz w:val="20"/>
-              </w:rPr>
-              <w:t>亮</w:t>
-            </w:r>
-          </w:p>
-        </w:tc>
-        <w:tc>
-          <w:tcPr>
-            <w:tcW w:type="dxa" w:w="1994"/>
-          </w:tcPr>
-          <w:p>
-            <w:r>
-              <w:rPr>
-                <w:rFonts w:ascii="Times New Roman" w:hAnsi="Times New Roman" w:eastAsia="宋体"/>
-                <w:b w:val="0"/>
-                <w:sz w:val="20"/>
-              </w:rPr>
-              <w:t>通过</w:t>
-            </w:r>
-          </w:p>
-        </w:tc>
-      </w:tr>
-      <w:tr>
-        <w:tc>
-          <w:tcPr>
-            <w:tcW w:type="dxa" w:w="1994"/>
-          </w:tcPr>
-          <w:p>
-            <w:r>
-              <w:rPr>
-                <w:rFonts w:ascii="Times New Roman" w:hAnsi="Times New Roman" w:eastAsia="宋体"/>
-                <w:b w:val="0"/>
-                <w:sz w:val="20"/>
-              </w:rPr>
-              <w:t>3</w:t>
-            </w:r>
-          </w:p>
-        </w:tc>
-        <w:tc>
-          <w:tcPr>
-            <w:tcW w:type="dxa" w:w="1994"/>
-          </w:tcPr>
-          <w:p>
-            <w:r>
-              <w:rPr>
-                <w:rFonts w:ascii="Times New Roman" w:hAnsi="Times New Roman" w:eastAsia="宋体"/>
-                <w:b w:val="0"/>
-                <w:sz w:val="20"/>
-              </w:rPr>
-              <w:t>1428</w:t>
-            </w:r>
-          </w:p>
-        </w:tc>
-        <w:tc>
-          <w:tcPr>
-            <w:tcW w:type="dxa" w:w="1994"/>
-          </w:tcPr>
-          <w:p>
-            <w:r>
-              <w:rPr>
-                <w:rFonts w:ascii="Times New Roman" w:hAnsi="Times New Roman" w:eastAsia="宋体"/>
-                <w:b w:val="0"/>
-                <w:sz w:val="20"/>
-              </w:rPr>
-              <w:t>≥1000</w:t>
-            </w:r>
-          </w:p>
-        </w:tc>
-        <w:tc>
-          <w:tcPr>
-            <w:tcW w:type="dxa" w:w="1994"/>
-          </w:tcPr>
-          <w:p>
-            <w:r>
-              <w:rPr>
-                <w:rFonts w:ascii="Times New Roman" w:hAnsi="Times New Roman" w:eastAsia="宋体"/>
-                <w:b w:val="0"/>
-                <w:sz w:val="20"/>
-              </w:rPr>
-              <w:t>灭</w:t>
-            </w:r>
-          </w:p>
-        </w:tc>
-        <w:tc>
-          <w:tcPr>
-            <w:tcW w:type="dxa" w:w="1994"/>
-          </w:tcPr>
-          <w:p>
-            <w:r>
-              <w:rPr>
-                <w:rFonts w:ascii="Times New Roman" w:hAnsi="Times New Roman" w:eastAsia="宋体"/>
-                <w:b w:val="0"/>
-                <w:sz w:val="20"/>
-              </w:rPr>
-              <w:t>通过</w:t>
-            </w:r>
-          </w:p>
-        </w:tc>
-      </w:tr>
-      <w:tr>
-        <w:tc>
-          <w:tcPr>
-            <w:tcW w:type="dxa" w:w="1994"/>
-          </w:tcPr>
-          <w:p>
-            <w:r>
-              <w:rPr>
-                <w:rFonts w:ascii="Times New Roman" w:hAnsi="Times New Roman" w:eastAsia="宋体"/>
-                <w:b w:val="0"/>
-                <w:sz w:val="20"/>
-              </w:rPr>
-              <w:t>4</w:t>
-            </w:r>
-          </w:p>
-        </w:tc>
-        <w:tc>
-          <w:tcPr>
-            <w:tcW w:type="dxa" w:w="1994"/>
-          </w:tcPr>
-          <w:p>
-            <w:r>
-              <w:rPr>
-                <w:rFonts w:ascii="Times New Roman" w:hAnsi="Times New Roman" w:eastAsia="宋体"/>
-                <w:b w:val="0"/>
-                <w:sz w:val="20"/>
-              </w:rPr>
-              <w:t>1810</w:t>
-            </w:r>
-          </w:p>
-        </w:tc>
-        <w:tc>
-          <w:tcPr>
-            <w:tcW w:type="dxa" w:w="1994"/>
-          </w:tcPr>
-          <w:p>
-            <w:r>
-              <w:rPr>
-                <w:rFonts w:ascii="Times New Roman" w:hAnsi="Times New Roman" w:eastAsia="宋体"/>
-                <w:b w:val="0"/>
-                <w:sz w:val="20"/>
-              </w:rPr>
-              <w:t>≥1000</w:t>
-            </w:r>
-          </w:p>
-        </w:tc>
-        <w:tc>
-          <w:tcPr>
-            <w:tcW w:type="dxa" w:w="1994"/>
-          </w:tcPr>
-          <w:p>
-            <w:r>
-              <w:rPr>
-                <w:rFonts w:ascii="Times New Roman" w:hAnsi="Times New Roman" w:eastAsia="宋体"/>
-                <w:b w:val="0"/>
-                <w:sz w:val="20"/>
-              </w:rPr>
-              <w:t>灭</w:t>
-            </w:r>
-          </w:p>
-        </w:tc>
-        <w:tc>
-          <w:tcPr>
-            <w:tcW w:type="dxa" w:w="1994"/>
-          </w:tcPr>
-          <w:p>
-            <w:r>
-              <w:rPr>
-                <w:rFonts w:ascii="Times New Roman" w:hAnsi="Times New Roman" w:eastAsia="宋体"/>
-                <w:b w:val="0"/>
-                <w:sz w:val="20"/>
-              </w:rPr>
-              <w:t>通过</w:t>
-            </w:r>
-          </w:p>
-        </w:tc>
-      </w:tr>
-    </w:tbl>
+    <w:p>
+      <w:pPr>
+        <w:jc w:val="both"/>
+        <w:spacing w:line="300" w:lineRule="auto"/>
+        <w:ind w:firstLine="480"/>
+      </w:pPr>
+      <w:r>
+        <w:rPr>
+          <w:rFonts w:ascii="Times New Roman" w:hAnsi="Times New Roman" w:eastAsia="宋体"/>
+          <w:b w:val="0"/>
+          <w:sz w:val="24"/>
+        </w:rPr>
+        <w:t>LED自动控制测试：改变环境光照强度（遮挡/放开光敏电阻），观察LED状态变化。测试结果表明，当光照值低于1000 Lux时LED自动点亮，当光照值高于1000 Lux时LED自动熄灭，控制逻辑正确。</w:t>
+      </w:r>
+    </w:p>
+    <w:p>
+      <w:pPr>
+        <w:jc w:val="center"/>
+        <w:spacing w:line="300" w:lineRule="auto"/>
+      </w:pPr>
+      <w:r>
+        <w:rPr>
+          <w:rFonts w:ascii="Times New Roman" w:hAnsi="Times New Roman" w:eastAsia="宋体"/>
+          <w:b w:val="0"/>
+          <w:sz w:val="24"/>
+        </w:rPr>
+        <w:t>（此处插入LED自动控制测试截图）</w:t>
+      </w:r>
+    </w:p>
     <w:p>
       <w:pPr>
         <w:jc w:val="left"/>
@@ -4686,413 +1329,13 @@
           <w:b w:val="0"/>
           <w:sz w:val="24"/>
         </w:rPr>
-        <w:t>控制指令下发测试：</w:t>
+        <w:t>数据上报测试：监控下位机串口输出，观察MQTT数据上报过程。测试结果表明，数据上报周期为3秒，上报成功率为100%，OneNET平台返回code=200确认接收。</w:t>
       </w:r>
     </w:p>
-    <w:tbl>
-      <w:tblPr>
-        <w:tblStyle w:val="TableGrid"/>
-        <w:tblW w:type="auto" w:w="0"/>
-        <w:tblLook w:firstColumn="1" w:firstRow="1" w:lastColumn="0" w:lastRow="0" w:noHBand="0" w:noVBand="1" w:val="04A0"/>
-      </w:tblPr>
-      <w:tblGrid>
-        <w:gridCol w:w="1994"/>
-        <w:gridCol w:w="1994"/>
-        <w:gridCol w:w="1994"/>
-        <w:gridCol w:w="1994"/>
-        <w:gridCol w:w="1994"/>
-      </w:tblGrid>
-      <w:tr>
-        <w:tc>
-          <w:tcPr>
-            <w:tcW w:type="dxa" w:w="1994"/>
-          </w:tcPr>
-          <w:p>
-            <w:r>
-              <w:rPr>
-                <w:rFonts w:ascii="Times New Roman" w:hAnsi="Times New Roman" w:eastAsia="宋体"/>
-                <w:b/>
-                <w:sz w:val="20"/>
-              </w:rPr>
-              <w:t>测试编号</w:t>
-            </w:r>
-          </w:p>
-        </w:tc>
-        <w:tc>
-          <w:tcPr>
-            <w:tcW w:type="dxa" w:w="1994"/>
-          </w:tcPr>
-          <w:p>
-            <w:r>
-              <w:rPr>
-                <w:rFonts w:ascii="Times New Roman" w:hAnsi="Times New Roman" w:eastAsia="宋体"/>
-                <w:b/>
-                <w:sz w:val="20"/>
-              </w:rPr>
-              <w:t>操作</w:t>
-            </w:r>
-          </w:p>
-        </w:tc>
-        <w:tc>
-          <w:tcPr>
-            <w:tcW w:type="dxa" w:w="1994"/>
-          </w:tcPr>
-          <w:p>
-            <w:r>
-              <w:rPr>
-                <w:rFonts w:ascii="Times New Roman" w:hAnsi="Times New Roman" w:eastAsia="宋体"/>
-                <w:b/>
-                <w:sz w:val="20"/>
-              </w:rPr>
-              <w:t>OneNET响应码</w:t>
-            </w:r>
-          </w:p>
-        </w:tc>
-        <w:tc>
-          <w:tcPr>
-            <w:tcW w:type="dxa" w:w="1994"/>
-          </w:tcPr>
-          <w:p>
-            <w:r>
-              <w:rPr>
-                <w:rFonts w:ascii="Times New Roman" w:hAnsi="Times New Roman" w:eastAsia="宋体"/>
-                <w:b/>
-                <w:sz w:val="20"/>
-              </w:rPr>
-              <w:t>设备执行</w:t>
-            </w:r>
-          </w:p>
-        </w:tc>
-        <w:tc>
-          <w:tcPr>
-            <w:tcW w:type="dxa" w:w="1994"/>
-          </w:tcPr>
-          <w:p>
-            <w:r>
-              <w:rPr>
-                <w:rFonts w:ascii="Times New Roman" w:hAnsi="Times New Roman" w:eastAsia="宋体"/>
-                <w:b/>
-                <w:sz w:val="20"/>
-              </w:rPr>
-              <w:t>响应时间</w:t>
-            </w:r>
-          </w:p>
-        </w:tc>
-      </w:tr>
-      <w:tr>
-        <w:tc>
-          <w:tcPr>
-            <w:tcW w:type="dxa" w:w="1994"/>
-          </w:tcPr>
-          <w:p>
-            <w:r>
-              <w:rPr>
-                <w:rFonts w:ascii="Times New Roman" w:hAnsi="Times New Roman" w:eastAsia="宋体"/>
-                <w:b w:val="0"/>
-                <w:sz w:val="20"/>
-              </w:rPr>
-              <w:t>1</w:t>
-            </w:r>
-          </w:p>
-        </w:tc>
-        <w:tc>
-          <w:tcPr>
-            <w:tcW w:type="dxa" w:w="1994"/>
-          </w:tcPr>
-          <w:p>
-            <w:r>
-              <w:rPr>
-                <w:rFonts w:ascii="Times New Roman" w:hAnsi="Times New Roman" w:eastAsia="宋体"/>
-                <w:b w:val="0"/>
-                <w:sz w:val="20"/>
-              </w:rPr>
-              <w:t>fan_speed=500</w:t>
-            </w:r>
-          </w:p>
-        </w:tc>
-        <w:tc>
-          <w:tcPr>
-            <w:tcW w:type="dxa" w:w="1994"/>
-          </w:tcPr>
-          <w:p>
-            <w:r>
-              <w:rPr>
-                <w:rFonts w:ascii="Times New Roman" w:hAnsi="Times New Roman" w:eastAsia="宋体"/>
-                <w:b w:val="0"/>
-                <w:sz w:val="20"/>
-              </w:rPr>
-              <w:t>0</w:t>
-            </w:r>
-          </w:p>
-        </w:tc>
-        <w:tc>
-          <w:tcPr>
-            <w:tcW w:type="dxa" w:w="1994"/>
-          </w:tcPr>
-          <w:p>
-            <w:r>
-              <w:rPr>
-                <w:rFonts w:ascii="Times New Roman" w:hAnsi="Times New Roman" w:eastAsia="宋体"/>
-                <w:b w:val="0"/>
-                <w:sz w:val="20"/>
-              </w:rPr>
-              <w:t>成功</w:t>
-            </w:r>
-          </w:p>
-        </w:tc>
-        <w:tc>
-          <w:tcPr>
-            <w:tcW w:type="dxa" w:w="1994"/>
-          </w:tcPr>
-          <w:p>
-            <w:r>
-              <w:rPr>
-                <w:rFonts w:ascii="Times New Roman" w:hAnsi="Times New Roman" w:eastAsia="宋体"/>
-                <w:b w:val="0"/>
-                <w:sz w:val="20"/>
-              </w:rPr>
-              <w:t>1.2s</w:t>
-            </w:r>
-          </w:p>
-        </w:tc>
-      </w:tr>
-      <w:tr>
-        <w:tc>
-          <w:tcPr>
-            <w:tcW w:type="dxa" w:w="1994"/>
-          </w:tcPr>
-          <w:p>
-            <w:r>
-              <w:rPr>
-                <w:rFonts w:ascii="Times New Roman" w:hAnsi="Times New Roman" w:eastAsia="宋体"/>
-                <w:b w:val="0"/>
-                <w:sz w:val="20"/>
-              </w:rPr>
-              <w:t>2</w:t>
-            </w:r>
-          </w:p>
-        </w:tc>
-        <w:tc>
-          <w:tcPr>
-            <w:tcW w:type="dxa" w:w="1994"/>
-          </w:tcPr>
-          <w:p>
-            <w:r>
-              <w:rPr>
-                <w:rFonts w:ascii="Times New Roman" w:hAnsi="Times New Roman" w:eastAsia="宋体"/>
-                <w:b w:val="0"/>
-                <w:sz w:val="20"/>
-              </w:rPr>
-              <w:t>fan_speed=1000</w:t>
-            </w:r>
-          </w:p>
-        </w:tc>
-        <w:tc>
-          <w:tcPr>
-            <w:tcW w:type="dxa" w:w="1994"/>
-          </w:tcPr>
-          <w:p>
-            <w:r>
-              <w:rPr>
-                <w:rFonts w:ascii="Times New Roman" w:hAnsi="Times New Roman" w:eastAsia="宋体"/>
-                <w:b w:val="0"/>
-                <w:sz w:val="20"/>
-              </w:rPr>
-              <w:t>0</w:t>
-            </w:r>
-          </w:p>
-        </w:tc>
-        <w:tc>
-          <w:tcPr>
-            <w:tcW w:type="dxa" w:w="1994"/>
-          </w:tcPr>
-          <w:p>
-            <w:r>
-              <w:rPr>
-                <w:rFonts w:ascii="Times New Roman" w:hAnsi="Times New Roman" w:eastAsia="宋体"/>
-                <w:b w:val="0"/>
-                <w:sz w:val="20"/>
-              </w:rPr>
-              <w:t>成功</w:t>
-            </w:r>
-          </w:p>
-        </w:tc>
-        <w:tc>
-          <w:tcPr>
-            <w:tcW w:type="dxa" w:w="1994"/>
-          </w:tcPr>
-          <w:p>
-            <w:r>
-              <w:rPr>
-                <w:rFonts w:ascii="Times New Roman" w:hAnsi="Times New Roman" w:eastAsia="宋体"/>
-                <w:b w:val="0"/>
-                <w:sz w:val="20"/>
-              </w:rPr>
-              <w:t>1.5s</w:t>
-            </w:r>
-          </w:p>
-        </w:tc>
-      </w:tr>
-      <w:tr>
-        <w:tc>
-          <w:tcPr>
-            <w:tcW w:type="dxa" w:w="1994"/>
-          </w:tcPr>
-          <w:p>
-            <w:r>
-              <w:rPr>
-                <w:rFonts w:ascii="Times New Roman" w:hAnsi="Times New Roman" w:eastAsia="宋体"/>
-                <w:b w:val="0"/>
-                <w:sz w:val="20"/>
-              </w:rPr>
-              <w:t>3</w:t>
-            </w:r>
-          </w:p>
-        </w:tc>
-        <w:tc>
-          <w:tcPr>
-            <w:tcW w:type="dxa" w:w="1994"/>
-          </w:tcPr>
-          <w:p>
-            <w:r>
-              <w:rPr>
-                <w:rFonts w:ascii="Times New Roman" w:hAnsi="Times New Roman" w:eastAsia="宋体"/>
-                <w:b w:val="0"/>
-                <w:sz w:val="20"/>
-              </w:rPr>
-              <w:t>fan_speed=0</w:t>
-            </w:r>
-          </w:p>
-        </w:tc>
-        <w:tc>
-          <w:tcPr>
-            <w:tcW w:type="dxa" w:w="1994"/>
-          </w:tcPr>
-          <w:p>
-            <w:r>
-              <w:rPr>
-                <w:rFonts w:ascii="Times New Roman" w:hAnsi="Times New Roman" w:eastAsia="宋体"/>
-                <w:b w:val="0"/>
-                <w:sz w:val="20"/>
-              </w:rPr>
-              <w:t>0</w:t>
-            </w:r>
-          </w:p>
-        </w:tc>
-        <w:tc>
-          <w:tcPr>
-            <w:tcW w:type="dxa" w:w="1994"/>
-          </w:tcPr>
-          <w:p>
-            <w:r>
-              <w:rPr>
-                <w:rFonts w:ascii="Times New Roman" w:hAnsi="Times New Roman" w:eastAsia="宋体"/>
-                <w:b w:val="0"/>
-                <w:sz w:val="20"/>
-              </w:rPr>
-              <w:t>成功</w:t>
-            </w:r>
-          </w:p>
-        </w:tc>
-        <w:tc>
-          <w:tcPr>
-            <w:tcW w:type="dxa" w:w="1994"/>
-          </w:tcPr>
-          <w:p>
-            <w:r>
-              <w:rPr>
-                <w:rFonts w:ascii="Times New Roman" w:hAnsi="Times New Roman" w:eastAsia="宋体"/>
-                <w:b w:val="0"/>
-                <w:sz w:val="20"/>
-              </w:rPr>
-              <w:t>1.3s</w:t>
-            </w:r>
-          </w:p>
-        </w:tc>
-      </w:tr>
-      <w:tr>
-        <w:tc>
-          <w:tcPr>
-            <w:tcW w:type="dxa" w:w="1994"/>
-          </w:tcPr>
-          <w:p>
-            <w:r>
-              <w:rPr>
-                <w:rFonts w:ascii="Times New Roman" w:hAnsi="Times New Roman" w:eastAsia="宋体"/>
-                <w:b w:val="0"/>
-                <w:sz w:val="20"/>
-              </w:rPr>
-              <w:t>4</w:t>
-            </w:r>
-          </w:p>
-        </w:tc>
-        <w:tc>
-          <w:tcPr>
-            <w:tcW w:type="dxa" w:w="1994"/>
-          </w:tcPr>
-          <w:p>
-            <w:r>
-              <w:rPr>
-                <w:rFonts w:ascii="Times New Roman" w:hAnsi="Times New Roman" w:eastAsia="宋体"/>
-                <w:b w:val="0"/>
-                <w:sz w:val="20"/>
-              </w:rPr>
-              <w:t>fan_speed=750</w:t>
-            </w:r>
-          </w:p>
-        </w:tc>
-        <w:tc>
-          <w:tcPr>
-            <w:tcW w:type="dxa" w:w="1994"/>
-          </w:tcPr>
-          <w:p>
-            <w:r>
-              <w:rPr>
-                <w:rFonts w:ascii="Times New Roman" w:hAnsi="Times New Roman" w:eastAsia="宋体"/>
-                <w:b w:val="0"/>
-                <w:sz w:val="20"/>
-              </w:rPr>
-              <w:t>10411</w:t>
-            </w:r>
-          </w:p>
-        </w:tc>
-        <w:tc>
-          <w:tcPr>
-            <w:tcW w:type="dxa" w:w="1994"/>
-          </w:tcPr>
-          <w:p>
-            <w:r>
-              <w:rPr>
-                <w:rFonts w:ascii="Times New Roman" w:hAnsi="Times New Roman" w:eastAsia="宋体"/>
-                <w:b w:val="0"/>
-                <w:sz w:val="20"/>
-              </w:rPr>
-              <w:t>成功(已送达)</w:t>
-            </w:r>
-          </w:p>
-        </w:tc>
-        <w:tc>
-          <w:tcPr>
-            <w:tcW w:type="dxa" w:w="1994"/>
-          </w:tcPr>
-          <w:p>
-            <w:r>
-              <w:rPr>
-                <w:rFonts w:ascii="Times New Roman" w:hAnsi="Times New Roman" w:eastAsia="宋体"/>
-                <w:b w:val="0"/>
-                <w:sz w:val="20"/>
-              </w:rPr>
-              <w:t>6.5s</w:t>
-            </w:r>
-          </w:p>
-        </w:tc>
-      </w:tr>
-    </w:tbl>
     <w:p>
       <w:pPr>
-        <w:jc w:val="both"/>
+        <w:jc w:val="center"/>
         <w:spacing w:line="300" w:lineRule="auto"/>
-        <w:ind w:firstLine="480"/>
       </w:pPr>
       <w:r>
         <w:rPr>
@@ -5100,7 +1343,36 @@
           <w:b w:val="0"/>
           <w:sz w:val="24"/>
         </w:rPr>
-        <w:t>分析：code=0表示设备在超时时间内回复，code=10411表示指令已送达但回复超时，两种情况下设备都能正确执行。</w:t>
+        <w:t>（此处插入数据上报串口输出截图）</w:t>
+      </w:r>
+    </w:p>
+    <w:p>
+      <w:pPr>
+        <w:jc w:val="both"/>
+        <w:spacing w:line="300" w:lineRule="auto"/>
+        <w:ind w:firstLine="480"/>
+      </w:pPr>
+      <w:r>
+        <w:rPr>
+          <w:rFonts w:ascii="Times New Roman" w:hAnsi="Times New Roman" w:eastAsia="宋体"/>
+          <w:b w:val="0"/>
+          <w:sz w:val="24"/>
+        </w:rPr>
+        <w:t>控制指令下发测试：通过Django上位机下发控制指令，监控OneNET响应和下位机执行情况。测试结果表明，当OneNET返回code=0时，设备在超时时间内回复set_reply，响应时间约1.2~1.5秒；当返回code=10411时，表示指令已送达但设备回复超时，响应时间约6.5秒，两种情况下设备都能正确执行控制指令。</w:t>
+      </w:r>
+    </w:p>
+    <w:p>
+      <w:pPr>
+        <w:jc w:val="center"/>
+        <w:spacing w:line="300" w:lineRule="auto"/>
+      </w:pPr>
+      <w:r>
+        <w:rPr>
+          <w:rFonts w:ascii="Times New Roman" w:hAnsi="Times New Roman" w:eastAsia="宋体"/>
+          <w:b w:val="0"/>
+          <w:sz w:val="24"/>
+        </w:rPr>
+        <w:t>（此处插入控制指令下发测试截图）</w:t>
       </w:r>
     </w:p>
     <w:p>
@@ -5114,408 +1386,9 @@
           <w:b/>
           <w:sz w:val="24"/>
         </w:rPr>
-        <w:t>4.5 温度预测功能测试</w:t>
+        <w:t>4.5 Web界面功能测试</w:t>
       </w:r>
     </w:p>
-    <w:tbl>
-      <w:tblPr>
-        <w:tblStyle w:val="TableGrid"/>
-        <w:tblW w:type="auto" w:w="0"/>
-        <w:tblLook w:firstColumn="1" w:firstRow="1" w:lastColumn="0" w:lastRow="0" w:noHBand="0" w:noVBand="1" w:val="04A0"/>
-      </w:tblPr>
-      <w:tblGrid>
-        <w:gridCol w:w="1994"/>
-        <w:gridCol w:w="1994"/>
-        <w:gridCol w:w="1994"/>
-        <w:gridCol w:w="1994"/>
-        <w:gridCol w:w="1994"/>
-      </w:tblGrid>
-      <w:tr>
-        <w:tc>
-          <w:tcPr>
-            <w:tcW w:type="dxa" w:w="1994"/>
-          </w:tcPr>
-          <w:p>
-            <w:r>
-              <w:rPr>
-                <w:rFonts w:ascii="Times New Roman" w:hAnsi="Times New Roman" w:eastAsia="宋体"/>
-                <w:b/>
-                <w:sz w:val="20"/>
-              </w:rPr>
-              <w:t>测试编号</w:t>
-            </w:r>
-          </w:p>
-        </w:tc>
-        <w:tc>
-          <w:tcPr>
-            <w:tcW w:type="dxa" w:w="1994"/>
-          </w:tcPr>
-          <w:p>
-            <w:r>
-              <w:rPr>
-                <w:rFonts w:ascii="Times New Roman" w:hAnsi="Times New Roman" w:eastAsia="宋体"/>
-                <w:b/>
-                <w:sz w:val="20"/>
-              </w:rPr>
-              <w:t>当前温度(°C)</w:t>
-            </w:r>
-          </w:p>
-        </w:tc>
-        <w:tc>
-          <w:tcPr>
-            <w:tcW w:type="dxa" w:w="1994"/>
-          </w:tcPr>
-          <w:p>
-            <w:r>
-              <w:rPr>
-                <w:rFonts w:ascii="Times New Roman" w:hAnsi="Times New Roman" w:eastAsia="宋体"/>
-                <w:b/>
-                <w:sz w:val="20"/>
-              </w:rPr>
-              <w:t>预测温度(°C)</w:t>
-            </w:r>
-          </w:p>
-        </w:tc>
-        <w:tc>
-          <w:tcPr>
-            <w:tcW w:type="dxa" w:w="1994"/>
-          </w:tcPr>
-          <w:p>
-            <w:r>
-              <w:rPr>
-                <w:rFonts w:ascii="Times New Roman" w:hAnsi="Times New Roman" w:eastAsia="宋体"/>
-                <w:b/>
-                <w:sz w:val="20"/>
-              </w:rPr>
-              <w:t>实际下一温度(°C)</w:t>
-            </w:r>
-          </w:p>
-        </w:tc>
-        <w:tc>
-          <w:tcPr>
-            <w:tcW w:type="dxa" w:w="1994"/>
-          </w:tcPr>
-          <w:p>
-            <w:r>
-              <w:rPr>
-                <w:rFonts w:ascii="Times New Roman" w:hAnsi="Times New Roman" w:eastAsia="宋体"/>
-                <w:b/>
-                <w:sz w:val="20"/>
-              </w:rPr>
-              <w:t>预测误差</w:t>
-            </w:r>
-          </w:p>
-        </w:tc>
-      </w:tr>
-      <w:tr>
-        <w:tc>
-          <w:tcPr>
-            <w:tcW w:type="dxa" w:w="1994"/>
-          </w:tcPr>
-          <w:p>
-            <w:r>
-              <w:rPr>
-                <w:rFonts w:ascii="Times New Roman" w:hAnsi="Times New Roman" w:eastAsia="宋体"/>
-                <w:b w:val="0"/>
-                <w:sz w:val="20"/>
-              </w:rPr>
-              <w:t>1</w:t>
-            </w:r>
-          </w:p>
-        </w:tc>
-        <w:tc>
-          <w:tcPr>
-            <w:tcW w:type="dxa" w:w="1994"/>
-          </w:tcPr>
-          <w:p>
-            <w:r>
-              <w:rPr>
-                <w:rFonts w:ascii="Times New Roman" w:hAnsi="Times New Roman" w:eastAsia="宋体"/>
-                <w:b w:val="0"/>
-                <w:sz w:val="20"/>
-              </w:rPr>
-              <w:t>24.8</w:t>
-            </w:r>
-          </w:p>
-        </w:tc>
-        <w:tc>
-          <w:tcPr>
-            <w:tcW w:type="dxa" w:w="1994"/>
-          </w:tcPr>
-          <w:p>
-            <w:r>
-              <w:rPr>
-                <w:rFonts w:ascii="Times New Roman" w:hAnsi="Times New Roman" w:eastAsia="宋体"/>
-                <w:b w:val="0"/>
-                <w:sz w:val="20"/>
-              </w:rPr>
-              <w:t>25.0</w:t>
-            </w:r>
-          </w:p>
-        </w:tc>
-        <w:tc>
-          <w:tcPr>
-            <w:tcW w:type="dxa" w:w="1994"/>
-          </w:tcPr>
-          <w:p>
-            <w:r>
-              <w:rPr>
-                <w:rFonts w:ascii="Times New Roman" w:hAnsi="Times New Roman" w:eastAsia="宋体"/>
-                <w:b w:val="0"/>
-                <w:sz w:val="20"/>
-              </w:rPr>
-              <w:t>25.1</w:t>
-            </w:r>
-          </w:p>
-        </w:tc>
-        <w:tc>
-          <w:tcPr>
-            <w:tcW w:type="dxa" w:w="1994"/>
-          </w:tcPr>
-          <w:p>
-            <w:r>
-              <w:rPr>
-                <w:rFonts w:ascii="Times New Roman" w:hAnsi="Times New Roman" w:eastAsia="宋体"/>
-                <w:b w:val="0"/>
-                <w:sz w:val="20"/>
-              </w:rPr>
-              <w:t>0.1°C</w:t>
-            </w:r>
-          </w:p>
-        </w:tc>
-      </w:tr>
-      <w:tr>
-        <w:tc>
-          <w:tcPr>
-            <w:tcW w:type="dxa" w:w="1994"/>
-          </w:tcPr>
-          <w:p>
-            <w:r>
-              <w:rPr>
-                <w:rFonts w:ascii="Times New Roman" w:hAnsi="Times New Roman" w:eastAsia="宋体"/>
-                <w:b w:val="0"/>
-                <w:sz w:val="20"/>
-              </w:rPr>
-              <w:t>2</w:t>
-            </w:r>
-          </w:p>
-        </w:tc>
-        <w:tc>
-          <w:tcPr>
-            <w:tcW w:type="dxa" w:w="1994"/>
-          </w:tcPr>
-          <w:p>
-            <w:r>
-              <w:rPr>
-                <w:rFonts w:ascii="Times New Roman" w:hAnsi="Times New Roman" w:eastAsia="宋体"/>
-                <w:b w:val="0"/>
-                <w:sz w:val="20"/>
-              </w:rPr>
-              <w:t>25.1</w:t>
-            </w:r>
-          </w:p>
-        </w:tc>
-        <w:tc>
-          <w:tcPr>
-            <w:tcW w:type="dxa" w:w="1994"/>
-          </w:tcPr>
-          <w:p>
-            <w:r>
-              <w:rPr>
-                <w:rFonts w:ascii="Times New Roman" w:hAnsi="Times New Roman" w:eastAsia="宋体"/>
-                <w:b w:val="0"/>
-                <w:sz w:val="20"/>
-              </w:rPr>
-              <w:t>25.3</w:t>
-            </w:r>
-          </w:p>
-        </w:tc>
-        <w:tc>
-          <w:tcPr>
-            <w:tcW w:type="dxa" w:w="1994"/>
-          </w:tcPr>
-          <w:p>
-            <w:r>
-              <w:rPr>
-                <w:rFonts w:ascii="Times New Roman" w:hAnsi="Times New Roman" w:eastAsia="宋体"/>
-                <w:b w:val="0"/>
-                <w:sz w:val="20"/>
-              </w:rPr>
-              <w:t>25.3</w:t>
-            </w:r>
-          </w:p>
-        </w:tc>
-        <w:tc>
-          <w:tcPr>
-            <w:tcW w:type="dxa" w:w="1994"/>
-          </w:tcPr>
-          <w:p>
-            <w:r>
-              <w:rPr>
-                <w:rFonts w:ascii="Times New Roman" w:hAnsi="Times New Roman" w:eastAsia="宋体"/>
-                <w:b w:val="0"/>
-                <w:sz w:val="20"/>
-              </w:rPr>
-              <w:t>0.0°C</w:t>
-            </w:r>
-          </w:p>
-        </w:tc>
-      </w:tr>
-      <w:tr>
-        <w:tc>
-          <w:tcPr>
-            <w:tcW w:type="dxa" w:w="1994"/>
-          </w:tcPr>
-          <w:p>
-            <w:r>
-              <w:rPr>
-                <w:rFonts w:ascii="Times New Roman" w:hAnsi="Times New Roman" w:eastAsia="宋体"/>
-                <w:b w:val="0"/>
-                <w:sz w:val="20"/>
-              </w:rPr>
-              <w:t>3</w:t>
-            </w:r>
-          </w:p>
-        </w:tc>
-        <w:tc>
-          <w:tcPr>
-            <w:tcW w:type="dxa" w:w="1994"/>
-          </w:tcPr>
-          <w:p>
-            <w:r>
-              <w:rPr>
-                <w:rFonts w:ascii="Times New Roman" w:hAnsi="Times New Roman" w:eastAsia="宋体"/>
-                <w:b w:val="0"/>
-                <w:sz w:val="20"/>
-              </w:rPr>
-              <w:t>25.3</w:t>
-            </w:r>
-          </w:p>
-        </w:tc>
-        <w:tc>
-          <w:tcPr>
-            <w:tcW w:type="dxa" w:w="1994"/>
-          </w:tcPr>
-          <w:p>
-            <w:r>
-              <w:rPr>
-                <w:rFonts w:ascii="Times New Roman" w:hAnsi="Times New Roman" w:eastAsia="宋体"/>
-                <w:b w:val="0"/>
-                <w:sz w:val="20"/>
-              </w:rPr>
-              <w:t>25.5</w:t>
-            </w:r>
-          </w:p>
-        </w:tc>
-        <w:tc>
-          <w:tcPr>
-            <w:tcW w:type="dxa" w:w="1994"/>
-          </w:tcPr>
-          <w:p>
-            <w:r>
-              <w:rPr>
-                <w:rFonts w:ascii="Times New Roman" w:hAnsi="Times New Roman" w:eastAsia="宋体"/>
-                <w:b w:val="0"/>
-                <w:sz w:val="20"/>
-              </w:rPr>
-              <w:t>25.8</w:t>
-            </w:r>
-          </w:p>
-        </w:tc>
-        <w:tc>
-          <w:tcPr>
-            <w:tcW w:type="dxa" w:w="1994"/>
-          </w:tcPr>
-          <w:p>
-            <w:r>
-              <w:rPr>
-                <w:rFonts w:ascii="Times New Roman" w:hAnsi="Times New Roman" w:eastAsia="宋体"/>
-                <w:b w:val="0"/>
-                <w:sz w:val="20"/>
-              </w:rPr>
-              <w:t>0.3°C</w:t>
-            </w:r>
-          </w:p>
-        </w:tc>
-      </w:tr>
-      <w:tr>
-        <w:tc>
-          <w:tcPr>
-            <w:tcW w:type="dxa" w:w="1994"/>
-          </w:tcPr>
-          <w:p>
-            <w:r>
-              <w:rPr>
-                <w:rFonts w:ascii="Times New Roman" w:hAnsi="Times New Roman" w:eastAsia="宋体"/>
-                <w:b w:val="0"/>
-                <w:sz w:val="20"/>
-              </w:rPr>
-              <w:t>4</w:t>
-            </w:r>
-          </w:p>
-        </w:tc>
-        <w:tc>
-          <w:tcPr>
-            <w:tcW w:type="dxa" w:w="1994"/>
-          </w:tcPr>
-          <w:p>
-            <w:r>
-              <w:rPr>
-                <w:rFonts w:ascii="Times New Roman" w:hAnsi="Times New Roman" w:eastAsia="宋体"/>
-                <w:b w:val="0"/>
-                <w:sz w:val="20"/>
-              </w:rPr>
-              <w:t>26.2</w:t>
-            </w:r>
-          </w:p>
-        </w:tc>
-        <w:tc>
-          <w:tcPr>
-            <w:tcW w:type="dxa" w:w="1994"/>
-          </w:tcPr>
-          <w:p>
-            <w:r>
-              <w:rPr>
-                <w:rFonts w:ascii="Times New Roman" w:hAnsi="Times New Roman" w:eastAsia="宋体"/>
-                <w:b w:val="0"/>
-                <w:sz w:val="20"/>
-              </w:rPr>
-              <w:t>26.4</w:t>
-            </w:r>
-          </w:p>
-        </w:tc>
-        <w:tc>
-          <w:tcPr>
-            <w:tcW w:type="dxa" w:w="1994"/>
-          </w:tcPr>
-          <w:p>
-            <w:r>
-              <w:rPr>
-                <w:rFonts w:ascii="Times New Roman" w:hAnsi="Times New Roman" w:eastAsia="宋体"/>
-                <w:b w:val="0"/>
-                <w:sz w:val="20"/>
-              </w:rPr>
-              <w:t>26.2</w:t>
-            </w:r>
-          </w:p>
-        </w:tc>
-        <w:tc>
-          <w:tcPr>
-            <w:tcW w:type="dxa" w:w="1994"/>
-          </w:tcPr>
-          <w:p>
-            <w:r>
-              <w:rPr>
-                <w:rFonts w:ascii="Times New Roman" w:hAnsi="Times New Roman" w:eastAsia="宋体"/>
-                <w:b w:val="0"/>
-                <w:sz w:val="20"/>
-              </w:rPr>
-              <w:t>0.2°C</w:t>
-            </w:r>
-          </w:p>
-        </w:tc>
-      </w:tr>
-    </w:tbl>
     <w:p>
       <w:pPr>
         <w:jc w:val="both"/>
@@ -5528,7 +1401,21 @@
           <w:b w:val="0"/>
           <w:sz w:val="24"/>
         </w:rPr>
-        <w:t>分析：预测误差范围0.0~0.3°C，平均误差约0.16°C，精度满足实际应用需求。</w:t>
+        <w:t>打开浏览器访问http://127.0.0.1:8000/，观察页面数据更新。测试结果表明，温度卡片显示当前温度值，光照卡片显示当前光照值，风扇卡片显示当前转速，LED卡片显示亮/灭状态，连接状态显示"●已连接"，风扇控制按钮点击后高亮状态正确切换，温度趋势图能够实时绘制温度变化曲线，所有功能均正常工作。</w:t>
+      </w:r>
+    </w:p>
+    <w:p>
+      <w:pPr>
+        <w:jc w:val="center"/>
+        <w:spacing w:line="300" w:lineRule="auto"/>
+      </w:pPr>
+      <w:r>
+        <w:rPr>
+          <w:rFonts w:ascii="Times New Roman" w:hAnsi="Times New Roman" w:eastAsia="宋体"/>
+          <w:b w:val="0"/>
+          <w:sz w:val="24"/>
+        </w:rPr>
+        <w:t>（此处插入Web界面截图）</w:t>
       </w:r>
     </w:p>
     <w:p>
@@ -5542,394 +1429,38 @@
           <w:b/>
           <w:sz w:val="24"/>
         </w:rPr>
-        <w:t>4.6 性能测试</w:t>
+        <w:t>4.6 温度预测功能测试</w:t>
       </w:r>
     </w:p>
-    <w:tbl>
-      <w:tblPr>
-        <w:tblStyle w:val="TableGrid"/>
-        <w:tblW w:type="auto" w:w="0"/>
-        <w:tblLook w:firstColumn="1" w:firstRow="1" w:lastColumn="0" w:lastRow="0" w:noHBand="0" w:noVBand="1" w:val="04A0"/>
-      </w:tblPr>
-      <w:tblGrid>
-        <w:gridCol w:w="2493"/>
-        <w:gridCol w:w="2493"/>
-        <w:gridCol w:w="2493"/>
-        <w:gridCol w:w="2493"/>
-      </w:tblGrid>
-      <w:tr>
-        <w:tc>
-          <w:tcPr>
-            <w:tcW w:type="dxa" w:w="2493"/>
-          </w:tcPr>
-          <w:p>
-            <w:r>
-              <w:rPr>
-                <w:rFonts w:ascii="Times New Roman" w:hAnsi="Times New Roman" w:eastAsia="宋体"/>
-                <w:b/>
-                <w:sz w:val="20"/>
-              </w:rPr>
-              <w:t>指标</w:t>
-            </w:r>
-          </w:p>
-        </w:tc>
-        <w:tc>
-          <w:tcPr>
-            <w:tcW w:type="dxa" w:w="2493"/>
-          </w:tcPr>
-          <w:p>
-            <w:r>
-              <w:rPr>
-                <w:rFonts w:ascii="Times New Roman" w:hAnsi="Times New Roman" w:eastAsia="宋体"/>
-                <w:b/>
-                <w:sz w:val="20"/>
-              </w:rPr>
-              <w:t>目标值</w:t>
-            </w:r>
-          </w:p>
-        </w:tc>
-        <w:tc>
-          <w:tcPr>
-            <w:tcW w:type="dxa" w:w="2493"/>
-          </w:tcPr>
-          <w:p>
-            <w:r>
-              <w:rPr>
-                <w:rFonts w:ascii="Times New Roman" w:hAnsi="Times New Roman" w:eastAsia="宋体"/>
-                <w:b/>
-                <w:sz w:val="20"/>
-              </w:rPr>
-              <w:t>实际值</w:t>
-            </w:r>
-          </w:p>
-        </w:tc>
-        <w:tc>
-          <w:tcPr>
-            <w:tcW w:type="dxa" w:w="2493"/>
-          </w:tcPr>
-          <w:p>
-            <w:r>
-              <w:rPr>
-                <w:rFonts w:ascii="Times New Roman" w:hAnsi="Times New Roman" w:eastAsia="宋体"/>
-                <w:b/>
-                <w:sz w:val="20"/>
-              </w:rPr>
-              <w:t>结果</w:t>
-            </w:r>
-          </w:p>
-        </w:tc>
-      </w:tr>
-      <w:tr>
-        <w:tc>
-          <w:tcPr>
-            <w:tcW w:type="dxa" w:w="2493"/>
-          </w:tcPr>
-          <w:p>
-            <w:r>
-              <w:rPr>
-                <w:rFonts w:ascii="Times New Roman" w:hAnsi="Times New Roman" w:eastAsia="宋体"/>
-                <w:b w:val="0"/>
-                <w:sz w:val="20"/>
-              </w:rPr>
-              <w:t>数据轮询间隔</w:t>
-            </w:r>
-          </w:p>
-        </w:tc>
-        <w:tc>
-          <w:tcPr>
-            <w:tcW w:type="dxa" w:w="2493"/>
-          </w:tcPr>
-          <w:p>
-            <w:r>
-              <w:rPr>
-                <w:rFonts w:ascii="Times New Roman" w:hAnsi="Times New Roman" w:eastAsia="宋体"/>
-                <w:b w:val="0"/>
-                <w:sz w:val="20"/>
-              </w:rPr>
-              <w:t>3秒</w:t>
-            </w:r>
-          </w:p>
-        </w:tc>
-        <w:tc>
-          <w:tcPr>
-            <w:tcW w:type="dxa" w:w="2493"/>
-          </w:tcPr>
-          <w:p>
-            <w:r>
-              <w:rPr>
-                <w:rFonts w:ascii="Times New Roman" w:hAnsi="Times New Roman" w:eastAsia="宋体"/>
-                <w:b w:val="0"/>
-                <w:sz w:val="20"/>
-              </w:rPr>
-              <w:t>3秒</w:t>
-            </w:r>
-          </w:p>
-        </w:tc>
-        <w:tc>
-          <w:tcPr>
-            <w:tcW w:type="dxa" w:w="2493"/>
-          </w:tcPr>
-          <w:p>
-            <w:r>
-              <w:rPr>
-                <w:rFonts w:ascii="Times New Roman" w:hAnsi="Times New Roman" w:eastAsia="宋体"/>
-                <w:b w:val="0"/>
-                <w:sz w:val="20"/>
-              </w:rPr>
-              <w:t>达标</w:t>
-            </w:r>
-          </w:p>
-        </w:tc>
-      </w:tr>
-      <w:tr>
-        <w:tc>
-          <w:tcPr>
-            <w:tcW w:type="dxa" w:w="2493"/>
-          </w:tcPr>
-          <w:p>
-            <w:r>
-              <w:rPr>
-                <w:rFonts w:ascii="Times New Roman" w:hAnsi="Times New Roman" w:eastAsia="宋体"/>
-                <w:b w:val="0"/>
-                <w:sz w:val="20"/>
-              </w:rPr>
-              <w:t>控制响应时间</w:t>
-            </w:r>
-          </w:p>
-        </w:tc>
-        <w:tc>
-          <w:tcPr>
-            <w:tcW w:type="dxa" w:w="2493"/>
-          </w:tcPr>
-          <w:p>
-            <w:r>
-              <w:rPr>
-                <w:rFonts w:ascii="Times New Roman" w:hAnsi="Times New Roman" w:eastAsia="宋体"/>
-                <w:b w:val="0"/>
-                <w:sz w:val="20"/>
-              </w:rPr>
-              <w:t>&lt;10秒</w:t>
-            </w:r>
-          </w:p>
-        </w:tc>
-        <w:tc>
-          <w:tcPr>
-            <w:tcW w:type="dxa" w:w="2493"/>
-          </w:tcPr>
-          <w:p>
-            <w:r>
-              <w:rPr>
-                <w:rFonts w:ascii="Times New Roman" w:hAnsi="Times New Roman" w:eastAsia="宋体"/>
-                <w:b w:val="0"/>
-                <w:sz w:val="20"/>
-              </w:rPr>
-              <w:t>1.2~6.5秒</w:t>
-            </w:r>
-          </w:p>
-        </w:tc>
-        <w:tc>
-          <w:tcPr>
-            <w:tcW w:type="dxa" w:w="2493"/>
-          </w:tcPr>
-          <w:p>
-            <w:r>
-              <w:rPr>
-                <w:rFonts w:ascii="Times New Roman" w:hAnsi="Times New Roman" w:eastAsia="宋体"/>
-                <w:b w:val="0"/>
-                <w:sz w:val="20"/>
-              </w:rPr>
-              <w:t>达标</w:t>
-            </w:r>
-          </w:p>
-        </w:tc>
-      </w:tr>
-      <w:tr>
-        <w:tc>
-          <w:tcPr>
-            <w:tcW w:type="dxa" w:w="2493"/>
-          </w:tcPr>
-          <w:p>
-            <w:r>
-              <w:rPr>
-                <w:rFonts w:ascii="Times New Roman" w:hAnsi="Times New Roman" w:eastAsia="宋体"/>
-                <w:b w:val="0"/>
-                <w:sz w:val="20"/>
-              </w:rPr>
-              <w:t>页面加载时间</w:t>
-            </w:r>
-          </w:p>
-        </w:tc>
-        <w:tc>
-          <w:tcPr>
-            <w:tcW w:type="dxa" w:w="2493"/>
-          </w:tcPr>
-          <w:p>
-            <w:r>
-              <w:rPr>
-                <w:rFonts w:ascii="Times New Roman" w:hAnsi="Times New Roman" w:eastAsia="宋体"/>
-                <w:b w:val="0"/>
-                <w:sz w:val="20"/>
-              </w:rPr>
-              <w:t>&lt;2秒</w:t>
-            </w:r>
-          </w:p>
-        </w:tc>
-        <w:tc>
-          <w:tcPr>
-            <w:tcW w:type="dxa" w:w="2493"/>
-          </w:tcPr>
-          <w:p>
-            <w:r>
-              <w:rPr>
-                <w:rFonts w:ascii="Times New Roman" w:hAnsi="Times New Roman" w:eastAsia="宋体"/>
-                <w:b w:val="0"/>
-                <w:sz w:val="20"/>
-              </w:rPr>
-              <w:t>0.8秒</w:t>
-            </w:r>
-          </w:p>
-        </w:tc>
-        <w:tc>
-          <w:tcPr>
-            <w:tcW w:type="dxa" w:w="2493"/>
-          </w:tcPr>
-          <w:p>
-            <w:r>
-              <w:rPr>
-                <w:rFonts w:ascii="Times New Roman" w:hAnsi="Times New Roman" w:eastAsia="宋体"/>
-                <w:b w:val="0"/>
-                <w:sz w:val="20"/>
-              </w:rPr>
-              <w:t>达标</w:t>
-            </w:r>
-          </w:p>
-        </w:tc>
-      </w:tr>
-      <w:tr>
-        <w:tc>
-          <w:tcPr>
-            <w:tcW w:type="dxa" w:w="2493"/>
-          </w:tcPr>
-          <w:p>
-            <w:r>
-              <w:rPr>
-                <w:rFonts w:ascii="Times New Roman" w:hAnsi="Times New Roman" w:eastAsia="宋体"/>
-                <w:b w:val="0"/>
-                <w:sz w:val="20"/>
-              </w:rPr>
-              <w:t>预测响应时间</w:t>
-            </w:r>
-          </w:p>
-        </w:tc>
-        <w:tc>
-          <w:tcPr>
-            <w:tcW w:type="dxa" w:w="2493"/>
-          </w:tcPr>
-          <w:p>
-            <w:r>
-              <w:rPr>
-                <w:rFonts w:ascii="Times New Roman" w:hAnsi="Times New Roman" w:eastAsia="宋体"/>
-                <w:b w:val="0"/>
-                <w:sz w:val="20"/>
-              </w:rPr>
-              <w:t>&lt;2秒</w:t>
-            </w:r>
-          </w:p>
-        </w:tc>
-        <w:tc>
-          <w:tcPr>
-            <w:tcW w:type="dxa" w:w="2493"/>
-          </w:tcPr>
-          <w:p>
-            <w:r>
-              <w:rPr>
-                <w:rFonts w:ascii="Times New Roman" w:hAnsi="Times New Roman" w:eastAsia="宋体"/>
-                <w:b w:val="0"/>
-                <w:sz w:val="20"/>
-              </w:rPr>
-              <w:t>0.3秒</w:t>
-            </w:r>
-          </w:p>
-        </w:tc>
-        <w:tc>
-          <w:tcPr>
-            <w:tcW w:type="dxa" w:w="2493"/>
-          </w:tcPr>
-          <w:p>
-            <w:r>
-              <w:rPr>
-                <w:rFonts w:ascii="Times New Roman" w:hAnsi="Times New Roman" w:eastAsia="宋体"/>
-                <w:b w:val="0"/>
-                <w:sz w:val="20"/>
-              </w:rPr>
-              <w:t>达标</w:t>
-            </w:r>
-          </w:p>
-        </w:tc>
-      </w:tr>
-      <w:tr>
-        <w:tc>
-          <w:tcPr>
-            <w:tcW w:type="dxa" w:w="2493"/>
-          </w:tcPr>
-          <w:p>
-            <w:r>
-              <w:rPr>
-                <w:rFonts w:ascii="Times New Roman" w:hAnsi="Times New Roman" w:eastAsia="宋体"/>
-                <w:b w:val="0"/>
-                <w:sz w:val="20"/>
-              </w:rPr>
-              <w:t>历史数据存储</w:t>
-            </w:r>
-          </w:p>
-        </w:tc>
-        <w:tc>
-          <w:tcPr>
-            <w:tcW w:type="dxa" w:w="2493"/>
-          </w:tcPr>
-          <w:p>
-            <w:r>
-              <w:rPr>
-                <w:rFonts w:ascii="Times New Roman" w:hAnsi="Times New Roman" w:eastAsia="宋体"/>
-                <w:b w:val="0"/>
-                <w:sz w:val="20"/>
-              </w:rPr>
-              <w:t>500条</w:t>
-            </w:r>
-          </w:p>
-        </w:tc>
-        <w:tc>
-          <w:tcPr>
-            <w:tcW w:type="dxa" w:w="2493"/>
-          </w:tcPr>
-          <w:p>
-            <w:r>
-              <w:rPr>
-                <w:rFonts w:ascii="Times New Roman" w:hAnsi="Times New Roman" w:eastAsia="宋体"/>
-                <w:b w:val="0"/>
-                <w:sz w:val="20"/>
-              </w:rPr>
-              <w:t>500条</w:t>
-            </w:r>
-          </w:p>
-        </w:tc>
-        <w:tc>
-          <w:tcPr>
-            <w:tcW w:type="dxa" w:w="2493"/>
-          </w:tcPr>
-          <w:p>
-            <w:r>
-              <w:rPr>
-                <w:rFonts w:ascii="Times New Roman" w:hAnsi="Times New Roman" w:eastAsia="宋体"/>
-                <w:b w:val="0"/>
-                <w:sz w:val="20"/>
-              </w:rPr>
-              <w:t>达标</w:t>
-            </w:r>
-          </w:p>
-        </w:tc>
-      </w:tr>
-    </w:tbl>
+    <w:p>
+      <w:pPr>
+        <w:jc w:val="both"/>
+        <w:spacing w:line="300" w:lineRule="auto"/>
+        <w:ind w:firstLine="480"/>
+      </w:pPr>
+      <w:r>
+        <w:rPr>
+          <w:rFonts w:ascii="Times New Roman" w:hAnsi="Times New Roman" w:eastAsia="宋体"/>
+          <w:b w:val="0"/>
+          <w:sz w:val="24"/>
+        </w:rPr>
+        <w:t>调用/api/predict/接口获取预测结果，与实际值进行对比。测试结果表明，当当前温度为24.8°C时，预测温度为25.0°C，实际下一温度为25.1°C，预测误差0.1°C；当当前温度为25.1°C时，预测温度为25.3°C，实际下一温度为25.3°C，预测误差0.0°C；当当前温度为25.3°C时，预测温度为25.5°C，实际下一温度为25.8°C，预测误差0.3°C；当当前温度为26.2°C时，预测温度为26.4°C，实际下一温度为26.2°C，预测误差0.2°C。预测误差范围为0.0~0.3°C，平均误差约0.16°C，精度满足实际应用需求。</w:t>
+      </w:r>
+    </w:p>
+    <w:p>
+      <w:pPr>
+        <w:jc w:val="center"/>
+        <w:spacing w:line="300" w:lineRule="auto"/>
+      </w:pPr>
+      <w:r>
+        <w:rPr>
+          <w:rFonts w:ascii="Times New Roman" w:hAnsi="Times New Roman" w:eastAsia="宋体"/>
+          <w:b w:val="0"/>
+          <w:sz w:val="24"/>
+        </w:rPr>
+        <w:t>（此处插入温度预测测试截图）</w:t>
+      </w:r>
+    </w:p>
     <w:p>
       <w:pPr>
         <w:jc w:val="left"/>
@@ -5941,518 +1472,9 @@
           <w:b/>
           <w:sz w:val="24"/>
         </w:rPr>
-        <w:t>4.7 测试总结</w:t>
+        <w:t>4.7 性能测试</w:t>
       </w:r>
     </w:p>
-    <w:tbl>
-      <w:tblPr>
-        <w:tblStyle w:val="TableGrid"/>
-        <w:tblW w:type="auto" w:w="0"/>
-        <w:tblLook w:firstColumn="1" w:firstRow="1" w:lastColumn="0" w:lastRow="0" w:noHBand="0" w:noVBand="1" w:val="04A0"/>
-      </w:tblPr>
-      <w:tblGrid>
-        <w:gridCol w:w="2493"/>
-        <w:gridCol w:w="2493"/>
-        <w:gridCol w:w="2493"/>
-        <w:gridCol w:w="2493"/>
-      </w:tblGrid>
-      <w:tr>
-        <w:tc>
-          <w:tcPr>
-            <w:tcW w:type="dxa" w:w="2493"/>
-          </w:tcPr>
-          <w:p>
-            <w:r>
-              <w:rPr>
-                <w:rFonts w:ascii="Times New Roman" w:hAnsi="Times New Roman" w:eastAsia="宋体"/>
-                <w:b/>
-                <w:sz w:val="20"/>
-              </w:rPr>
-              <w:t>测试类别</w:t>
-            </w:r>
-          </w:p>
-        </w:tc>
-        <w:tc>
-          <w:tcPr>
-            <w:tcW w:type="dxa" w:w="2493"/>
-          </w:tcPr>
-          <w:p>
-            <w:r>
-              <w:rPr>
-                <w:rFonts w:ascii="Times New Roman" w:hAnsi="Times New Roman" w:eastAsia="宋体"/>
-                <w:b/>
-                <w:sz w:val="20"/>
-              </w:rPr>
-              <w:t>测试用例数</w:t>
-            </w:r>
-          </w:p>
-        </w:tc>
-        <w:tc>
-          <w:tcPr>
-            <w:tcW w:type="dxa" w:w="2493"/>
-          </w:tcPr>
-          <w:p>
-            <w:r>
-              <w:rPr>
-                <w:rFonts w:ascii="Times New Roman" w:hAnsi="Times New Roman" w:eastAsia="宋体"/>
-                <w:b/>
-                <w:sz w:val="20"/>
-              </w:rPr>
-              <w:t>通过数</w:t>
-            </w:r>
-          </w:p>
-        </w:tc>
-        <w:tc>
-          <w:tcPr>
-            <w:tcW w:type="dxa" w:w="2493"/>
-          </w:tcPr>
-          <w:p>
-            <w:r>
-              <w:rPr>
-                <w:rFonts w:ascii="Times New Roman" w:hAnsi="Times New Roman" w:eastAsia="宋体"/>
-                <w:b/>
-                <w:sz w:val="20"/>
-              </w:rPr>
-              <w:t>通过率</w:t>
-            </w:r>
-          </w:p>
-        </w:tc>
-      </w:tr>
-      <w:tr>
-        <w:tc>
-          <w:tcPr>
-            <w:tcW w:type="dxa" w:w="2493"/>
-          </w:tcPr>
-          <w:p>
-            <w:r>
-              <w:rPr>
-                <w:rFonts w:ascii="Times New Roman" w:hAnsi="Times New Roman" w:eastAsia="宋体"/>
-                <w:b w:val="0"/>
-                <w:sz w:val="20"/>
-              </w:rPr>
-              <w:t>传感器数据采集</w:t>
-            </w:r>
-          </w:p>
-        </w:tc>
-        <w:tc>
-          <w:tcPr>
-            <w:tcW w:type="dxa" w:w="2493"/>
-          </w:tcPr>
-          <w:p>
-            <w:r>
-              <w:rPr>
-                <w:rFonts w:ascii="Times New Roman" w:hAnsi="Times New Roman" w:eastAsia="宋体"/>
-                <w:b w:val="0"/>
-                <w:sz w:val="20"/>
-              </w:rPr>
-              <w:t>2</w:t>
-            </w:r>
-          </w:p>
-        </w:tc>
-        <w:tc>
-          <w:tcPr>
-            <w:tcW w:type="dxa" w:w="2493"/>
-          </w:tcPr>
-          <w:p>
-            <w:r>
-              <w:rPr>
-                <w:rFonts w:ascii="Times New Roman" w:hAnsi="Times New Roman" w:eastAsia="宋体"/>
-                <w:b w:val="0"/>
-                <w:sz w:val="20"/>
-              </w:rPr>
-              <w:t>2</w:t>
-            </w:r>
-          </w:p>
-        </w:tc>
-        <w:tc>
-          <w:tcPr>
-            <w:tcW w:type="dxa" w:w="2493"/>
-          </w:tcPr>
-          <w:p>
-            <w:r>
-              <w:rPr>
-                <w:rFonts w:ascii="Times New Roman" w:hAnsi="Times New Roman" w:eastAsia="宋体"/>
-                <w:b w:val="0"/>
-                <w:sz w:val="20"/>
-              </w:rPr>
-              <w:t>100%</w:t>
-            </w:r>
-          </w:p>
-        </w:tc>
-      </w:tr>
-      <w:tr>
-        <w:tc>
-          <w:tcPr>
-            <w:tcW w:type="dxa" w:w="2493"/>
-          </w:tcPr>
-          <w:p>
-            <w:r>
-              <w:rPr>
-                <w:rFonts w:ascii="Times New Roman" w:hAnsi="Times New Roman" w:eastAsia="宋体"/>
-                <w:b w:val="0"/>
-                <w:sz w:val="20"/>
-              </w:rPr>
-              <w:t>设备控制</w:t>
-            </w:r>
-          </w:p>
-        </w:tc>
-        <w:tc>
-          <w:tcPr>
-            <w:tcW w:type="dxa" w:w="2493"/>
-          </w:tcPr>
-          <w:p>
-            <w:r>
-              <w:rPr>
-                <w:rFonts w:ascii="Times New Roman" w:hAnsi="Times New Roman" w:eastAsia="宋体"/>
-                <w:b w:val="0"/>
-                <w:sz w:val="20"/>
-              </w:rPr>
-              <w:t>2</w:t>
-            </w:r>
-          </w:p>
-        </w:tc>
-        <w:tc>
-          <w:tcPr>
-            <w:tcW w:type="dxa" w:w="2493"/>
-          </w:tcPr>
-          <w:p>
-            <w:r>
-              <w:rPr>
-                <w:rFonts w:ascii="Times New Roman" w:hAnsi="Times New Roman" w:eastAsia="宋体"/>
-                <w:b w:val="0"/>
-                <w:sz w:val="20"/>
-              </w:rPr>
-              <w:t>2</w:t>
-            </w:r>
-          </w:p>
-        </w:tc>
-        <w:tc>
-          <w:tcPr>
-            <w:tcW w:type="dxa" w:w="2493"/>
-          </w:tcPr>
-          <w:p>
-            <w:r>
-              <w:rPr>
-                <w:rFonts w:ascii="Times New Roman" w:hAnsi="Times New Roman" w:eastAsia="宋体"/>
-                <w:b w:val="0"/>
-                <w:sz w:val="20"/>
-              </w:rPr>
-              <w:t>100%</w:t>
-            </w:r>
-          </w:p>
-        </w:tc>
-      </w:tr>
-      <w:tr>
-        <w:tc>
-          <w:tcPr>
-            <w:tcW w:type="dxa" w:w="2493"/>
-          </w:tcPr>
-          <w:p>
-            <w:r>
-              <w:rPr>
-                <w:rFonts w:ascii="Times New Roman" w:hAnsi="Times New Roman" w:eastAsia="宋体"/>
-                <w:b w:val="0"/>
-                <w:sz w:val="20"/>
-              </w:rPr>
-              <w:t>OneNET通信</w:t>
-            </w:r>
-          </w:p>
-        </w:tc>
-        <w:tc>
-          <w:tcPr>
-            <w:tcW w:type="dxa" w:w="2493"/>
-          </w:tcPr>
-          <w:p>
-            <w:r>
-              <w:rPr>
-                <w:rFonts w:ascii="Times New Roman" w:hAnsi="Times New Roman" w:eastAsia="宋体"/>
-                <w:b w:val="0"/>
-                <w:sz w:val="20"/>
-              </w:rPr>
-              <w:t>2</w:t>
-            </w:r>
-          </w:p>
-        </w:tc>
-        <w:tc>
-          <w:tcPr>
-            <w:tcW w:type="dxa" w:w="2493"/>
-          </w:tcPr>
-          <w:p>
-            <w:r>
-              <w:rPr>
-                <w:rFonts w:ascii="Times New Roman" w:hAnsi="Times New Roman" w:eastAsia="宋体"/>
-                <w:b w:val="0"/>
-                <w:sz w:val="20"/>
-              </w:rPr>
-              <w:t>2</w:t>
-            </w:r>
-          </w:p>
-        </w:tc>
-        <w:tc>
-          <w:tcPr>
-            <w:tcW w:type="dxa" w:w="2493"/>
-          </w:tcPr>
-          <w:p>
-            <w:r>
-              <w:rPr>
-                <w:rFonts w:ascii="Times New Roman" w:hAnsi="Times New Roman" w:eastAsia="宋体"/>
-                <w:b w:val="0"/>
-                <w:sz w:val="20"/>
-              </w:rPr>
-              <w:t>100%</w:t>
-            </w:r>
-          </w:p>
-        </w:tc>
-      </w:tr>
-      <w:tr>
-        <w:tc>
-          <w:tcPr>
-            <w:tcW w:type="dxa" w:w="2493"/>
-          </w:tcPr>
-          <w:p>
-            <w:r>
-              <w:rPr>
-                <w:rFonts w:ascii="Times New Roman" w:hAnsi="Times New Roman" w:eastAsia="宋体"/>
-                <w:b w:val="0"/>
-                <w:sz w:val="20"/>
-              </w:rPr>
-              <w:t>Web界面功能</w:t>
-            </w:r>
-          </w:p>
-        </w:tc>
-        <w:tc>
-          <w:tcPr>
-            <w:tcW w:type="dxa" w:w="2493"/>
-          </w:tcPr>
-          <w:p>
-            <w:r>
-              <w:rPr>
-                <w:rFonts w:ascii="Times New Roman" w:hAnsi="Times New Roman" w:eastAsia="宋体"/>
-                <w:b w:val="0"/>
-                <w:sz w:val="20"/>
-              </w:rPr>
-              <w:t>1</w:t>
-            </w:r>
-          </w:p>
-        </w:tc>
-        <w:tc>
-          <w:tcPr>
-            <w:tcW w:type="dxa" w:w="2493"/>
-          </w:tcPr>
-          <w:p>
-            <w:r>
-              <w:rPr>
-                <w:rFonts w:ascii="Times New Roman" w:hAnsi="Times New Roman" w:eastAsia="宋体"/>
-                <w:b w:val="0"/>
-                <w:sz w:val="20"/>
-              </w:rPr>
-              <w:t>1</w:t>
-            </w:r>
-          </w:p>
-        </w:tc>
-        <w:tc>
-          <w:tcPr>
-            <w:tcW w:type="dxa" w:w="2493"/>
-          </w:tcPr>
-          <w:p>
-            <w:r>
-              <w:rPr>
-                <w:rFonts w:ascii="Times New Roman" w:hAnsi="Times New Roman" w:eastAsia="宋体"/>
-                <w:b w:val="0"/>
-                <w:sz w:val="20"/>
-              </w:rPr>
-              <w:t>100%</w:t>
-            </w:r>
-          </w:p>
-        </w:tc>
-      </w:tr>
-      <w:tr>
-        <w:tc>
-          <w:tcPr>
-            <w:tcW w:type="dxa" w:w="2493"/>
-          </w:tcPr>
-          <w:p>
-            <w:r>
-              <w:rPr>
-                <w:rFonts w:ascii="Times New Roman" w:hAnsi="Times New Roman" w:eastAsia="宋体"/>
-                <w:b w:val="0"/>
-                <w:sz w:val="20"/>
-              </w:rPr>
-              <w:t>温度预测</w:t>
-            </w:r>
-          </w:p>
-        </w:tc>
-        <w:tc>
-          <w:tcPr>
-            <w:tcW w:type="dxa" w:w="2493"/>
-          </w:tcPr>
-          <w:p>
-            <w:r>
-              <w:rPr>
-                <w:rFonts w:ascii="Times New Roman" w:hAnsi="Times New Roman" w:eastAsia="宋体"/>
-                <w:b w:val="0"/>
-                <w:sz w:val="20"/>
-              </w:rPr>
-              <w:t>1</w:t>
-            </w:r>
-          </w:p>
-        </w:tc>
-        <w:tc>
-          <w:tcPr>
-            <w:tcW w:type="dxa" w:w="2493"/>
-          </w:tcPr>
-          <w:p>
-            <w:r>
-              <w:rPr>
-                <w:rFonts w:ascii="Times New Roman" w:hAnsi="Times New Roman" w:eastAsia="宋体"/>
-                <w:b w:val="0"/>
-                <w:sz w:val="20"/>
-              </w:rPr>
-              <w:t>1</w:t>
-            </w:r>
-          </w:p>
-        </w:tc>
-        <w:tc>
-          <w:tcPr>
-            <w:tcW w:type="dxa" w:w="2493"/>
-          </w:tcPr>
-          <w:p>
-            <w:r>
-              <w:rPr>
-                <w:rFonts w:ascii="Times New Roman" w:hAnsi="Times New Roman" w:eastAsia="宋体"/>
-                <w:b w:val="0"/>
-                <w:sz w:val="20"/>
-              </w:rPr>
-              <w:t>100%</w:t>
-            </w:r>
-          </w:p>
-        </w:tc>
-      </w:tr>
-      <w:tr>
-        <w:tc>
-          <w:tcPr>
-            <w:tcW w:type="dxa" w:w="2493"/>
-          </w:tcPr>
-          <w:p>
-            <w:r>
-              <w:rPr>
-                <w:rFonts w:ascii="Times New Roman" w:hAnsi="Times New Roman" w:eastAsia="宋体"/>
-                <w:b w:val="0"/>
-                <w:sz w:val="20"/>
-              </w:rPr>
-              <w:t>性能测试</w:t>
-            </w:r>
-          </w:p>
-        </w:tc>
-        <w:tc>
-          <w:tcPr>
-            <w:tcW w:type="dxa" w:w="2493"/>
-          </w:tcPr>
-          <w:p>
-            <w:r>
-              <w:rPr>
-                <w:rFonts w:ascii="Times New Roman" w:hAnsi="Times New Roman" w:eastAsia="宋体"/>
-                <w:b w:val="0"/>
-                <w:sz w:val="20"/>
-              </w:rPr>
-              <w:t>1</w:t>
-            </w:r>
-          </w:p>
-        </w:tc>
-        <w:tc>
-          <w:tcPr>
-            <w:tcW w:type="dxa" w:w="2493"/>
-          </w:tcPr>
-          <w:p>
-            <w:r>
-              <w:rPr>
-                <w:rFonts w:ascii="Times New Roman" w:hAnsi="Times New Roman" w:eastAsia="宋体"/>
-                <w:b w:val="0"/>
-                <w:sz w:val="20"/>
-              </w:rPr>
-              <w:t>1</w:t>
-            </w:r>
-          </w:p>
-        </w:tc>
-        <w:tc>
-          <w:tcPr>
-            <w:tcW w:type="dxa" w:w="2493"/>
-          </w:tcPr>
-          <w:p>
-            <w:r>
-              <w:rPr>
-                <w:rFonts w:ascii="Times New Roman" w:hAnsi="Times New Roman" w:eastAsia="宋体"/>
-                <w:b w:val="0"/>
-                <w:sz w:val="20"/>
-              </w:rPr>
-              <w:t>100%</w:t>
-            </w:r>
-          </w:p>
-        </w:tc>
-      </w:tr>
-      <w:tr>
-        <w:tc>
-          <w:tcPr>
-            <w:tcW w:type="dxa" w:w="2493"/>
-          </w:tcPr>
-          <w:p>
-            <w:r>
-              <w:rPr>
-                <w:rFonts w:ascii="Times New Roman" w:hAnsi="Times New Roman" w:eastAsia="宋体"/>
-                <w:b w:val="0"/>
-                <w:sz w:val="20"/>
-              </w:rPr>
-              <w:t>总计</w:t>
-            </w:r>
-          </w:p>
-        </w:tc>
-        <w:tc>
-          <w:tcPr>
-            <w:tcW w:type="dxa" w:w="2493"/>
-          </w:tcPr>
-          <w:p>
-            <w:r>
-              <w:rPr>
-                <w:rFonts w:ascii="Times New Roman" w:hAnsi="Times New Roman" w:eastAsia="宋体"/>
-                <w:b w:val="0"/>
-                <w:sz w:val="20"/>
-              </w:rPr>
-              <w:t>9</w:t>
-            </w:r>
-          </w:p>
-        </w:tc>
-        <w:tc>
-          <w:tcPr>
-            <w:tcW w:type="dxa" w:w="2493"/>
-          </w:tcPr>
-          <w:p>
-            <w:r>
-              <w:rPr>
-                <w:rFonts w:ascii="Times New Roman" w:hAnsi="Times New Roman" w:eastAsia="宋体"/>
-                <w:b w:val="0"/>
-                <w:sz w:val="20"/>
-              </w:rPr>
-              <w:t>9</w:t>
-            </w:r>
-          </w:p>
-        </w:tc>
-        <w:tc>
-          <w:tcPr>
-            <w:tcW w:type="dxa" w:w="2493"/>
-          </w:tcPr>
-          <w:p>
-            <w:r>
-              <w:rPr>
-                <w:rFonts w:ascii="Times New Roman" w:hAnsi="Times New Roman" w:eastAsia="宋体"/>
-                <w:b w:val="0"/>
-                <w:sz w:val="20"/>
-              </w:rPr>
-              <w:t>100%</w:t>
-            </w:r>
-          </w:p>
-        </w:tc>
-      </w:tr>
-    </w:tbl>
     <w:p>
       <w:pPr>
         <w:jc w:val="both"/>
@@ -6465,7 +1487,36 @@
           <w:b w:val="0"/>
           <w:sz w:val="24"/>
         </w:rPr>
-        <w:t>经过全面测试，系统各项功能均正常运行，达到了设计目标。</w:t>
+        <w:t>性能测试结果如下：数据轮询间隔目标值3秒，实际值3秒，达标；控制响应时间目标值&lt;10秒，实际值1.2~6.5秒，达标；页面加载时间目标值&lt;2秒，实际值0.8秒，达标；预测响应时间目标值&lt;2秒，实际值0.3秒，达标；历史数据存储目标值500条，实际值500条，达标。</w:t>
+      </w:r>
+    </w:p>
+    <w:p>
+      <w:pPr>
+        <w:jc w:val="left"/>
+        <w:spacing w:line="300" w:lineRule="auto"/>
+      </w:pPr>
+      <w:r>
+        <w:rPr>
+          <w:rFonts w:ascii="Times New Roman" w:hAnsi="Times New Roman" w:eastAsia="宋体"/>
+          <w:b/>
+          <w:sz w:val="24"/>
+        </w:rPr>
+        <w:t>4.8 测试总结</w:t>
+      </w:r>
+    </w:p>
+    <w:p>
+      <w:pPr>
+        <w:jc w:val="both"/>
+        <w:spacing w:line="300" w:lineRule="auto"/>
+        <w:ind w:firstLine="480"/>
+      </w:pPr>
+      <w:r>
+        <w:rPr>
+          <w:rFonts w:ascii="Times New Roman" w:hAnsi="Times New Roman" w:eastAsia="宋体"/>
+          <w:b w:val="0"/>
+          <w:sz w:val="24"/>
+        </w:rPr>
+        <w:t>经过全面测试，系统各项功能均正常运行。传感器数据采集测试2个用例全部通过，设备控制测试2个用例全部通过，OneNET通信测试2个用例全部通过，Web界面功能测试1个用例通过，温度预测功能测试1个用例通过，性能测试1个用例通过，总计9个测试用例通过率为100%，达到了设计目标。</w:t>
       </w:r>
     </w:p>
     <w:p>
@@ -6523,7 +1574,7 @@
           <w:b w:val="0"/>
           <w:sz w:val="24"/>
         </w:rPr>
-        <w:t>（1）完成了STM32下位机的硬件设计和软件开发，实现了DHT11温度传感器、光照传感器的数据采集，以及风扇PWM调速、LED自动控制等执行器的驱动；</w:t>
+        <w:t>（1）完成了STM32下位机的硬件设计和软件开发，实现了DHT11温度传感器、光照传感器的数据采集，以及风扇PWM调速、LED自动控制等执行器的驱动。</w:t>
       </w:r>
     </w:p>
     <w:p>
@@ -6538,7 +1589,7 @@
           <w:b w:val="0"/>
           <w:sz w:val="24"/>
         </w:rPr>
-        <w:t>（2）完成了ESP8266 WiFi模块的MQTT通信对接，实现了与OneNET物联网平台的稳定连接和数据交互；</w:t>
+        <w:t>（2）完成了ESP8266 WiFi模块的MQTT通信对接，实现了与OneNET物联网平台的稳定连接和数据交互。</w:t>
       </w:r>
     </w:p>
     <w:p>
@@ -6553,7 +1604,7 @@
           <w:b w:val="0"/>
           <w:sz w:val="24"/>
         </w:rPr>
-        <w:t>（3）完成了Django上位机的开发，实现了OneNET HTTP API的封装、传感器数据的轮询展示、设备远程控制等功能；</w:t>
+        <w:t>（3）完成了Django上位机的开发，实现了OneNET HTTP API的封装、传感器数据的轮询展示、设备远程控制等功能。</w:t>
       </w:r>
     </w:p>
     <w:p>
@@ -6685,7 +1736,7 @@
           <w:b/>
           <w:sz w:val="24"/>
         </w:rPr>
-        <w:t>5.3 未来展望</w:t>
+        <w:t>5.4 未来展望</w:t>
       </w:r>
     </w:p>
     <w:p>
@@ -6700,7 +1751,7 @@
           <w:b w:val="0"/>
           <w:sz w:val="24"/>
         </w:rPr>
-        <w:t>（1）增加更多传感器类型，如烟雾检测、人体红外感应等，扩展安防功能；</w:t>
+        <w:t>由于时间限制，本系统还可以在以下方面进行改进：</w:t>
       </w:r>
     </w:p>
     <w:p>
@@ -6715,7 +1766,7 @@
           <w:b w:val="0"/>
           <w:sz w:val="24"/>
         </w:rPr>
-        <w:t>（2）引入深度学习算法（如LSTM），提高温度预测精度；</w:t>
+        <w:t>（1）增加更多传感器类型，如烟雾检测、人体红外感应等，扩展安防功能。</w:t>
       </w:r>
     </w:p>
     <w:p>
@@ -6730,7 +1781,22 @@
           <w:b w:val="0"/>
           <w:sz w:val="24"/>
         </w:rPr>
-        <w:t>（3）开发移动端APP，提供更便捷的控制体验；</w:t>
+        <w:t>（2）引入深度学习算法（如LSTM），提高温度预测精度。</w:t>
+      </w:r>
+    </w:p>
+    <w:p>
+      <w:pPr>
+        <w:jc w:val="both"/>
+        <w:spacing w:line="300" w:lineRule="auto"/>
+        <w:ind w:firstLine="480"/>
+      </w:pPr>
+      <w:r>
+        <w:rPr>
+          <w:rFonts w:ascii="Times New Roman" w:hAnsi="Times New Roman" w:eastAsia="宋体"/>
+          <w:b w:val="0"/>
+          <w:sz w:val="24"/>
+        </w:rPr>
+        <w:t>（3）开发移动端APP，提供更便捷的控制体验。</w:t>
       </w:r>
     </w:p>
     <w:p>
